--- a/exercises/Bài tập 030 - Some Any.docx
+++ b/exercises/Bài tập 030 - Some Any.docx
@@ -1,1244 +1,7695 @@
 
 <file path=word/document.xml><?xml version="1.0" encoding="utf-8"?>
-<w:document xmlns:wpc="http://schemas.microsoft.com/office/word/2010/wordprocessingCanvas" xmlns:cx="http://schemas.microsoft.com/office/drawing/2014/chartex" xmlns:cx1="http://schemas.microsoft.com/office/drawing/2015/9/8/chartex" xmlns:cx2="http://schemas.microsoft.com/office/drawing/2015/10/21/chartex" xmlns:cx3="http://schemas.microsoft.com/office/drawing/2016/5/9/chartex" xmlns:cx4="http://schemas.microsoft.com/office/drawing/2016/5/10/chartex" xmlns:cx5="http://schemas.microsoft.com/office/drawing/2016/5/11/chartex" xmlns:cx6="http://schemas.microsoft.com/office/drawing/2016/5/12/chartex" xmlns:cx7="http://schemas.microsoft.com/office/drawing/2016/5/13/chartex" xmlns:cx8="http://schemas.microsoft.com/office/drawing/2016/5/14/chartex" xmlns:mc="http://schemas.openxmlformats.org/markup-compatibility/2006" xmlns:aink="http://schemas.microsoft.com/office/drawing/2016/ink" xmlns:am3d="http://schemas.microsoft.com/office/drawing/2017/model3d" xmlns:o="urn:schemas-microsoft-com:office:office" xmlns:oel="http://schemas.microsoft.com/office/2019/extlst" xmlns:r="http://schemas.openxmlformats.org/officeDocument/2006/relationships" xmlns:m="http://schemas.openxmlformats.org/officeDocument/2006/math" xmlns:v="urn:schemas-microsoft-com:vml" xmlns:wp14="http://schemas.microsoft.com/office/word/2010/wordprocessingDrawing" xmlns:wp="http://schemas.openxmlformats.org/drawingml/2006/wordprocessingDrawing" xmlns:w10="urn:schemas-microsoft-com:office:word" xmlns:w="http://schemas.openxmlformats.org/wordprocessingml/2006/main" xmlns:w14="http://schemas.microsoft.com/office/word/2010/wordml" xmlns:w15="http://schemas.microsoft.com/office/word/2012/wordml" xmlns:w16cei="http://schemas.microsoft.com/office/word/2026/wordml/cei" xmlns:w16cex="http://schemas.microsoft.com/office/word/2018/wordml/cex" xmlns:w16cid="http://schemas.microsoft.com/office/word/2016/wordml/cid" xmlns:w16="http://schemas.microsoft.com/office/word/2018/wordml" xmlns:w16du="http://schemas.microsoft.com/office/word/2023/wordml/word16du" xmlns:w16sdtdh="http://schemas.microsoft.com/office/word/2020/wordml/sdtdatahash" xmlns:w16sdtfl="http://schemas.microsoft.com/office/word/2024/wordml/sdtformatlock" xmlns:w16se="http://schemas.microsoft.com/office/word/2015/wordml/symex" xmlns:wpg="http://schemas.microsoft.com/office/word/2010/wordprocessingGroup" xmlns:wpi="http://schemas.microsoft.com/office/word/2010/wordprocessingInk" xmlns:wne="http://schemas.microsoft.com/office/word/2006/wordml" xmlns:wps="http://schemas.microsoft.com/office/word/2010/wordprocessingShape" mc:Ignorable="w14 w15 w16se w16cid w16 w16cex w16sdtdh w16sdtfl w16du wp14">
+<w:document xmlns:wpc="http://schemas.microsoft.com/office/word/2010/wordprocessingCanvas" xmlns:cx="http://schemas.microsoft.com/office/drawing/2014/chartex" xmlns:cx1="http://schemas.microsoft.com/office/drawing/2015/9/8/chartex" xmlns:cx2="http://schemas.microsoft.com/office/drawing/2015/10/21/chartex" xmlns:cx3="http://schemas.microsoft.com/office/drawing/2016/5/9/chartex" xmlns:cx4="http://schemas.microsoft.com/office/drawing/2016/5/10/chartex" xmlns:cx5="http://schemas.microsoft.com/office/drawing/2016/5/11/chartex" xmlns:cx6="http://schemas.microsoft.com/office/drawing/2016/5/12/chartex" xmlns:cx7="http://schemas.microsoft.com/office/drawing/2016/5/13/chartex" xmlns:cx8="http://schemas.microsoft.com/office/drawing/2016/5/14/chartex" xmlns:mc="http://schemas.openxmlformats.org/markup-compatibility/2006" xmlns:aink="http://schemas.microsoft.com/office/drawing/2016/ink" xmlns:am3d="http://schemas.microsoft.com/office/drawing/2017/model3d" xmlns:o="urn:schemas-microsoft-com:office:office" xmlns:oel="http://schemas.microsoft.com/office/2019/extlst" xmlns:r="http://schemas.openxmlformats.org/officeDocument/2006/relationships" xmlns:m="http://schemas.openxmlformats.org/officeDocument/2006/math" xmlns:v="urn:schemas-microsoft-com:vml" xmlns:wp14="http://schemas.microsoft.com/office/word/2010/wordprocessingDrawing" xmlns:wp="http://schemas.openxmlformats.org/drawingml/2006/wordprocessingDrawing" xmlns:w10="urn:schemas-microsoft-com:office:word" xmlns:w="http://schemas.openxmlformats.org/wordprocessingml/2006/main" xmlns:w14="http://schemas.microsoft.com/office/word/2010/wordml" xmlns:w15="http://schemas.microsoft.com/office/word/2012/wordml" xmlns:w16cex="http://schemas.microsoft.com/office/word/2018/wordml/cex" xmlns:w16cid="http://schemas.microsoft.com/office/word/2016/wordml/cid" xmlns:w16="http://schemas.microsoft.com/office/word/2018/wordml" xmlns:w16du="http://schemas.microsoft.com/office/word/2023/wordml/word16du" xmlns:w16sdtdh="http://schemas.microsoft.com/office/word/2020/wordml/sdtdatahash" xmlns:w16sdtfl="http://schemas.microsoft.com/office/word/2024/wordml/sdtformatlock" xmlns:w16se="http://schemas.microsoft.com/office/word/2015/wordml/symex" xmlns:wpg="http://schemas.microsoft.com/office/word/2010/wordprocessingGroup" xmlns:wpi="http://schemas.microsoft.com/office/word/2010/wordprocessingInk" xmlns:wne="http://schemas.microsoft.com/office/word/2006/wordml" xmlns:wps="http://schemas.microsoft.com/office/word/2010/wordprocessingShape" mc:Ignorable="w14 w15 w16se w16cid w16 w16cex w16sdtdh w16sdtfl w16du wp14">
   <w:body>
     <w:p>
       <w:pPr>
-        <w:pStyle w:val="Title"/>
-        <w:keepNext/>
+        <w:keepNext/>
+        <w:shd w:val="clear" w:color="000000" w:fill="auto"/>
+        <w:spacing w:after="240"/>
         <w:jc w:val="center"/>
-      </w:pPr>
-      <w:r>
+        <w:rPr>
+          <w:rFonts w:eastAsiaTheme="majorEastAsia"/>
+          <w:b/>
+          <w:color w:val="000000"/>
+          <w:spacing w:val="-10"/>
+          <w:kern w:val="28"/>
+          <w:sz w:val="32"/>
+          <w:szCs w:val="56"/>
+        </w:rPr>
+      </w:pPr>
+      <w:r>
+        <w:rPr>
+          <w:rFonts w:eastAsiaTheme="majorEastAsia"/>
+          <w:b/>
+          <w:color w:val="000000"/>
+          <w:spacing w:val="-10"/>
+          <w:kern w:val="28"/>
+          <w:sz w:val="32"/>
+          <w:szCs w:val="56"/>
+        </w:rPr>
         <w:t>BÀI TẬP NGÀY 30</w:t>
       </w:r>
     </w:p>
     <w:p>
       <w:pPr>
-        <w:pStyle w:val="Title"/>
-        <w:keepNext/>
+        <w:keepNext/>
+        <w:shd w:val="clear" w:color="000000" w:fill="auto"/>
+        <w:spacing w:after="200"/>
         <w:jc w:val="center"/>
-      </w:pPr>
-      <w:r>
+        <w:rPr>
+          <w:rFonts w:eastAsiaTheme="majorEastAsia"/>
+          <w:b/>
+          <w:color w:val="000000"/>
+          <w:spacing w:val="-10"/>
+          <w:kern w:val="28"/>
+          <w:sz w:val="26"/>
+          <w:szCs w:val="56"/>
+        </w:rPr>
+      </w:pPr>
+      <w:r>
+        <w:rPr>
+          <w:rFonts w:eastAsiaTheme="majorEastAsia"/>
+          <w:b/>
+          <w:color w:val="000000"/>
+          <w:spacing w:val="-10"/>
+          <w:kern w:val="28"/>
+          <w:sz w:val="26"/>
+          <w:szCs w:val="56"/>
+        </w:rPr>
         <w:t>SOME / ANY</w:t>
       </w:r>
     </w:p>
     <w:p>
-      <w:r>
-        <w:t>Họ và tên: __________________________                         Điểm: ________/100</w:t>
-      </w:r>
-    </w:p>
-    <w:p>
-      <w:pPr>
-        <w:pStyle w:val="Heading1"/>
-      </w:pPr>
-      <w:r>
+      <w:pPr>
+        <w:keepNext/>
+        <w:shd w:val="clear" w:color="000000" w:fill="auto"/>
+        <w:spacing w:after="60"/>
+        <w:rPr>
+          <w:rFonts w:eastAsiaTheme="majorEastAsia"/>
+          <w:color w:val="000000"/>
+          <w:spacing w:val="-10"/>
+          <w:kern w:val="28"/>
+          <w:sz w:val="22"/>
+          <w:szCs w:val="56"/>
+        </w:rPr>
+      </w:pPr>
+      <w:r>
+        <w:rPr>
+          <w:rFonts w:eastAsiaTheme="majorEastAsia"/>
+          <w:color w:val="000000"/>
+          <w:spacing w:val="-10"/>
+          <w:kern w:val="28"/>
+          <w:sz w:val="22"/>
+          <w:szCs w:val="56"/>
+        </w:rPr>
+        <w:t>Họ và tên: __________________________    Điểm: ________/100</w:t>
+      </w:r>
+    </w:p>
+    <w:p>
+      <w:pPr>
+        <w:keepNext/>
+        <w:shd w:val="clear" w:color="000000" w:fill="auto"/>
+        <w:spacing w:after="60"/>
+        <w:rPr>
+          <w:rFonts w:eastAsiaTheme="majorEastAsia"/>
+          <w:color w:val="000000"/>
+          <w:spacing w:val="-10"/>
+          <w:kern w:val="28"/>
+          <w:sz w:val="22"/>
+          <w:szCs w:val="56"/>
+        </w:rPr>
+      </w:pPr>
+      <w:r>
+        <w:rPr>
+          <w:rFonts w:eastAsiaTheme="majorEastAsia"/>
+          <w:color w:val="000000"/>
+          <w:spacing w:val="-10"/>
+          <w:kern w:val="28"/>
+          <w:sz w:val="22"/>
+          <w:szCs w:val="56"/>
+        </w:rPr>
+        <w:t>Phạm vi kiến thức: Bài học ngày 30 .</w:t>
+      </w:r>
+    </w:p>
+    <w:p>
+      <w:pPr>
+        <w:keepNext/>
+        <w:shd w:val="clear" w:color="000000" w:fill="auto"/>
+        <w:spacing w:after="60"/>
+        <w:rPr>
+          <w:rFonts w:eastAsiaTheme="majorEastAsia"/>
+          <w:color w:val="000000"/>
+          <w:spacing w:val="-10"/>
+          <w:kern w:val="28"/>
+          <w:sz w:val="22"/>
+          <w:szCs w:val="56"/>
+        </w:rPr>
+      </w:pPr>
+      <w:r>
+        <w:rPr>
+          <w:rFonts w:eastAsiaTheme="majorEastAsia"/>
+          <w:color w:val="000000"/>
+          <w:spacing w:val="-10"/>
+          <w:kern w:val="28"/>
+          <w:sz w:val="22"/>
+          <w:szCs w:val="56"/>
+        </w:rPr>
+        <w:t>Thời gian làm bài dự kiến: 75 phút. Tổng số: 100 câu/ý — 100 điểm.</w:t>
+      </w:r>
+    </w:p>
+    <w:p>
+      <w:pPr>
+        <w:keepNext/>
+        <w:shd w:val="clear" w:color="000000" w:fill="auto"/>
+        <w:spacing w:after="60"/>
+        <w:rPr>
+          <w:rFonts w:eastAsiaTheme="majorEastAsia"/>
+          <w:i/>
+          <w:color w:val="000000"/>
+          <w:spacing w:val="-10"/>
+          <w:kern w:val="28"/>
+          <w:sz w:val="22"/>
+          <w:szCs w:val="56"/>
+        </w:rPr>
+      </w:pPr>
+      <w:r>
+        <w:rPr>
+          <w:rFonts w:eastAsiaTheme="majorEastAsia"/>
+          <w:i/>
+          <w:color w:val="000000"/>
+          <w:spacing w:val="-10"/>
+          <w:kern w:val="28"/>
+          <w:sz w:val="22"/>
+          <w:szCs w:val="56"/>
+        </w:rPr>
+        <w:t>Hướng dẫn chung: Làm lần lượt từng phần, viết rõ ràng và kiểm tra lại đáp án trước khi nộp.</w:t>
+      </w:r>
+    </w:p>
+    <w:p>
+      <w:pPr>
+        <w:keepNext/>
+        <w:shd w:val="clear" w:color="000000" w:fill="auto"/>
+        <w:spacing w:before="80" w:after="80"/>
+        <w:rPr>
+          <w:rFonts w:eastAsiaTheme="majorEastAsia"/>
+          <w:b/>
+          <w:color w:val="000000"/>
+          <w:spacing w:val="-10"/>
+          <w:kern w:val="28"/>
+          <w:szCs w:val="56"/>
+        </w:rPr>
+      </w:pPr>
+      <w:r>
+        <w:rPr>
+          <w:rFonts w:eastAsiaTheme="majorEastAsia"/>
+          <w:b/>
+          <w:color w:val="000000"/>
+          <w:spacing w:val="-10"/>
+          <w:kern w:val="28"/>
+          <w:szCs w:val="56"/>
+        </w:rPr>
         <w:t>PHẦN 1. CHỌN ĐÁP ÁN ĐÚNG (10 điểm)</w:t>
       </w:r>
     </w:p>
     <w:p>
-      <w:r>
-        <w:t>1. I have ______ friends in this city.   A. some   B. any   C. a</w:t>
-      </w:r>
-    </w:p>
-    <w:p>
-      <w:r>
-        <w:t>2. We don't have ______ milk.   A. some   B. any   C. many</w:t>
-      </w:r>
-    </w:p>
-    <w:p>
-      <w:r>
-        <w:t>3. Are there ______ students in the classroom?   A. some   B. any   C. much</w:t>
-      </w:r>
-    </w:p>
-    <w:p>
-      <w:r>
-        <w:t>4. Would you like ______ coffee?   A. some   B. any   C. an</w:t>
-      </w:r>
-    </w:p>
-    <w:p>
-      <w:r>
-        <w:t>5. She bought ______ apples.   A. some   B. any   C. much</w:t>
-      </w:r>
-    </w:p>
-    <w:p>
-      <w:r>
-        <w:t>6. I can't find ______ information.   A. some   B. any   C. many</w:t>
-      </w:r>
-    </w:p>
-    <w:p>
-      <w:r>
-        <w:t>7. Can I have ______ water, please?   A. some   B. any   C. a</w:t>
-      </w:r>
-    </w:p>
-    <w:p>
-      <w:r>
-        <w:t>8. You may choose ______ seat.   A. some   B. any   C. much</w:t>
-      </w:r>
-    </w:p>
-    <w:p>
-      <w:r>
-        <w:t>9. Is there ______ bread on the table?   A. some   B. any   C. many</w:t>
-      </w:r>
-    </w:p>
-    <w:p>
-      <w:r>
-        <w:t>10. There are ______ flowers in the garden.   A. some   B. any   C. much</w:t>
-      </w:r>
-    </w:p>
-    <w:p>
-      <w:pPr>
-        <w:pStyle w:val="Heading1"/>
-      </w:pPr>
-      <w:r>
+      <w:pPr>
+        <w:keepNext/>
+        <w:shd w:val="clear" w:color="000000" w:fill="auto"/>
+        <w:spacing w:after="80"/>
+        <w:rPr>
+          <w:rFonts w:eastAsiaTheme="majorEastAsia"/>
+          <w:i/>
+          <w:color w:val="000000"/>
+          <w:spacing w:val="-10"/>
+          <w:kern w:val="28"/>
+          <w:sz w:val="22"/>
+          <w:szCs w:val="56"/>
+        </w:rPr>
+      </w:pPr>
+      <w:r>
+        <w:rPr>
+          <w:rFonts w:eastAsiaTheme="majorEastAsia"/>
+          <w:i/>
+          <w:color w:val="000000"/>
+          <w:spacing w:val="-10"/>
+          <w:kern w:val="28"/>
+          <w:sz w:val="22"/>
+          <w:szCs w:val="56"/>
+        </w:rPr>
+        <w:t>Hướng dẫn: Chọn phương án đúng nhất cho mỗi câu.</w:t>
+      </w:r>
+    </w:p>
+    <w:p>
+      <w:pPr>
+        <w:keepNext/>
+        <w:shd w:val="clear" w:color="000000" w:fill="auto"/>
+        <w:spacing w:before="120" w:after="60"/>
+        <w:rPr>
+          <w:rFonts w:eastAsiaTheme="majorEastAsia"/>
+          <w:color w:val="000000"/>
+          <w:spacing w:val="-10"/>
+          <w:kern w:val="28"/>
+          <w:sz w:val="22"/>
+          <w:szCs w:val="56"/>
+        </w:rPr>
+      </w:pPr>
+      <w:r>
+        <w:rPr>
+          <w:rFonts w:eastAsiaTheme="majorEastAsia"/>
+          <w:color w:val="000000"/>
+          <w:spacing w:val="-10"/>
+          <w:kern w:val="28"/>
+          <w:sz w:val="22"/>
+          <w:szCs w:val="56"/>
+        </w:rPr>
+        <w:t>1. I have ______ friends in this city.</w:t>
+      </w:r>
+    </w:p>
+    <w:p>
+      <w:pPr>
+        <w:keepNext/>
+        <w:shd w:val="clear" w:color="000000" w:fill="auto"/>
+        <w:spacing w:after="40"/>
+        <w:ind w:left="340"/>
+        <w:rPr>
+          <w:rFonts w:eastAsiaTheme="majorEastAsia"/>
+          <w:color w:val="000000"/>
+          <w:spacing w:val="-10"/>
+          <w:kern w:val="28"/>
+          <w:sz w:val="22"/>
+          <w:szCs w:val="56"/>
+        </w:rPr>
+      </w:pPr>
+      <w:r>
+        <w:rPr>
+          <w:rFonts w:eastAsiaTheme="majorEastAsia"/>
+          <w:color w:val="000000"/>
+          <w:spacing w:val="-10"/>
+          <w:kern w:val="28"/>
+          <w:sz w:val="22"/>
+          <w:szCs w:val="56"/>
+        </w:rPr>
+        <w:t>A. some</w:t>
+      </w:r>
+    </w:p>
+    <w:p>
+      <w:pPr>
+        <w:keepNext/>
+        <w:shd w:val="clear" w:color="000000" w:fill="auto"/>
+        <w:spacing w:after="40"/>
+        <w:ind w:left="340"/>
+        <w:rPr>
+          <w:rFonts w:eastAsiaTheme="majorEastAsia"/>
+          <w:color w:val="000000"/>
+          <w:spacing w:val="-10"/>
+          <w:kern w:val="28"/>
+          <w:sz w:val="22"/>
+          <w:szCs w:val="56"/>
+        </w:rPr>
+      </w:pPr>
+      <w:r>
+        <w:rPr>
+          <w:rFonts w:eastAsiaTheme="majorEastAsia"/>
+          <w:color w:val="000000"/>
+          <w:spacing w:val="-10"/>
+          <w:kern w:val="28"/>
+          <w:sz w:val="22"/>
+          <w:szCs w:val="56"/>
+        </w:rPr>
+        <w:t>B. any</w:t>
+      </w:r>
+    </w:p>
+    <w:p>
+      <w:pPr>
+        <w:keepNext/>
+        <w:shd w:val="clear" w:color="000000" w:fill="auto"/>
+        <w:spacing w:after="40"/>
+        <w:ind w:left="340"/>
+        <w:rPr>
+          <w:rFonts w:eastAsiaTheme="majorEastAsia"/>
+          <w:color w:val="000000"/>
+          <w:spacing w:val="-10"/>
+          <w:kern w:val="28"/>
+          <w:sz w:val="22"/>
+          <w:szCs w:val="56"/>
+        </w:rPr>
+      </w:pPr>
+      <w:r>
+        <w:rPr>
+          <w:rFonts w:eastAsiaTheme="majorEastAsia"/>
+          <w:color w:val="000000"/>
+          <w:spacing w:val="-10"/>
+          <w:kern w:val="28"/>
+          <w:sz w:val="22"/>
+          <w:szCs w:val="56"/>
+        </w:rPr>
+        <w:t>C. a</w:t>
+      </w:r>
+    </w:p>
+    <w:p>
+      <w:pPr>
+        <w:keepNext/>
+        <w:shd w:val="clear" w:color="000000" w:fill="auto"/>
+        <w:spacing w:before="120" w:after="60"/>
+        <w:rPr>
+          <w:rFonts w:eastAsiaTheme="majorEastAsia"/>
+          <w:color w:val="000000"/>
+          <w:spacing w:val="-10"/>
+          <w:kern w:val="28"/>
+          <w:sz w:val="22"/>
+          <w:szCs w:val="56"/>
+        </w:rPr>
+      </w:pPr>
+      <w:r>
+        <w:rPr>
+          <w:rFonts w:eastAsiaTheme="majorEastAsia"/>
+          <w:color w:val="000000"/>
+          <w:spacing w:val="-10"/>
+          <w:kern w:val="28"/>
+          <w:sz w:val="22"/>
+          <w:szCs w:val="56"/>
+        </w:rPr>
+        <w:t>2. We don't have ______ milk.</w:t>
+      </w:r>
+    </w:p>
+    <w:p>
+      <w:pPr>
+        <w:keepNext/>
+        <w:shd w:val="clear" w:color="000000" w:fill="auto"/>
+        <w:spacing w:after="40"/>
+        <w:ind w:left="340"/>
+        <w:rPr>
+          <w:rFonts w:eastAsiaTheme="majorEastAsia"/>
+          <w:color w:val="000000"/>
+          <w:spacing w:val="-10"/>
+          <w:kern w:val="28"/>
+          <w:sz w:val="22"/>
+          <w:szCs w:val="56"/>
+        </w:rPr>
+      </w:pPr>
+      <w:r>
+        <w:rPr>
+          <w:rFonts w:eastAsiaTheme="majorEastAsia"/>
+          <w:color w:val="000000"/>
+          <w:spacing w:val="-10"/>
+          <w:kern w:val="28"/>
+          <w:sz w:val="22"/>
+          <w:szCs w:val="56"/>
+        </w:rPr>
+        <w:t>A. some</w:t>
+      </w:r>
+    </w:p>
+    <w:p>
+      <w:pPr>
+        <w:keepNext/>
+        <w:shd w:val="clear" w:color="000000" w:fill="auto"/>
+        <w:spacing w:after="40"/>
+        <w:ind w:left="340"/>
+        <w:rPr>
+          <w:rFonts w:eastAsiaTheme="majorEastAsia"/>
+          <w:color w:val="000000"/>
+          <w:spacing w:val="-10"/>
+          <w:kern w:val="28"/>
+          <w:sz w:val="22"/>
+          <w:szCs w:val="56"/>
+        </w:rPr>
+      </w:pPr>
+      <w:r>
+        <w:rPr>
+          <w:rFonts w:eastAsiaTheme="majorEastAsia"/>
+          <w:color w:val="000000"/>
+          <w:spacing w:val="-10"/>
+          <w:kern w:val="28"/>
+          <w:sz w:val="22"/>
+          <w:szCs w:val="56"/>
+        </w:rPr>
+        <w:t>B. any</w:t>
+      </w:r>
+    </w:p>
+    <w:p>
+      <w:pPr>
+        <w:keepNext/>
+        <w:shd w:val="clear" w:color="000000" w:fill="auto"/>
+        <w:spacing w:after="40"/>
+        <w:ind w:left="340"/>
+        <w:rPr>
+          <w:rFonts w:eastAsiaTheme="majorEastAsia"/>
+          <w:color w:val="000000"/>
+          <w:spacing w:val="-10"/>
+          <w:kern w:val="28"/>
+          <w:sz w:val="22"/>
+          <w:szCs w:val="56"/>
+        </w:rPr>
+      </w:pPr>
+      <w:r>
+        <w:rPr>
+          <w:rFonts w:eastAsiaTheme="majorEastAsia"/>
+          <w:color w:val="000000"/>
+          <w:spacing w:val="-10"/>
+          <w:kern w:val="28"/>
+          <w:sz w:val="22"/>
+          <w:szCs w:val="56"/>
+        </w:rPr>
+        <w:t>C. many</w:t>
+      </w:r>
+    </w:p>
+    <w:p>
+      <w:pPr>
+        <w:keepNext/>
+        <w:shd w:val="clear" w:color="000000" w:fill="auto"/>
+        <w:spacing w:before="120" w:after="60"/>
+        <w:rPr>
+          <w:rFonts w:eastAsiaTheme="majorEastAsia"/>
+          <w:color w:val="000000"/>
+          <w:spacing w:val="-10"/>
+          <w:kern w:val="28"/>
+          <w:sz w:val="22"/>
+          <w:szCs w:val="56"/>
+        </w:rPr>
+      </w:pPr>
+      <w:r>
+        <w:rPr>
+          <w:rFonts w:eastAsiaTheme="majorEastAsia"/>
+          <w:color w:val="000000"/>
+          <w:spacing w:val="-10"/>
+          <w:kern w:val="28"/>
+          <w:sz w:val="22"/>
+          <w:szCs w:val="56"/>
+        </w:rPr>
+        <w:t>3. Are there ______ students in the classroom?</w:t>
+      </w:r>
+    </w:p>
+    <w:p>
+      <w:pPr>
+        <w:keepNext/>
+        <w:shd w:val="clear" w:color="000000" w:fill="auto"/>
+        <w:spacing w:after="40"/>
+        <w:ind w:left="340"/>
+        <w:rPr>
+          <w:rFonts w:eastAsiaTheme="majorEastAsia"/>
+          <w:color w:val="000000"/>
+          <w:spacing w:val="-10"/>
+          <w:kern w:val="28"/>
+          <w:sz w:val="22"/>
+          <w:szCs w:val="56"/>
+        </w:rPr>
+      </w:pPr>
+      <w:r>
+        <w:rPr>
+          <w:rFonts w:eastAsiaTheme="majorEastAsia"/>
+          <w:color w:val="000000"/>
+          <w:spacing w:val="-10"/>
+          <w:kern w:val="28"/>
+          <w:sz w:val="22"/>
+          <w:szCs w:val="56"/>
+        </w:rPr>
+        <w:t>A. some</w:t>
+      </w:r>
+    </w:p>
+    <w:p>
+      <w:pPr>
+        <w:keepNext/>
+        <w:shd w:val="clear" w:color="000000" w:fill="auto"/>
+        <w:spacing w:after="40"/>
+        <w:ind w:left="340"/>
+        <w:rPr>
+          <w:rFonts w:eastAsiaTheme="majorEastAsia"/>
+          <w:color w:val="000000"/>
+          <w:spacing w:val="-10"/>
+          <w:kern w:val="28"/>
+          <w:sz w:val="22"/>
+          <w:szCs w:val="56"/>
+        </w:rPr>
+      </w:pPr>
+      <w:r>
+        <w:rPr>
+          <w:rFonts w:eastAsiaTheme="majorEastAsia"/>
+          <w:color w:val="000000"/>
+          <w:spacing w:val="-10"/>
+          <w:kern w:val="28"/>
+          <w:sz w:val="22"/>
+          <w:szCs w:val="56"/>
+        </w:rPr>
+        <w:t>B. any</w:t>
+      </w:r>
+    </w:p>
+    <w:p>
+      <w:pPr>
+        <w:keepNext/>
+        <w:shd w:val="clear" w:color="000000" w:fill="auto"/>
+        <w:spacing w:after="40"/>
+        <w:ind w:left="340"/>
+        <w:rPr>
+          <w:rFonts w:eastAsiaTheme="majorEastAsia"/>
+          <w:color w:val="000000"/>
+          <w:spacing w:val="-10"/>
+          <w:kern w:val="28"/>
+          <w:sz w:val="22"/>
+          <w:szCs w:val="56"/>
+        </w:rPr>
+      </w:pPr>
+      <w:r>
+        <w:rPr>
+          <w:rFonts w:eastAsiaTheme="majorEastAsia"/>
+          <w:color w:val="000000"/>
+          <w:spacing w:val="-10"/>
+          <w:kern w:val="28"/>
+          <w:sz w:val="22"/>
+          <w:szCs w:val="56"/>
+        </w:rPr>
+        <w:t>C. much</w:t>
+      </w:r>
+    </w:p>
+    <w:p>
+      <w:pPr>
+        <w:keepNext/>
+        <w:shd w:val="clear" w:color="000000" w:fill="auto"/>
+        <w:spacing w:before="120" w:after="60"/>
+        <w:rPr>
+          <w:rFonts w:eastAsiaTheme="majorEastAsia"/>
+          <w:color w:val="000000"/>
+          <w:spacing w:val="-10"/>
+          <w:kern w:val="28"/>
+          <w:sz w:val="22"/>
+          <w:szCs w:val="56"/>
+        </w:rPr>
+      </w:pPr>
+      <w:r>
+        <w:rPr>
+          <w:rFonts w:eastAsiaTheme="majorEastAsia"/>
+          <w:color w:val="000000"/>
+          <w:spacing w:val="-10"/>
+          <w:kern w:val="28"/>
+          <w:sz w:val="22"/>
+          <w:szCs w:val="56"/>
+        </w:rPr>
+        <w:t>4. Would you like ______ coffee?</w:t>
+      </w:r>
+    </w:p>
+    <w:p>
+      <w:pPr>
+        <w:keepNext/>
+        <w:shd w:val="clear" w:color="000000" w:fill="auto"/>
+        <w:spacing w:after="40"/>
+        <w:ind w:left="340"/>
+        <w:rPr>
+          <w:rFonts w:eastAsiaTheme="majorEastAsia"/>
+          <w:color w:val="000000"/>
+          <w:spacing w:val="-10"/>
+          <w:kern w:val="28"/>
+          <w:sz w:val="22"/>
+          <w:szCs w:val="56"/>
+        </w:rPr>
+      </w:pPr>
+      <w:r>
+        <w:rPr>
+          <w:rFonts w:eastAsiaTheme="majorEastAsia"/>
+          <w:color w:val="000000"/>
+          <w:spacing w:val="-10"/>
+          <w:kern w:val="28"/>
+          <w:sz w:val="22"/>
+          <w:szCs w:val="56"/>
+        </w:rPr>
+        <w:t>A. some</w:t>
+      </w:r>
+    </w:p>
+    <w:p>
+      <w:pPr>
+        <w:keepNext/>
+        <w:shd w:val="clear" w:color="000000" w:fill="auto"/>
+        <w:spacing w:after="40"/>
+        <w:ind w:left="340"/>
+        <w:rPr>
+          <w:rFonts w:eastAsiaTheme="majorEastAsia"/>
+          <w:color w:val="000000"/>
+          <w:spacing w:val="-10"/>
+          <w:kern w:val="28"/>
+          <w:sz w:val="22"/>
+          <w:szCs w:val="56"/>
+        </w:rPr>
+      </w:pPr>
+      <w:r>
+        <w:rPr>
+          <w:rFonts w:eastAsiaTheme="majorEastAsia"/>
+          <w:color w:val="000000"/>
+          <w:spacing w:val="-10"/>
+          <w:kern w:val="28"/>
+          <w:sz w:val="22"/>
+          <w:szCs w:val="56"/>
+        </w:rPr>
+        <w:t>B. any</w:t>
+      </w:r>
+    </w:p>
+    <w:p>
+      <w:pPr>
+        <w:keepNext/>
+        <w:shd w:val="clear" w:color="000000" w:fill="auto"/>
+        <w:spacing w:after="40"/>
+        <w:ind w:left="340"/>
+        <w:rPr>
+          <w:rFonts w:eastAsiaTheme="majorEastAsia"/>
+          <w:color w:val="000000"/>
+          <w:spacing w:val="-10"/>
+          <w:kern w:val="28"/>
+          <w:sz w:val="22"/>
+          <w:szCs w:val="56"/>
+        </w:rPr>
+      </w:pPr>
+      <w:r>
+        <w:rPr>
+          <w:rFonts w:eastAsiaTheme="majorEastAsia"/>
+          <w:color w:val="000000"/>
+          <w:spacing w:val="-10"/>
+          <w:kern w:val="28"/>
+          <w:sz w:val="22"/>
+          <w:szCs w:val="56"/>
+        </w:rPr>
+        <w:t>C. an</w:t>
+      </w:r>
+    </w:p>
+    <w:p>
+      <w:pPr>
+        <w:keepNext/>
+        <w:shd w:val="clear" w:color="000000" w:fill="auto"/>
+        <w:spacing w:before="120" w:after="60"/>
+        <w:rPr>
+          <w:rFonts w:eastAsiaTheme="majorEastAsia"/>
+          <w:color w:val="000000"/>
+          <w:spacing w:val="-10"/>
+          <w:kern w:val="28"/>
+          <w:sz w:val="22"/>
+          <w:szCs w:val="56"/>
+        </w:rPr>
+      </w:pPr>
+      <w:r>
+        <w:rPr>
+          <w:rFonts w:eastAsiaTheme="majorEastAsia"/>
+          <w:color w:val="000000"/>
+          <w:spacing w:val="-10"/>
+          <w:kern w:val="28"/>
+          <w:sz w:val="22"/>
+          <w:szCs w:val="56"/>
+        </w:rPr>
+        <w:t>5. She bought ______ apples.</w:t>
+      </w:r>
+    </w:p>
+    <w:p>
+      <w:pPr>
+        <w:keepNext/>
+        <w:shd w:val="clear" w:color="000000" w:fill="auto"/>
+        <w:spacing w:after="40"/>
+        <w:ind w:left="340"/>
+        <w:rPr>
+          <w:rFonts w:eastAsiaTheme="majorEastAsia"/>
+          <w:color w:val="000000"/>
+          <w:spacing w:val="-10"/>
+          <w:kern w:val="28"/>
+          <w:sz w:val="22"/>
+          <w:szCs w:val="56"/>
+        </w:rPr>
+      </w:pPr>
+      <w:r>
+        <w:rPr>
+          <w:rFonts w:eastAsiaTheme="majorEastAsia"/>
+          <w:color w:val="000000"/>
+          <w:spacing w:val="-10"/>
+          <w:kern w:val="28"/>
+          <w:sz w:val="22"/>
+          <w:szCs w:val="56"/>
+        </w:rPr>
+        <w:t>A. some</w:t>
+      </w:r>
+    </w:p>
+    <w:p>
+      <w:pPr>
+        <w:keepNext/>
+        <w:shd w:val="clear" w:color="000000" w:fill="auto"/>
+        <w:spacing w:after="40"/>
+        <w:ind w:left="340"/>
+        <w:rPr>
+          <w:rFonts w:eastAsiaTheme="majorEastAsia"/>
+          <w:color w:val="000000"/>
+          <w:spacing w:val="-10"/>
+          <w:kern w:val="28"/>
+          <w:sz w:val="22"/>
+          <w:szCs w:val="56"/>
+        </w:rPr>
+      </w:pPr>
+      <w:r>
+        <w:rPr>
+          <w:rFonts w:eastAsiaTheme="majorEastAsia"/>
+          <w:color w:val="000000"/>
+          <w:spacing w:val="-10"/>
+          <w:kern w:val="28"/>
+          <w:sz w:val="22"/>
+          <w:szCs w:val="56"/>
+        </w:rPr>
+        <w:t>B. any</w:t>
+      </w:r>
+    </w:p>
+    <w:p>
+      <w:pPr>
+        <w:keepNext/>
+        <w:shd w:val="clear" w:color="000000" w:fill="auto"/>
+        <w:spacing w:after="40"/>
+        <w:ind w:left="340"/>
+        <w:rPr>
+          <w:rFonts w:eastAsiaTheme="majorEastAsia"/>
+          <w:color w:val="000000"/>
+          <w:spacing w:val="-10"/>
+          <w:kern w:val="28"/>
+          <w:sz w:val="22"/>
+          <w:szCs w:val="56"/>
+        </w:rPr>
+      </w:pPr>
+      <w:r>
+        <w:rPr>
+          <w:rFonts w:eastAsiaTheme="majorEastAsia"/>
+          <w:color w:val="000000"/>
+          <w:spacing w:val="-10"/>
+          <w:kern w:val="28"/>
+          <w:sz w:val="22"/>
+          <w:szCs w:val="56"/>
+        </w:rPr>
+        <w:t>C. much</w:t>
+      </w:r>
+    </w:p>
+    <w:p>
+      <w:pPr>
+        <w:keepNext/>
+        <w:shd w:val="clear" w:color="000000" w:fill="auto"/>
+        <w:spacing w:before="120" w:after="60"/>
+        <w:rPr>
+          <w:rFonts w:eastAsiaTheme="majorEastAsia"/>
+          <w:color w:val="000000"/>
+          <w:spacing w:val="-10"/>
+          <w:kern w:val="28"/>
+          <w:sz w:val="22"/>
+          <w:szCs w:val="56"/>
+        </w:rPr>
+      </w:pPr>
+      <w:r>
+        <w:rPr>
+          <w:rFonts w:eastAsiaTheme="majorEastAsia"/>
+          <w:color w:val="000000"/>
+          <w:spacing w:val="-10"/>
+          <w:kern w:val="28"/>
+          <w:sz w:val="22"/>
+          <w:szCs w:val="56"/>
+        </w:rPr>
+        <w:t>6. I can't find ______ information.</w:t>
+      </w:r>
+    </w:p>
+    <w:p>
+      <w:pPr>
+        <w:keepNext/>
+        <w:shd w:val="clear" w:color="000000" w:fill="auto"/>
+        <w:spacing w:after="40"/>
+        <w:ind w:left="340"/>
+        <w:rPr>
+          <w:rFonts w:eastAsiaTheme="majorEastAsia"/>
+          <w:color w:val="000000"/>
+          <w:spacing w:val="-10"/>
+          <w:kern w:val="28"/>
+          <w:sz w:val="22"/>
+          <w:szCs w:val="56"/>
+        </w:rPr>
+      </w:pPr>
+      <w:r>
+        <w:rPr>
+          <w:rFonts w:eastAsiaTheme="majorEastAsia"/>
+          <w:color w:val="000000"/>
+          <w:spacing w:val="-10"/>
+          <w:kern w:val="28"/>
+          <w:sz w:val="22"/>
+          <w:szCs w:val="56"/>
+        </w:rPr>
+        <w:t>A. some</w:t>
+      </w:r>
+    </w:p>
+    <w:p>
+      <w:pPr>
+        <w:keepNext/>
+        <w:shd w:val="clear" w:color="000000" w:fill="auto"/>
+        <w:spacing w:after="40"/>
+        <w:ind w:left="340"/>
+        <w:rPr>
+          <w:rFonts w:eastAsiaTheme="majorEastAsia"/>
+          <w:color w:val="000000"/>
+          <w:spacing w:val="-10"/>
+          <w:kern w:val="28"/>
+          <w:sz w:val="22"/>
+          <w:szCs w:val="56"/>
+        </w:rPr>
+      </w:pPr>
+      <w:r>
+        <w:rPr>
+          <w:rFonts w:eastAsiaTheme="majorEastAsia"/>
+          <w:color w:val="000000"/>
+          <w:spacing w:val="-10"/>
+          <w:kern w:val="28"/>
+          <w:sz w:val="22"/>
+          <w:szCs w:val="56"/>
+        </w:rPr>
+        <w:t>B. any</w:t>
+      </w:r>
+    </w:p>
+    <w:p>
+      <w:pPr>
+        <w:keepNext/>
+        <w:shd w:val="clear" w:color="000000" w:fill="auto"/>
+        <w:spacing w:after="40"/>
+        <w:ind w:left="340"/>
+        <w:rPr>
+          <w:rFonts w:eastAsiaTheme="majorEastAsia"/>
+          <w:color w:val="000000"/>
+          <w:spacing w:val="-10"/>
+          <w:kern w:val="28"/>
+          <w:sz w:val="22"/>
+          <w:szCs w:val="56"/>
+        </w:rPr>
+      </w:pPr>
+      <w:r>
+        <w:rPr>
+          <w:rFonts w:eastAsiaTheme="majorEastAsia"/>
+          <w:color w:val="000000"/>
+          <w:spacing w:val="-10"/>
+          <w:kern w:val="28"/>
+          <w:sz w:val="22"/>
+          <w:szCs w:val="56"/>
+        </w:rPr>
+        <w:t>C. many</w:t>
+      </w:r>
+    </w:p>
+    <w:p>
+      <w:pPr>
+        <w:keepNext/>
+        <w:shd w:val="clear" w:color="000000" w:fill="auto"/>
+        <w:spacing w:before="120" w:after="60"/>
+        <w:rPr>
+          <w:rFonts w:eastAsiaTheme="majorEastAsia"/>
+          <w:color w:val="000000"/>
+          <w:spacing w:val="-10"/>
+          <w:kern w:val="28"/>
+          <w:sz w:val="22"/>
+          <w:szCs w:val="56"/>
+        </w:rPr>
+      </w:pPr>
+      <w:r>
+        <w:rPr>
+          <w:rFonts w:eastAsiaTheme="majorEastAsia"/>
+          <w:color w:val="000000"/>
+          <w:spacing w:val="-10"/>
+          <w:kern w:val="28"/>
+          <w:sz w:val="22"/>
+          <w:szCs w:val="56"/>
+        </w:rPr>
+        <w:t>7. Can I have ______ water, please?</w:t>
+      </w:r>
+    </w:p>
+    <w:p>
+      <w:pPr>
+        <w:keepNext/>
+        <w:shd w:val="clear" w:color="000000" w:fill="auto"/>
+        <w:spacing w:after="40"/>
+        <w:ind w:left="340"/>
+        <w:rPr>
+          <w:rFonts w:eastAsiaTheme="majorEastAsia"/>
+          <w:color w:val="000000"/>
+          <w:spacing w:val="-10"/>
+          <w:kern w:val="28"/>
+          <w:sz w:val="22"/>
+          <w:szCs w:val="56"/>
+        </w:rPr>
+      </w:pPr>
+      <w:r>
+        <w:rPr>
+          <w:rFonts w:eastAsiaTheme="majorEastAsia"/>
+          <w:color w:val="000000"/>
+          <w:spacing w:val="-10"/>
+          <w:kern w:val="28"/>
+          <w:sz w:val="22"/>
+          <w:szCs w:val="56"/>
+        </w:rPr>
+        <w:t>A. some</w:t>
+      </w:r>
+    </w:p>
+    <w:p>
+      <w:pPr>
+        <w:keepNext/>
+        <w:shd w:val="clear" w:color="000000" w:fill="auto"/>
+        <w:spacing w:after="40"/>
+        <w:ind w:left="340"/>
+        <w:rPr>
+          <w:rFonts w:eastAsiaTheme="majorEastAsia"/>
+          <w:color w:val="000000"/>
+          <w:spacing w:val="-10"/>
+          <w:kern w:val="28"/>
+          <w:sz w:val="22"/>
+          <w:szCs w:val="56"/>
+        </w:rPr>
+      </w:pPr>
+      <w:r>
+        <w:rPr>
+          <w:rFonts w:eastAsiaTheme="majorEastAsia"/>
+          <w:color w:val="000000"/>
+          <w:spacing w:val="-10"/>
+          <w:kern w:val="28"/>
+          <w:sz w:val="22"/>
+          <w:szCs w:val="56"/>
+        </w:rPr>
+        <w:t>B. any</w:t>
+      </w:r>
+    </w:p>
+    <w:p>
+      <w:pPr>
+        <w:keepNext/>
+        <w:shd w:val="clear" w:color="000000" w:fill="auto"/>
+        <w:spacing w:after="40"/>
+        <w:ind w:left="340"/>
+        <w:rPr>
+          <w:rFonts w:eastAsiaTheme="majorEastAsia"/>
+          <w:color w:val="000000"/>
+          <w:spacing w:val="-10"/>
+          <w:kern w:val="28"/>
+          <w:sz w:val="22"/>
+          <w:szCs w:val="56"/>
+        </w:rPr>
+      </w:pPr>
+      <w:r>
+        <w:rPr>
+          <w:rFonts w:eastAsiaTheme="majorEastAsia"/>
+          <w:color w:val="000000"/>
+          <w:spacing w:val="-10"/>
+          <w:kern w:val="28"/>
+          <w:sz w:val="22"/>
+          <w:szCs w:val="56"/>
+        </w:rPr>
+        <w:t>C. a</w:t>
+      </w:r>
+    </w:p>
+    <w:p>
+      <w:pPr>
+        <w:keepNext/>
+        <w:shd w:val="clear" w:color="000000" w:fill="auto"/>
+        <w:spacing w:before="120" w:after="60"/>
+        <w:rPr>
+          <w:rFonts w:eastAsiaTheme="majorEastAsia"/>
+          <w:color w:val="000000"/>
+          <w:spacing w:val="-10"/>
+          <w:kern w:val="28"/>
+          <w:sz w:val="22"/>
+          <w:szCs w:val="56"/>
+        </w:rPr>
+      </w:pPr>
+      <w:r>
+        <w:rPr>
+          <w:rFonts w:eastAsiaTheme="majorEastAsia"/>
+          <w:color w:val="000000"/>
+          <w:spacing w:val="-10"/>
+          <w:kern w:val="28"/>
+          <w:sz w:val="22"/>
+          <w:szCs w:val="56"/>
+        </w:rPr>
+        <w:t>8. You may choose ______ seat.</w:t>
+      </w:r>
+    </w:p>
+    <w:p>
+      <w:pPr>
+        <w:keepNext/>
+        <w:shd w:val="clear" w:color="000000" w:fill="auto"/>
+        <w:spacing w:after="40"/>
+        <w:ind w:left="340"/>
+        <w:rPr>
+          <w:rFonts w:eastAsiaTheme="majorEastAsia"/>
+          <w:color w:val="000000"/>
+          <w:spacing w:val="-10"/>
+          <w:kern w:val="28"/>
+          <w:sz w:val="22"/>
+          <w:szCs w:val="56"/>
+        </w:rPr>
+      </w:pPr>
+      <w:r>
+        <w:rPr>
+          <w:rFonts w:eastAsiaTheme="majorEastAsia"/>
+          <w:color w:val="000000"/>
+          <w:spacing w:val="-10"/>
+          <w:kern w:val="28"/>
+          <w:sz w:val="22"/>
+          <w:szCs w:val="56"/>
+        </w:rPr>
+        <w:t>A. some</w:t>
+      </w:r>
+    </w:p>
+    <w:p>
+      <w:pPr>
+        <w:keepNext/>
+        <w:shd w:val="clear" w:color="000000" w:fill="auto"/>
+        <w:spacing w:after="40"/>
+        <w:ind w:left="340"/>
+        <w:rPr>
+          <w:rFonts w:eastAsiaTheme="majorEastAsia"/>
+          <w:color w:val="000000"/>
+          <w:spacing w:val="-10"/>
+          <w:kern w:val="28"/>
+          <w:sz w:val="22"/>
+          <w:szCs w:val="56"/>
+        </w:rPr>
+      </w:pPr>
+      <w:r>
+        <w:rPr>
+          <w:rFonts w:eastAsiaTheme="majorEastAsia"/>
+          <w:color w:val="000000"/>
+          <w:spacing w:val="-10"/>
+          <w:kern w:val="28"/>
+          <w:sz w:val="22"/>
+          <w:szCs w:val="56"/>
+        </w:rPr>
+        <w:t>B. any</w:t>
+      </w:r>
+    </w:p>
+    <w:p>
+      <w:pPr>
+        <w:keepNext/>
+        <w:shd w:val="clear" w:color="000000" w:fill="auto"/>
+        <w:spacing w:after="40"/>
+        <w:ind w:left="340"/>
+        <w:rPr>
+          <w:rFonts w:eastAsiaTheme="majorEastAsia"/>
+          <w:color w:val="000000"/>
+          <w:spacing w:val="-10"/>
+          <w:kern w:val="28"/>
+          <w:sz w:val="22"/>
+          <w:szCs w:val="56"/>
+        </w:rPr>
+      </w:pPr>
+      <w:r>
+        <w:rPr>
+          <w:rFonts w:eastAsiaTheme="majorEastAsia"/>
+          <w:color w:val="000000"/>
+          <w:spacing w:val="-10"/>
+          <w:kern w:val="28"/>
+          <w:sz w:val="22"/>
+          <w:szCs w:val="56"/>
+        </w:rPr>
+        <w:t>C. much</w:t>
+      </w:r>
+    </w:p>
+    <w:p>
+      <w:pPr>
+        <w:keepNext/>
+        <w:shd w:val="clear" w:color="000000" w:fill="auto"/>
+        <w:spacing w:before="120" w:after="60"/>
+        <w:rPr>
+          <w:rFonts w:eastAsiaTheme="majorEastAsia"/>
+          <w:color w:val="000000"/>
+          <w:spacing w:val="-10"/>
+          <w:kern w:val="28"/>
+          <w:sz w:val="22"/>
+          <w:szCs w:val="56"/>
+        </w:rPr>
+      </w:pPr>
+      <w:r>
+        <w:rPr>
+          <w:rFonts w:eastAsiaTheme="majorEastAsia"/>
+          <w:color w:val="000000"/>
+          <w:spacing w:val="-10"/>
+          <w:kern w:val="28"/>
+          <w:sz w:val="22"/>
+          <w:szCs w:val="56"/>
+        </w:rPr>
+        <w:t>9. Is there ______ bread on the table?</w:t>
+      </w:r>
+    </w:p>
+    <w:p>
+      <w:pPr>
+        <w:keepNext/>
+        <w:shd w:val="clear" w:color="000000" w:fill="auto"/>
+        <w:spacing w:after="40"/>
+        <w:ind w:left="340"/>
+        <w:rPr>
+          <w:rFonts w:eastAsiaTheme="majorEastAsia"/>
+          <w:color w:val="000000"/>
+          <w:spacing w:val="-10"/>
+          <w:kern w:val="28"/>
+          <w:sz w:val="22"/>
+          <w:szCs w:val="56"/>
+        </w:rPr>
+      </w:pPr>
+      <w:r>
+        <w:rPr>
+          <w:rFonts w:eastAsiaTheme="majorEastAsia"/>
+          <w:color w:val="000000"/>
+          <w:spacing w:val="-10"/>
+          <w:kern w:val="28"/>
+          <w:sz w:val="22"/>
+          <w:szCs w:val="56"/>
+        </w:rPr>
+        <w:lastRenderedPageBreak/>
+        <w:t>A. some</w:t>
+      </w:r>
+    </w:p>
+    <w:p>
+      <w:pPr>
+        <w:keepNext/>
+        <w:shd w:val="clear" w:color="000000" w:fill="auto"/>
+        <w:spacing w:after="40"/>
+        <w:ind w:left="340"/>
+        <w:rPr>
+          <w:rFonts w:eastAsiaTheme="majorEastAsia"/>
+          <w:color w:val="000000"/>
+          <w:spacing w:val="-10"/>
+          <w:kern w:val="28"/>
+          <w:sz w:val="22"/>
+          <w:szCs w:val="56"/>
+        </w:rPr>
+      </w:pPr>
+      <w:r>
+        <w:rPr>
+          <w:rFonts w:eastAsiaTheme="majorEastAsia"/>
+          <w:color w:val="000000"/>
+          <w:spacing w:val="-10"/>
+          <w:kern w:val="28"/>
+          <w:sz w:val="22"/>
+          <w:szCs w:val="56"/>
+        </w:rPr>
+        <w:t>B. any</w:t>
+      </w:r>
+    </w:p>
+    <w:p>
+      <w:pPr>
+        <w:keepNext/>
+        <w:shd w:val="clear" w:color="000000" w:fill="auto"/>
+        <w:spacing w:after="40"/>
+        <w:ind w:left="340"/>
+        <w:rPr>
+          <w:rFonts w:eastAsiaTheme="majorEastAsia"/>
+          <w:color w:val="000000"/>
+          <w:spacing w:val="-10"/>
+          <w:kern w:val="28"/>
+          <w:sz w:val="22"/>
+          <w:szCs w:val="56"/>
+        </w:rPr>
+      </w:pPr>
+      <w:r>
+        <w:rPr>
+          <w:rFonts w:eastAsiaTheme="majorEastAsia"/>
+          <w:color w:val="000000"/>
+          <w:spacing w:val="-10"/>
+          <w:kern w:val="28"/>
+          <w:sz w:val="22"/>
+          <w:szCs w:val="56"/>
+        </w:rPr>
+        <w:t>C. many</w:t>
+      </w:r>
+    </w:p>
+    <w:p>
+      <w:pPr>
+        <w:keepNext/>
+        <w:shd w:val="clear" w:color="000000" w:fill="auto"/>
+        <w:spacing w:before="120" w:after="60"/>
+        <w:rPr>
+          <w:rFonts w:eastAsiaTheme="majorEastAsia"/>
+          <w:color w:val="000000"/>
+          <w:spacing w:val="-10"/>
+          <w:kern w:val="28"/>
+          <w:sz w:val="22"/>
+          <w:szCs w:val="56"/>
+        </w:rPr>
+      </w:pPr>
+      <w:r>
+        <w:rPr>
+          <w:rFonts w:eastAsiaTheme="majorEastAsia"/>
+          <w:color w:val="000000"/>
+          <w:spacing w:val="-10"/>
+          <w:kern w:val="28"/>
+          <w:sz w:val="22"/>
+          <w:szCs w:val="56"/>
+        </w:rPr>
+        <w:t>10. There are ______ flowers in the garden.</w:t>
+      </w:r>
+    </w:p>
+    <w:p>
+      <w:pPr>
+        <w:keepNext/>
+        <w:shd w:val="clear" w:color="000000" w:fill="auto"/>
+        <w:spacing w:after="40"/>
+        <w:ind w:left="340"/>
+        <w:rPr>
+          <w:rFonts w:eastAsiaTheme="majorEastAsia"/>
+          <w:color w:val="000000"/>
+          <w:spacing w:val="-10"/>
+          <w:kern w:val="28"/>
+          <w:sz w:val="22"/>
+          <w:szCs w:val="56"/>
+        </w:rPr>
+      </w:pPr>
+      <w:r>
+        <w:rPr>
+          <w:rFonts w:eastAsiaTheme="majorEastAsia"/>
+          <w:color w:val="000000"/>
+          <w:spacing w:val="-10"/>
+          <w:kern w:val="28"/>
+          <w:sz w:val="22"/>
+          <w:szCs w:val="56"/>
+        </w:rPr>
+        <w:t>A. some</w:t>
+      </w:r>
+    </w:p>
+    <w:p>
+      <w:pPr>
+        <w:keepNext/>
+        <w:shd w:val="clear" w:color="000000" w:fill="auto"/>
+        <w:spacing w:after="40"/>
+        <w:ind w:left="340"/>
+        <w:rPr>
+          <w:rFonts w:eastAsiaTheme="majorEastAsia"/>
+          <w:color w:val="000000"/>
+          <w:spacing w:val="-10"/>
+          <w:kern w:val="28"/>
+          <w:sz w:val="22"/>
+          <w:szCs w:val="56"/>
+        </w:rPr>
+      </w:pPr>
+      <w:r>
+        <w:rPr>
+          <w:rFonts w:eastAsiaTheme="majorEastAsia"/>
+          <w:color w:val="000000"/>
+          <w:spacing w:val="-10"/>
+          <w:kern w:val="28"/>
+          <w:sz w:val="22"/>
+          <w:szCs w:val="56"/>
+        </w:rPr>
+        <w:t>B. any</w:t>
+      </w:r>
+    </w:p>
+    <w:p>
+      <w:pPr>
+        <w:keepNext/>
+        <w:shd w:val="clear" w:color="000000" w:fill="auto"/>
+        <w:spacing w:after="40"/>
+        <w:ind w:left="340"/>
+        <w:rPr>
+          <w:rFonts w:eastAsiaTheme="majorEastAsia"/>
+          <w:color w:val="000000"/>
+          <w:spacing w:val="-10"/>
+          <w:kern w:val="28"/>
+          <w:sz w:val="22"/>
+          <w:szCs w:val="56"/>
+        </w:rPr>
+      </w:pPr>
+      <w:r>
+        <w:rPr>
+          <w:rFonts w:eastAsiaTheme="majorEastAsia"/>
+          <w:color w:val="000000"/>
+          <w:spacing w:val="-10"/>
+          <w:kern w:val="28"/>
+          <w:sz w:val="22"/>
+          <w:szCs w:val="56"/>
+        </w:rPr>
+        <w:t>C. much</w:t>
+      </w:r>
+    </w:p>
+    <w:p>
+      <w:pPr>
+        <w:keepNext/>
+        <w:shd w:val="clear" w:color="000000" w:fill="auto"/>
+        <w:spacing w:before="280" w:after="80"/>
+        <w:rPr>
+          <w:rFonts w:eastAsiaTheme="majorEastAsia"/>
+          <w:b/>
+          <w:color w:val="000000"/>
+          <w:spacing w:val="-10"/>
+          <w:kern w:val="28"/>
+          <w:szCs w:val="56"/>
+        </w:rPr>
+      </w:pPr>
+      <w:r>
+        <w:rPr>
+          <w:rFonts w:eastAsiaTheme="majorEastAsia"/>
+          <w:b/>
+          <w:color w:val="000000"/>
+          <w:spacing w:val="-10"/>
+          <w:kern w:val="28"/>
+          <w:szCs w:val="56"/>
+        </w:rPr>
         <w:t>PHẦN 2. ĐIỀN SOME HOẶC ANY (10 điểm)</w:t>
       </w:r>
     </w:p>
     <w:p>
-      <w:r>
+      <w:pPr>
+        <w:keepNext/>
+        <w:shd w:val="clear" w:color="000000" w:fill="auto"/>
+        <w:spacing w:after="80"/>
+        <w:rPr>
+          <w:rFonts w:eastAsiaTheme="majorEastAsia"/>
+          <w:i/>
+          <w:color w:val="000000"/>
+          <w:spacing w:val="-10"/>
+          <w:kern w:val="28"/>
+          <w:sz w:val="22"/>
+          <w:szCs w:val="56"/>
+        </w:rPr>
+      </w:pPr>
+      <w:r>
+        <w:rPr>
+          <w:rFonts w:eastAsiaTheme="majorEastAsia"/>
+          <w:i/>
+          <w:color w:val="000000"/>
+          <w:spacing w:val="-10"/>
+          <w:kern w:val="28"/>
+          <w:sz w:val="22"/>
+          <w:szCs w:val="56"/>
+        </w:rPr>
+        <w:t>Hướng dẫn: Điền từ hoặc cấu trúc phù hợp vào mỗi chỗ trống.</w:t>
+      </w:r>
+    </w:p>
+    <w:p>
+      <w:pPr>
+        <w:keepNext/>
+        <w:shd w:val="clear" w:color="000000" w:fill="auto"/>
+        <w:spacing w:before="120" w:after="60"/>
+        <w:rPr>
+          <w:rFonts w:eastAsiaTheme="majorEastAsia"/>
+          <w:color w:val="000000"/>
+          <w:spacing w:val="-10"/>
+          <w:kern w:val="28"/>
+          <w:sz w:val="22"/>
+          <w:szCs w:val="56"/>
+        </w:rPr>
+      </w:pPr>
+      <w:r>
+        <w:rPr>
+          <w:rFonts w:eastAsiaTheme="majorEastAsia"/>
+          <w:color w:val="000000"/>
+          <w:spacing w:val="-10"/>
+          <w:kern w:val="28"/>
+          <w:sz w:val="22"/>
+          <w:szCs w:val="56"/>
+        </w:rPr>
         <w:t>1. There is ______ juice in the fridge.</w:t>
       </w:r>
     </w:p>
     <w:p>
-      <w:r>
+      <w:pPr>
+        <w:keepNext/>
+        <w:shd w:val="clear" w:color="000000" w:fill="auto"/>
+        <w:spacing w:before="120" w:after="60"/>
+        <w:rPr>
+          <w:rFonts w:eastAsiaTheme="majorEastAsia"/>
+          <w:color w:val="000000"/>
+          <w:spacing w:val="-10"/>
+          <w:kern w:val="28"/>
+          <w:sz w:val="22"/>
+          <w:szCs w:val="56"/>
+        </w:rPr>
+      </w:pPr>
+      <w:r>
+        <w:rPr>
+          <w:rFonts w:eastAsiaTheme="majorEastAsia"/>
+          <w:color w:val="000000"/>
+          <w:spacing w:val="-10"/>
+          <w:kern w:val="28"/>
+          <w:sz w:val="22"/>
+          <w:szCs w:val="56"/>
+        </w:rPr>
         <w:t>2. I don't have ______ brothers.</w:t>
       </w:r>
     </w:p>
     <w:p>
-      <w:r>
+      <w:pPr>
+        <w:keepNext/>
+        <w:shd w:val="clear" w:color="000000" w:fill="auto"/>
+        <w:spacing w:before="120" w:after="60"/>
+        <w:rPr>
+          <w:rFonts w:eastAsiaTheme="majorEastAsia"/>
+          <w:color w:val="000000"/>
+          <w:spacing w:val="-10"/>
+          <w:kern w:val="28"/>
+          <w:sz w:val="22"/>
+          <w:szCs w:val="56"/>
+        </w:rPr>
+      </w:pPr>
+      <w:r>
+        <w:rPr>
+          <w:rFonts w:eastAsiaTheme="majorEastAsia"/>
+          <w:color w:val="000000"/>
+          <w:spacing w:val="-10"/>
+          <w:kern w:val="28"/>
+          <w:sz w:val="22"/>
+          <w:szCs w:val="56"/>
+        </w:rPr>
         <w:t>3. Do you need ______ help?</w:t>
       </w:r>
     </w:p>
     <w:p>
-      <w:r>
+      <w:pPr>
+        <w:keepNext/>
+        <w:shd w:val="clear" w:color="000000" w:fill="auto"/>
+        <w:spacing w:before="120" w:after="60"/>
+        <w:rPr>
+          <w:rFonts w:eastAsiaTheme="majorEastAsia"/>
+          <w:color w:val="000000"/>
+          <w:spacing w:val="-10"/>
+          <w:kern w:val="28"/>
+          <w:sz w:val="22"/>
+          <w:szCs w:val="56"/>
+        </w:rPr>
+      </w:pPr>
+      <w:r>
+        <w:rPr>
+          <w:rFonts w:eastAsiaTheme="majorEastAsia"/>
+          <w:color w:val="000000"/>
+          <w:spacing w:val="-10"/>
+          <w:kern w:val="28"/>
+          <w:sz w:val="22"/>
+          <w:szCs w:val="56"/>
+        </w:rPr>
         <w:t>4. We bought ______ new chairs.</w:t>
       </w:r>
     </w:p>
     <w:p>
-      <w:r>
+      <w:pPr>
+        <w:keepNext/>
+        <w:shd w:val="clear" w:color="000000" w:fill="auto"/>
+        <w:spacing w:before="120" w:after="60"/>
+        <w:rPr>
+          <w:rFonts w:eastAsiaTheme="majorEastAsia"/>
+          <w:color w:val="000000"/>
+          <w:spacing w:val="-10"/>
+          <w:kern w:val="28"/>
+          <w:sz w:val="22"/>
+          <w:szCs w:val="56"/>
+        </w:rPr>
+      </w:pPr>
+      <w:r>
+        <w:rPr>
+          <w:rFonts w:eastAsiaTheme="majorEastAsia"/>
+          <w:color w:val="000000"/>
+          <w:spacing w:val="-10"/>
+          <w:kern w:val="28"/>
+          <w:sz w:val="22"/>
+          <w:szCs w:val="56"/>
+        </w:rPr>
         <w:t>5. There isn't ______ rice left.</w:t>
       </w:r>
     </w:p>
     <w:p>
-      <w:r>
+      <w:pPr>
+        <w:keepNext/>
+        <w:shd w:val="clear" w:color="000000" w:fill="auto"/>
+        <w:spacing w:before="120" w:after="60"/>
+        <w:rPr>
+          <w:rFonts w:eastAsiaTheme="majorEastAsia"/>
+          <w:color w:val="000000"/>
+          <w:spacing w:val="-10"/>
+          <w:kern w:val="28"/>
+          <w:sz w:val="22"/>
+          <w:szCs w:val="56"/>
+        </w:rPr>
+      </w:pPr>
+      <w:r>
+        <w:rPr>
+          <w:rFonts w:eastAsiaTheme="majorEastAsia"/>
+          <w:color w:val="000000"/>
+          <w:spacing w:val="-10"/>
+          <w:kern w:val="28"/>
+          <w:sz w:val="22"/>
+          <w:szCs w:val="56"/>
+        </w:rPr>
         <w:t>6. Would you like ______ cake?</w:t>
       </w:r>
     </w:p>
     <w:p>
-      <w:r>
+      <w:pPr>
+        <w:keepNext/>
+        <w:shd w:val="clear" w:color="000000" w:fill="auto"/>
+        <w:spacing w:before="120" w:after="60"/>
+        <w:rPr>
+          <w:rFonts w:eastAsiaTheme="majorEastAsia"/>
+          <w:color w:val="000000"/>
+          <w:spacing w:val="-10"/>
+          <w:kern w:val="28"/>
+          <w:sz w:val="22"/>
+          <w:szCs w:val="56"/>
+        </w:rPr>
+      </w:pPr>
+      <w:r>
+        <w:rPr>
+          <w:rFonts w:eastAsiaTheme="majorEastAsia"/>
+          <w:color w:val="000000"/>
+          <w:spacing w:val="-10"/>
+          <w:kern w:val="28"/>
+          <w:sz w:val="22"/>
+          <w:szCs w:val="56"/>
+        </w:rPr>
         <w:t>7. Are there ______ questions?</w:t>
       </w:r>
     </w:p>
     <w:p>
-      <w:r>
+      <w:pPr>
+        <w:keepNext/>
+        <w:shd w:val="clear" w:color="000000" w:fill="auto"/>
+        <w:spacing w:before="120" w:after="60"/>
+        <w:rPr>
+          <w:rFonts w:eastAsiaTheme="majorEastAsia"/>
+          <w:color w:val="000000"/>
+          <w:spacing w:val="-10"/>
+          <w:kern w:val="28"/>
+          <w:sz w:val="22"/>
+          <w:szCs w:val="56"/>
+        </w:rPr>
+      </w:pPr>
+      <w:r>
+        <w:rPr>
+          <w:rFonts w:eastAsiaTheme="majorEastAsia"/>
+          <w:color w:val="000000"/>
+          <w:spacing w:val="-10"/>
+          <w:kern w:val="28"/>
+          <w:sz w:val="22"/>
+          <w:szCs w:val="56"/>
+        </w:rPr>
         <w:t>8. Can I borrow ______ money?</w:t>
       </w:r>
     </w:p>
     <w:p>
-      <w:r>
+      <w:pPr>
+        <w:keepNext/>
+        <w:shd w:val="clear" w:color="000000" w:fill="auto"/>
+        <w:spacing w:before="120" w:after="60"/>
+        <w:rPr>
+          <w:rFonts w:eastAsiaTheme="majorEastAsia"/>
+          <w:color w:val="000000"/>
+          <w:spacing w:val="-10"/>
+          <w:kern w:val="28"/>
+          <w:sz w:val="22"/>
+          <w:szCs w:val="56"/>
+        </w:rPr>
+      </w:pPr>
+      <w:r>
+        <w:rPr>
+          <w:rFonts w:eastAsiaTheme="majorEastAsia"/>
+          <w:color w:val="000000"/>
+          <w:spacing w:val="-10"/>
+          <w:kern w:val="28"/>
+          <w:sz w:val="22"/>
+          <w:szCs w:val="56"/>
+        </w:rPr>
         <w:t>9. She didn't see ______ people outside.</w:t>
       </w:r>
     </w:p>
     <w:p>
-      <w:r>
+      <w:pPr>
+        <w:keepNext/>
+        <w:shd w:val="clear" w:color="000000" w:fill="auto"/>
+        <w:spacing w:before="120" w:after="60"/>
+        <w:rPr>
+          <w:rFonts w:eastAsiaTheme="majorEastAsia"/>
+          <w:color w:val="000000"/>
+          <w:spacing w:val="-10"/>
+          <w:kern w:val="28"/>
+          <w:sz w:val="22"/>
+          <w:szCs w:val="56"/>
+        </w:rPr>
+      </w:pPr>
+      <w:r>
+        <w:rPr>
+          <w:rFonts w:eastAsiaTheme="majorEastAsia"/>
+          <w:color w:val="000000"/>
+          <w:spacing w:val="-10"/>
+          <w:kern w:val="28"/>
+          <w:sz w:val="22"/>
+          <w:szCs w:val="56"/>
+        </w:rPr>
         <w:t>10. You can call me at ______ time.</w:t>
       </w:r>
     </w:p>
     <w:p>
       <w:pPr>
-        <w:pStyle w:val="Heading1"/>
-      </w:pPr>
-      <w:r>
+        <w:keepNext/>
+        <w:shd w:val="clear" w:color="000000" w:fill="auto"/>
+        <w:spacing w:before="280" w:after="80"/>
+        <w:rPr>
+          <w:rFonts w:eastAsiaTheme="majorEastAsia"/>
+          <w:b/>
+          <w:color w:val="000000"/>
+          <w:spacing w:val="-10"/>
+          <w:kern w:val="28"/>
+          <w:szCs w:val="56"/>
+        </w:rPr>
+      </w:pPr>
+      <w:r>
+        <w:rPr>
+          <w:rFonts w:eastAsiaTheme="majorEastAsia"/>
+          <w:b/>
+          <w:color w:val="000000"/>
+          <w:spacing w:val="-10"/>
+          <w:kern w:val="28"/>
+          <w:szCs w:val="56"/>
+        </w:rPr>
         <w:t>PHẦN 3. CHUYỂN SANG CÂU PHỦ ĐỊNH (10 điểm)</w:t>
       </w:r>
     </w:p>
     <w:p>
-      <w:r>
+      <w:pPr>
+        <w:keepNext/>
+        <w:shd w:val="clear" w:color="000000" w:fill="auto"/>
+        <w:spacing w:after="80"/>
+        <w:rPr>
+          <w:rFonts w:eastAsiaTheme="majorEastAsia"/>
+          <w:i/>
+          <w:color w:val="000000"/>
+          <w:spacing w:val="-10"/>
+          <w:kern w:val="28"/>
+          <w:sz w:val="22"/>
+          <w:szCs w:val="56"/>
+        </w:rPr>
+      </w:pPr>
+      <w:r>
+        <w:rPr>
+          <w:rFonts w:eastAsiaTheme="majorEastAsia"/>
+          <w:i/>
+          <w:color w:val="000000"/>
+          <w:spacing w:val="-10"/>
+          <w:kern w:val="28"/>
+          <w:sz w:val="22"/>
+          <w:szCs w:val="56"/>
+        </w:rPr>
+        <w:t>Hướng dẫn: Hoàn thành từng câu theo yêu cầu của phần.</w:t>
+      </w:r>
+    </w:p>
+    <w:p>
+      <w:pPr>
+        <w:keepNext/>
+        <w:shd w:val="clear" w:color="000000" w:fill="auto"/>
+        <w:spacing w:before="120" w:after="60"/>
+        <w:rPr>
+          <w:rFonts w:eastAsiaTheme="majorEastAsia"/>
+          <w:color w:val="000000"/>
+          <w:spacing w:val="-10"/>
+          <w:kern w:val="28"/>
+          <w:sz w:val="22"/>
+          <w:szCs w:val="56"/>
+        </w:rPr>
+      </w:pPr>
+      <w:r>
+        <w:rPr>
+          <w:rFonts w:eastAsiaTheme="majorEastAsia"/>
+          <w:color w:val="000000"/>
+          <w:spacing w:val="-10"/>
+          <w:kern w:val="28"/>
+          <w:sz w:val="22"/>
+          <w:szCs w:val="56"/>
+        </w:rPr>
         <w:t>1. I have some money. → ______________________________</w:t>
       </w:r>
     </w:p>
     <w:p>
-      <w:r>
+      <w:pPr>
+        <w:keepNext/>
+        <w:shd w:val="clear" w:color="000000" w:fill="auto"/>
+        <w:spacing w:before="120" w:after="60"/>
+        <w:rPr>
+          <w:rFonts w:eastAsiaTheme="majorEastAsia"/>
+          <w:color w:val="000000"/>
+          <w:spacing w:val="-10"/>
+          <w:kern w:val="28"/>
+          <w:sz w:val="22"/>
+          <w:szCs w:val="56"/>
+        </w:rPr>
+      </w:pPr>
+      <w:r>
+        <w:rPr>
+          <w:rFonts w:eastAsiaTheme="majorEastAsia"/>
+          <w:color w:val="000000"/>
+          <w:spacing w:val="-10"/>
+          <w:kern w:val="28"/>
+          <w:sz w:val="22"/>
+          <w:szCs w:val="56"/>
+        </w:rPr>
         <w:t>2. There are some books on the shelf. → ______________________________</w:t>
       </w:r>
     </w:p>
     <w:p>
-      <w:r>
+      <w:pPr>
+        <w:keepNext/>
+        <w:shd w:val="clear" w:color="000000" w:fill="auto"/>
+        <w:spacing w:before="120" w:after="60"/>
+        <w:rPr>
+          <w:rFonts w:eastAsiaTheme="majorEastAsia"/>
+          <w:color w:val="000000"/>
+          <w:spacing w:val="-10"/>
+          <w:kern w:val="28"/>
+          <w:sz w:val="22"/>
+          <w:szCs w:val="56"/>
+        </w:rPr>
+      </w:pPr>
+      <w:r>
+        <w:rPr>
+          <w:rFonts w:eastAsiaTheme="majorEastAsia"/>
+          <w:color w:val="000000"/>
+          <w:spacing w:val="-10"/>
+          <w:kern w:val="28"/>
+          <w:sz w:val="22"/>
+          <w:szCs w:val="56"/>
+        </w:rPr>
         <w:t>3. She bought some bread. → ______________________________</w:t>
       </w:r>
     </w:p>
     <w:p>
-      <w:r>
+      <w:pPr>
+        <w:keepNext/>
+        <w:shd w:val="clear" w:color="000000" w:fill="auto"/>
+        <w:spacing w:before="120" w:after="60"/>
+        <w:rPr>
+          <w:rFonts w:eastAsiaTheme="majorEastAsia"/>
+          <w:color w:val="000000"/>
+          <w:spacing w:val="-10"/>
+          <w:kern w:val="28"/>
+          <w:sz w:val="22"/>
+          <w:szCs w:val="56"/>
+        </w:rPr>
+      </w:pPr>
+      <w:r>
+        <w:rPr>
+          <w:rFonts w:eastAsiaTheme="majorEastAsia"/>
+          <w:color w:val="000000"/>
+          <w:spacing w:val="-10"/>
+          <w:kern w:val="28"/>
+          <w:sz w:val="22"/>
+          <w:szCs w:val="56"/>
+        </w:rPr>
         <w:t>4. We need some eggs. → ______________________________</w:t>
       </w:r>
     </w:p>
     <w:p>
-      <w:r>
+      <w:pPr>
+        <w:keepNext/>
+        <w:shd w:val="clear" w:color="000000" w:fill="auto"/>
+        <w:spacing w:before="120" w:after="60"/>
+        <w:rPr>
+          <w:rFonts w:eastAsiaTheme="majorEastAsia"/>
+          <w:color w:val="000000"/>
+          <w:spacing w:val="-10"/>
+          <w:kern w:val="28"/>
+          <w:sz w:val="22"/>
+          <w:szCs w:val="56"/>
+        </w:rPr>
+      </w:pPr>
+      <w:r>
+        <w:rPr>
+          <w:rFonts w:eastAsiaTheme="majorEastAsia"/>
+          <w:color w:val="000000"/>
+          <w:spacing w:val="-10"/>
+          <w:kern w:val="28"/>
+          <w:sz w:val="22"/>
+          <w:szCs w:val="56"/>
+        </w:rPr>
         <w:t>5. He has some free time. → ______________________________</w:t>
       </w:r>
     </w:p>
     <w:p>
-      <w:r>
+      <w:pPr>
+        <w:keepNext/>
+        <w:shd w:val="clear" w:color="000000" w:fill="auto"/>
+        <w:spacing w:before="120" w:after="60"/>
+        <w:rPr>
+          <w:rFonts w:eastAsiaTheme="majorEastAsia"/>
+          <w:color w:val="000000"/>
+          <w:spacing w:val="-10"/>
+          <w:kern w:val="28"/>
+          <w:sz w:val="22"/>
+          <w:szCs w:val="56"/>
+        </w:rPr>
+      </w:pPr>
+      <w:r>
+        <w:rPr>
+          <w:rFonts w:eastAsiaTheme="majorEastAsia"/>
+          <w:color w:val="000000"/>
+          <w:spacing w:val="-10"/>
+          <w:kern w:val="28"/>
+          <w:sz w:val="22"/>
+          <w:szCs w:val="56"/>
+        </w:rPr>
         <w:t>6. There is some coffee in the cup. → ______________________________</w:t>
       </w:r>
     </w:p>
     <w:p>
-      <w:r>
+      <w:pPr>
+        <w:keepNext/>
+        <w:shd w:val="clear" w:color="000000" w:fill="auto"/>
+        <w:spacing w:before="120" w:after="60"/>
+        <w:rPr>
+          <w:rFonts w:eastAsiaTheme="majorEastAsia"/>
+          <w:color w:val="000000"/>
+          <w:spacing w:val="-10"/>
+          <w:kern w:val="28"/>
+          <w:sz w:val="22"/>
+          <w:szCs w:val="56"/>
+        </w:rPr>
+      </w:pPr>
+      <w:r>
+        <w:rPr>
+          <w:rFonts w:eastAsiaTheme="majorEastAsia"/>
+          <w:color w:val="000000"/>
+          <w:spacing w:val="-10"/>
+          <w:kern w:val="28"/>
+          <w:sz w:val="22"/>
+          <w:szCs w:val="56"/>
+        </w:rPr>
         <w:t>7. They met some friends. → ______________________________</w:t>
       </w:r>
     </w:p>
     <w:p>
-      <w:r>
+      <w:pPr>
+        <w:keepNext/>
+        <w:shd w:val="clear" w:color="000000" w:fill="auto"/>
+        <w:spacing w:before="120" w:after="60"/>
+        <w:rPr>
+          <w:rFonts w:eastAsiaTheme="majorEastAsia"/>
+          <w:color w:val="000000"/>
+          <w:spacing w:val="-10"/>
+          <w:kern w:val="28"/>
+          <w:sz w:val="22"/>
+          <w:szCs w:val="56"/>
+        </w:rPr>
+      </w:pPr>
+      <w:r>
+        <w:rPr>
+          <w:rFonts w:eastAsiaTheme="majorEastAsia"/>
+          <w:color w:val="000000"/>
+          <w:spacing w:val="-10"/>
+          <w:kern w:val="28"/>
+          <w:sz w:val="22"/>
+          <w:szCs w:val="56"/>
+        </w:rPr>
         <w:t>8. The shop sells some notebooks. → ______________________________</w:t>
       </w:r>
     </w:p>
     <w:p>
-      <w:r>
+      <w:pPr>
+        <w:keepNext/>
+        <w:shd w:val="clear" w:color="000000" w:fill="auto"/>
+        <w:spacing w:before="120" w:after="60"/>
+        <w:rPr>
+          <w:rFonts w:eastAsiaTheme="majorEastAsia"/>
+          <w:color w:val="000000"/>
+          <w:spacing w:val="-10"/>
+          <w:kern w:val="28"/>
+          <w:sz w:val="22"/>
+          <w:szCs w:val="56"/>
+        </w:rPr>
+      </w:pPr>
+      <w:r>
+        <w:rPr>
+          <w:rFonts w:eastAsiaTheme="majorEastAsia"/>
+          <w:color w:val="000000"/>
+          <w:spacing w:val="-10"/>
+          <w:kern w:val="28"/>
+          <w:sz w:val="22"/>
+          <w:szCs w:val="56"/>
+        </w:rPr>
         <w:t>9. I found some information. → ______________________________</w:t>
       </w:r>
     </w:p>
     <w:p>
-      <w:r>
+      <w:pPr>
+        <w:keepNext/>
+        <w:shd w:val="clear" w:color="000000" w:fill="auto"/>
+        <w:spacing w:before="120" w:after="60"/>
+        <w:rPr>
+          <w:rFonts w:eastAsiaTheme="majorEastAsia"/>
+          <w:color w:val="000000"/>
+          <w:spacing w:val="-10"/>
+          <w:kern w:val="28"/>
+          <w:sz w:val="22"/>
+          <w:szCs w:val="56"/>
+        </w:rPr>
+      </w:pPr>
+      <w:r>
+        <w:rPr>
+          <w:rFonts w:eastAsiaTheme="majorEastAsia"/>
+          <w:color w:val="000000"/>
+          <w:spacing w:val="-10"/>
+          <w:kern w:val="28"/>
+          <w:sz w:val="22"/>
+          <w:szCs w:val="56"/>
+        </w:rPr>
         <w:t>10. There are some buses after midnight. → ______________________________</w:t>
       </w:r>
     </w:p>
     <w:p>
       <w:pPr>
-        <w:pStyle w:val="Heading1"/>
-      </w:pPr>
-      <w:r>
+        <w:keepNext/>
+        <w:shd w:val="clear" w:color="000000" w:fill="auto"/>
+        <w:spacing w:before="280" w:after="80"/>
+        <w:rPr>
+          <w:rFonts w:eastAsiaTheme="majorEastAsia"/>
+          <w:b/>
+          <w:color w:val="000000"/>
+          <w:spacing w:val="-10"/>
+          <w:kern w:val="28"/>
+          <w:szCs w:val="56"/>
+        </w:rPr>
+      </w:pPr>
+      <w:r>
+        <w:rPr>
+          <w:rFonts w:eastAsiaTheme="majorEastAsia"/>
+          <w:b/>
+          <w:color w:val="000000"/>
+          <w:spacing w:val="-10"/>
+          <w:kern w:val="28"/>
+          <w:szCs w:val="56"/>
+        </w:rPr>
         <w:t>PHẦN 4. VIẾT THÀNH CÂU HỎI (10 điểm)</w:t>
       </w:r>
     </w:p>
     <w:p>
-      <w:r>
+      <w:pPr>
+        <w:keepNext/>
+        <w:shd w:val="clear" w:color="000000" w:fill="auto"/>
+        <w:spacing w:after="80"/>
+        <w:rPr>
+          <w:rFonts w:eastAsiaTheme="majorEastAsia"/>
+          <w:i/>
+          <w:color w:val="000000"/>
+          <w:spacing w:val="-10"/>
+          <w:kern w:val="28"/>
+          <w:sz w:val="22"/>
+          <w:szCs w:val="56"/>
+        </w:rPr>
+      </w:pPr>
+      <w:r>
+        <w:rPr>
+          <w:rFonts w:eastAsiaTheme="majorEastAsia"/>
+          <w:i/>
+          <w:color w:val="000000"/>
+          <w:spacing w:val="-10"/>
+          <w:kern w:val="28"/>
+          <w:sz w:val="22"/>
+          <w:szCs w:val="56"/>
+        </w:rPr>
+        <w:t>Hướng dẫn: Viết lại từng câu theo dạng được yêu cầu.</w:t>
+      </w:r>
+    </w:p>
+    <w:p>
+      <w:pPr>
+        <w:keepNext/>
+        <w:shd w:val="clear" w:color="000000" w:fill="auto"/>
+        <w:spacing w:before="120" w:after="60"/>
+        <w:rPr>
+          <w:rFonts w:eastAsiaTheme="majorEastAsia"/>
+          <w:color w:val="000000"/>
+          <w:spacing w:val="-10"/>
+          <w:kern w:val="28"/>
+          <w:sz w:val="22"/>
+          <w:szCs w:val="56"/>
+        </w:rPr>
+      </w:pPr>
+      <w:r>
+        <w:rPr>
+          <w:rFonts w:eastAsiaTheme="majorEastAsia"/>
+          <w:color w:val="000000"/>
+          <w:spacing w:val="-10"/>
+          <w:kern w:val="28"/>
+          <w:sz w:val="22"/>
+          <w:szCs w:val="56"/>
+        </w:rPr>
         <w:t>1. There are some apples in the bag. → ______________________________</w:t>
       </w:r>
     </w:p>
     <w:p>
-      <w:r>
+      <w:pPr>
+        <w:keepNext/>
+        <w:shd w:val="clear" w:color="000000" w:fill="auto"/>
+        <w:spacing w:before="120" w:after="60"/>
+        <w:rPr>
+          <w:rFonts w:eastAsiaTheme="majorEastAsia"/>
+          <w:color w:val="000000"/>
+          <w:spacing w:val="-10"/>
+          <w:kern w:val="28"/>
+          <w:sz w:val="22"/>
+          <w:szCs w:val="56"/>
+        </w:rPr>
+      </w:pPr>
+      <w:r>
+        <w:rPr>
+          <w:rFonts w:eastAsiaTheme="majorEastAsia"/>
+          <w:color w:val="000000"/>
+          <w:spacing w:val="-10"/>
+          <w:kern w:val="28"/>
+          <w:sz w:val="22"/>
+          <w:szCs w:val="56"/>
+        </w:rPr>
         <w:t>2. You have some questions. → ______________________________</w:t>
       </w:r>
     </w:p>
     <w:p>
-      <w:r>
+      <w:pPr>
+        <w:keepNext/>
+        <w:shd w:val="clear" w:color="000000" w:fill="auto"/>
+        <w:spacing w:before="120" w:after="60"/>
+        <w:rPr>
+          <w:rFonts w:eastAsiaTheme="majorEastAsia"/>
+          <w:color w:val="000000"/>
+          <w:spacing w:val="-10"/>
+          <w:kern w:val="28"/>
+          <w:sz w:val="22"/>
+          <w:szCs w:val="56"/>
+        </w:rPr>
+      </w:pPr>
+      <w:r>
+        <w:rPr>
+          <w:rFonts w:eastAsiaTheme="majorEastAsia"/>
+          <w:color w:val="000000"/>
+          <w:spacing w:val="-10"/>
+          <w:kern w:val="28"/>
+          <w:sz w:val="22"/>
+          <w:szCs w:val="56"/>
+        </w:rPr>
         <w:t>3. She needs some help. → ______________________________</w:t>
       </w:r>
     </w:p>
     <w:p>
-      <w:r>
+      <w:pPr>
+        <w:keepNext/>
+        <w:shd w:val="clear" w:color="000000" w:fill="auto"/>
+        <w:spacing w:before="120" w:after="60"/>
+        <w:rPr>
+          <w:rFonts w:eastAsiaTheme="majorEastAsia"/>
+          <w:color w:val="000000"/>
+          <w:spacing w:val="-10"/>
+          <w:kern w:val="28"/>
+          <w:sz w:val="22"/>
+          <w:szCs w:val="56"/>
+        </w:rPr>
+      </w:pPr>
+      <w:r>
+        <w:rPr>
+          <w:rFonts w:eastAsiaTheme="majorEastAsia"/>
+          <w:color w:val="000000"/>
+          <w:spacing w:val="-10"/>
+          <w:kern w:val="28"/>
+          <w:sz w:val="22"/>
+          <w:szCs w:val="56"/>
+        </w:rPr>
+        <w:lastRenderedPageBreak/>
         <w:t>4. There is some water in the bottle. → ______________________________</w:t>
       </w:r>
     </w:p>
     <w:p>
-      <w:r>
+      <w:pPr>
+        <w:keepNext/>
+        <w:shd w:val="clear" w:color="000000" w:fill="auto"/>
+        <w:spacing w:before="120" w:after="60"/>
+        <w:rPr>
+          <w:rFonts w:eastAsiaTheme="majorEastAsia"/>
+          <w:color w:val="000000"/>
+          <w:spacing w:val="-10"/>
+          <w:kern w:val="28"/>
+          <w:sz w:val="22"/>
+          <w:szCs w:val="56"/>
+        </w:rPr>
+      </w:pPr>
+      <w:r>
+        <w:rPr>
+          <w:rFonts w:eastAsiaTheme="majorEastAsia"/>
+          <w:color w:val="000000"/>
+          <w:spacing w:val="-10"/>
+          <w:kern w:val="28"/>
+          <w:sz w:val="22"/>
+          <w:szCs w:val="56"/>
+        </w:rPr>
         <w:t>5. They bought some tickets. → ______________________________</w:t>
       </w:r>
     </w:p>
     <w:p>
-      <w:r>
+      <w:pPr>
+        <w:keepNext/>
+        <w:shd w:val="clear" w:color="000000" w:fill="auto"/>
+        <w:spacing w:before="120" w:after="60"/>
+        <w:rPr>
+          <w:rFonts w:eastAsiaTheme="majorEastAsia"/>
+          <w:color w:val="000000"/>
+          <w:spacing w:val="-10"/>
+          <w:kern w:val="28"/>
+          <w:sz w:val="22"/>
+          <w:szCs w:val="56"/>
+        </w:rPr>
+      </w:pPr>
+      <w:r>
+        <w:rPr>
+          <w:rFonts w:eastAsiaTheme="majorEastAsia"/>
+          <w:color w:val="000000"/>
+          <w:spacing w:val="-10"/>
+          <w:kern w:val="28"/>
+          <w:sz w:val="22"/>
+          <w:szCs w:val="56"/>
+        </w:rPr>
         <w:t>6. He has some brothers. → ______________________________</w:t>
       </w:r>
     </w:p>
     <w:p>
-      <w:r>
+      <w:pPr>
+        <w:keepNext/>
+        <w:shd w:val="clear" w:color="000000" w:fill="auto"/>
+        <w:spacing w:before="120" w:after="60"/>
+        <w:rPr>
+          <w:rFonts w:eastAsiaTheme="majorEastAsia"/>
+          <w:color w:val="000000"/>
+          <w:spacing w:val="-10"/>
+          <w:kern w:val="28"/>
+          <w:sz w:val="22"/>
+          <w:szCs w:val="56"/>
+        </w:rPr>
+      </w:pPr>
+      <w:r>
+        <w:rPr>
+          <w:rFonts w:eastAsiaTheme="majorEastAsia"/>
+          <w:color w:val="000000"/>
+          <w:spacing w:val="-10"/>
+          <w:kern w:val="28"/>
+          <w:sz w:val="22"/>
+          <w:szCs w:val="56"/>
+        </w:rPr>
         <w:t>7. There are some restaurants nearby. → ______________________________</w:t>
       </w:r>
     </w:p>
     <w:p>
-      <w:r>
+      <w:pPr>
+        <w:keepNext/>
+        <w:shd w:val="clear" w:color="000000" w:fill="auto"/>
+        <w:spacing w:before="120" w:after="60"/>
+        <w:rPr>
+          <w:rFonts w:eastAsiaTheme="majorEastAsia"/>
+          <w:color w:val="000000"/>
+          <w:spacing w:val="-10"/>
+          <w:kern w:val="28"/>
+          <w:sz w:val="22"/>
+          <w:szCs w:val="56"/>
+        </w:rPr>
+      </w:pPr>
+      <w:r>
+        <w:rPr>
+          <w:rFonts w:eastAsiaTheme="majorEastAsia"/>
+          <w:color w:val="000000"/>
+          <w:spacing w:val="-10"/>
+          <w:kern w:val="28"/>
+          <w:sz w:val="22"/>
+          <w:szCs w:val="56"/>
+        </w:rPr>
         <w:t>8. We need some sugar. → ______________________________</w:t>
       </w:r>
     </w:p>
     <w:p>
-      <w:r>
+      <w:pPr>
+        <w:keepNext/>
+        <w:shd w:val="clear" w:color="000000" w:fill="auto"/>
+        <w:spacing w:before="120" w:after="60"/>
+        <w:rPr>
+          <w:rFonts w:eastAsiaTheme="majorEastAsia"/>
+          <w:color w:val="000000"/>
+          <w:spacing w:val="-10"/>
+          <w:kern w:val="28"/>
+          <w:sz w:val="22"/>
+          <w:szCs w:val="56"/>
+        </w:rPr>
+      </w:pPr>
+      <w:r>
+        <w:rPr>
+          <w:rFonts w:eastAsiaTheme="majorEastAsia"/>
+          <w:color w:val="000000"/>
+          <w:spacing w:val="-10"/>
+          <w:kern w:val="28"/>
+          <w:sz w:val="22"/>
+          <w:szCs w:val="56"/>
+        </w:rPr>
         <w:t>9. Lan saw some classmates. → ______________________________</w:t>
       </w:r>
     </w:p>
     <w:p>
-      <w:r>
+      <w:pPr>
+        <w:keepNext/>
+        <w:shd w:val="clear" w:color="000000" w:fill="auto"/>
+        <w:spacing w:before="120" w:after="60"/>
+        <w:rPr>
+          <w:rFonts w:eastAsiaTheme="majorEastAsia"/>
+          <w:color w:val="000000"/>
+          <w:spacing w:val="-10"/>
+          <w:kern w:val="28"/>
+          <w:sz w:val="22"/>
+          <w:szCs w:val="56"/>
+        </w:rPr>
+      </w:pPr>
+      <w:r>
+        <w:rPr>
+          <w:rFonts w:eastAsiaTheme="majorEastAsia"/>
+          <w:color w:val="000000"/>
+          <w:spacing w:val="-10"/>
+          <w:kern w:val="28"/>
+          <w:sz w:val="22"/>
+          <w:szCs w:val="56"/>
+        </w:rPr>
         <w:t>10. The hotel has some free rooms. → ______________________________</w:t>
       </w:r>
     </w:p>
     <w:p>
       <w:pPr>
-        <w:pStyle w:val="Heading1"/>
-      </w:pPr>
-      <w:r>
+        <w:keepNext/>
+        <w:shd w:val="clear" w:color="000000" w:fill="auto"/>
+        <w:spacing w:before="280" w:after="80"/>
+        <w:rPr>
+          <w:rFonts w:eastAsiaTheme="majorEastAsia"/>
+          <w:b/>
+          <w:color w:val="000000"/>
+          <w:spacing w:val="-10"/>
+          <w:kern w:val="28"/>
+          <w:szCs w:val="56"/>
+        </w:rPr>
+      </w:pPr>
+      <w:r>
+        <w:rPr>
+          <w:rFonts w:eastAsiaTheme="majorEastAsia"/>
+          <w:b/>
+          <w:color w:val="000000"/>
+          <w:spacing w:val="-10"/>
+          <w:kern w:val="28"/>
+          <w:szCs w:val="56"/>
+        </w:rPr>
         <w:t>PHẦN 5. CHỌN DANH TỪ ĐÚNG (10 điểm)</w:t>
       </w:r>
     </w:p>
     <w:p>
-      <w:r>
-        <w:t>1. I need some ______.   A. book   B. books</w:t>
-      </w:r>
-    </w:p>
-    <w:p>
-      <w:r>
-        <w:t>2. There isn't any ______.   A. water   B. waters</w:t>
-      </w:r>
-    </w:p>
-    <w:p>
-      <w:r>
-        <w:t>3. She has some ______.   A. friend   B. friends</w:t>
-      </w:r>
-    </w:p>
-    <w:p>
-      <w:r>
-        <w:t>4. Do you have any ______?   A. question   B. questions</w:t>
-      </w:r>
-    </w:p>
-    <w:p>
-      <w:r>
-        <w:t>5. We bought some ______.   A. rice   B. rices</w:t>
-      </w:r>
-    </w:p>
-    <w:p>
-      <w:r>
-        <w:t>6. There aren't any ______ here.   A. chair   B. chairs</w:t>
-      </w:r>
-    </w:p>
-    <w:p>
-      <w:r>
-        <w:t>7. He needs some ______.   A. information   B. informations</w:t>
-      </w:r>
-    </w:p>
-    <w:p>
-      <w:r>
-        <w:t>8. I don't have any ______.   A. money   B. moneys</w:t>
-      </w:r>
-    </w:p>
-    <w:p>
-      <w:r>
-        <w:t>9. They invited some ______.   A. student   B. students</w:t>
-      </w:r>
-    </w:p>
-    <w:p>
-      <w:r>
-        <w:t>10. Is there any ______?   A. bread   B. breads</w:t>
-      </w:r>
-    </w:p>
-    <w:p>
-      <w:pPr>
-        <w:pStyle w:val="Heading1"/>
-      </w:pPr>
-      <w:r>
+      <w:pPr>
+        <w:keepNext/>
+        <w:shd w:val="clear" w:color="000000" w:fill="auto"/>
+        <w:spacing w:after="80"/>
+        <w:rPr>
+          <w:rFonts w:eastAsiaTheme="majorEastAsia"/>
+          <w:i/>
+          <w:color w:val="000000"/>
+          <w:spacing w:val="-10"/>
+          <w:kern w:val="28"/>
+          <w:sz w:val="22"/>
+          <w:szCs w:val="56"/>
+        </w:rPr>
+      </w:pPr>
+      <w:r>
+        <w:rPr>
+          <w:rFonts w:eastAsiaTheme="majorEastAsia"/>
+          <w:i/>
+          <w:color w:val="000000"/>
+          <w:spacing w:val="-10"/>
+          <w:kern w:val="28"/>
+          <w:sz w:val="22"/>
+          <w:szCs w:val="56"/>
+        </w:rPr>
+        <w:t>Hướng dẫn: Chọn hoặc biến đổi đúng dạng số ít, số nhiều và cấu trúc đi kèm.</w:t>
+      </w:r>
+    </w:p>
+    <w:p>
+      <w:pPr>
+        <w:keepNext/>
+        <w:shd w:val="clear" w:color="000000" w:fill="auto"/>
+        <w:spacing w:before="120" w:after="60"/>
+        <w:rPr>
+          <w:rFonts w:eastAsiaTheme="majorEastAsia"/>
+          <w:color w:val="000000"/>
+          <w:spacing w:val="-10"/>
+          <w:kern w:val="28"/>
+          <w:sz w:val="22"/>
+          <w:szCs w:val="56"/>
+        </w:rPr>
+      </w:pPr>
+      <w:r>
+        <w:rPr>
+          <w:rFonts w:eastAsiaTheme="majorEastAsia"/>
+          <w:color w:val="000000"/>
+          <w:spacing w:val="-10"/>
+          <w:kern w:val="28"/>
+          <w:sz w:val="22"/>
+          <w:szCs w:val="56"/>
+        </w:rPr>
+        <w:t>1. I need some ______.</w:t>
+      </w:r>
+    </w:p>
+    <w:p>
+      <w:pPr>
+        <w:keepNext/>
+        <w:shd w:val="clear" w:color="000000" w:fill="auto"/>
+        <w:spacing w:after="40"/>
+        <w:ind w:left="340"/>
+        <w:rPr>
+          <w:rFonts w:eastAsiaTheme="majorEastAsia"/>
+          <w:color w:val="000000"/>
+          <w:spacing w:val="-10"/>
+          <w:kern w:val="28"/>
+          <w:sz w:val="22"/>
+          <w:szCs w:val="56"/>
+        </w:rPr>
+      </w:pPr>
+      <w:r>
+        <w:rPr>
+          <w:rFonts w:eastAsiaTheme="majorEastAsia"/>
+          <w:color w:val="000000"/>
+          <w:spacing w:val="-10"/>
+          <w:kern w:val="28"/>
+          <w:sz w:val="22"/>
+          <w:szCs w:val="56"/>
+        </w:rPr>
+        <w:t>A. book</w:t>
+      </w:r>
+    </w:p>
+    <w:p>
+      <w:pPr>
+        <w:keepNext/>
+        <w:shd w:val="clear" w:color="000000" w:fill="auto"/>
+        <w:spacing w:after="40"/>
+        <w:ind w:left="340"/>
+        <w:rPr>
+          <w:rFonts w:eastAsiaTheme="majorEastAsia"/>
+          <w:color w:val="000000"/>
+          <w:spacing w:val="-10"/>
+          <w:kern w:val="28"/>
+          <w:sz w:val="22"/>
+          <w:szCs w:val="56"/>
+        </w:rPr>
+      </w:pPr>
+      <w:r>
+        <w:rPr>
+          <w:rFonts w:eastAsiaTheme="majorEastAsia"/>
+          <w:color w:val="000000"/>
+          <w:spacing w:val="-10"/>
+          <w:kern w:val="28"/>
+          <w:sz w:val="22"/>
+          <w:szCs w:val="56"/>
+        </w:rPr>
+        <w:t>B. books</w:t>
+      </w:r>
+    </w:p>
+    <w:p>
+      <w:pPr>
+        <w:keepNext/>
+        <w:shd w:val="clear" w:color="000000" w:fill="auto"/>
+        <w:spacing w:before="120" w:after="60"/>
+        <w:rPr>
+          <w:rFonts w:eastAsiaTheme="majorEastAsia"/>
+          <w:color w:val="000000"/>
+          <w:spacing w:val="-10"/>
+          <w:kern w:val="28"/>
+          <w:sz w:val="22"/>
+          <w:szCs w:val="56"/>
+        </w:rPr>
+      </w:pPr>
+      <w:r>
+        <w:rPr>
+          <w:rFonts w:eastAsiaTheme="majorEastAsia"/>
+          <w:color w:val="000000"/>
+          <w:spacing w:val="-10"/>
+          <w:kern w:val="28"/>
+          <w:sz w:val="22"/>
+          <w:szCs w:val="56"/>
+        </w:rPr>
+        <w:t>2. There isn't any ______.</w:t>
+      </w:r>
+    </w:p>
+    <w:p>
+      <w:pPr>
+        <w:keepNext/>
+        <w:shd w:val="clear" w:color="000000" w:fill="auto"/>
+        <w:spacing w:after="40"/>
+        <w:ind w:left="340"/>
+        <w:rPr>
+          <w:rFonts w:eastAsiaTheme="majorEastAsia"/>
+          <w:color w:val="000000"/>
+          <w:spacing w:val="-10"/>
+          <w:kern w:val="28"/>
+          <w:sz w:val="22"/>
+          <w:szCs w:val="56"/>
+        </w:rPr>
+      </w:pPr>
+      <w:r>
+        <w:rPr>
+          <w:rFonts w:eastAsiaTheme="majorEastAsia"/>
+          <w:color w:val="000000"/>
+          <w:spacing w:val="-10"/>
+          <w:kern w:val="28"/>
+          <w:sz w:val="22"/>
+          <w:szCs w:val="56"/>
+        </w:rPr>
+        <w:t>A. water</w:t>
+      </w:r>
+    </w:p>
+    <w:p>
+      <w:pPr>
+        <w:keepNext/>
+        <w:shd w:val="clear" w:color="000000" w:fill="auto"/>
+        <w:spacing w:after="40"/>
+        <w:ind w:left="340"/>
+        <w:rPr>
+          <w:rFonts w:eastAsiaTheme="majorEastAsia"/>
+          <w:color w:val="000000"/>
+          <w:spacing w:val="-10"/>
+          <w:kern w:val="28"/>
+          <w:sz w:val="22"/>
+          <w:szCs w:val="56"/>
+        </w:rPr>
+      </w:pPr>
+      <w:r>
+        <w:rPr>
+          <w:rFonts w:eastAsiaTheme="majorEastAsia"/>
+          <w:color w:val="000000"/>
+          <w:spacing w:val="-10"/>
+          <w:kern w:val="28"/>
+          <w:sz w:val="22"/>
+          <w:szCs w:val="56"/>
+        </w:rPr>
+        <w:t>B. waters</w:t>
+      </w:r>
+    </w:p>
+    <w:p>
+      <w:pPr>
+        <w:keepNext/>
+        <w:shd w:val="clear" w:color="000000" w:fill="auto"/>
+        <w:spacing w:before="120" w:after="60"/>
+        <w:rPr>
+          <w:rFonts w:eastAsiaTheme="majorEastAsia"/>
+          <w:color w:val="000000"/>
+          <w:spacing w:val="-10"/>
+          <w:kern w:val="28"/>
+          <w:sz w:val="22"/>
+          <w:szCs w:val="56"/>
+        </w:rPr>
+      </w:pPr>
+      <w:r>
+        <w:rPr>
+          <w:rFonts w:eastAsiaTheme="majorEastAsia"/>
+          <w:color w:val="000000"/>
+          <w:spacing w:val="-10"/>
+          <w:kern w:val="28"/>
+          <w:sz w:val="22"/>
+          <w:szCs w:val="56"/>
+        </w:rPr>
+        <w:t>3. She has some ______.</w:t>
+      </w:r>
+    </w:p>
+    <w:p>
+      <w:pPr>
+        <w:keepNext/>
+        <w:shd w:val="clear" w:color="000000" w:fill="auto"/>
+        <w:spacing w:after="40"/>
+        <w:ind w:left="340"/>
+        <w:rPr>
+          <w:rFonts w:eastAsiaTheme="majorEastAsia"/>
+          <w:color w:val="000000"/>
+          <w:spacing w:val="-10"/>
+          <w:kern w:val="28"/>
+          <w:sz w:val="22"/>
+          <w:szCs w:val="56"/>
+        </w:rPr>
+      </w:pPr>
+      <w:r>
+        <w:rPr>
+          <w:rFonts w:eastAsiaTheme="majorEastAsia"/>
+          <w:color w:val="000000"/>
+          <w:spacing w:val="-10"/>
+          <w:kern w:val="28"/>
+          <w:sz w:val="22"/>
+          <w:szCs w:val="56"/>
+        </w:rPr>
+        <w:t>A. friend</w:t>
+      </w:r>
+    </w:p>
+    <w:p>
+      <w:pPr>
+        <w:keepNext/>
+        <w:shd w:val="clear" w:color="000000" w:fill="auto"/>
+        <w:spacing w:after="40"/>
+        <w:ind w:left="340"/>
+        <w:rPr>
+          <w:rFonts w:eastAsiaTheme="majorEastAsia"/>
+          <w:color w:val="000000"/>
+          <w:spacing w:val="-10"/>
+          <w:kern w:val="28"/>
+          <w:sz w:val="22"/>
+          <w:szCs w:val="56"/>
+        </w:rPr>
+      </w:pPr>
+      <w:r>
+        <w:rPr>
+          <w:rFonts w:eastAsiaTheme="majorEastAsia"/>
+          <w:color w:val="000000"/>
+          <w:spacing w:val="-10"/>
+          <w:kern w:val="28"/>
+          <w:sz w:val="22"/>
+          <w:szCs w:val="56"/>
+        </w:rPr>
+        <w:t>B. friends</w:t>
+      </w:r>
+    </w:p>
+    <w:p>
+      <w:pPr>
+        <w:keepNext/>
+        <w:shd w:val="clear" w:color="000000" w:fill="auto"/>
+        <w:spacing w:before="120" w:after="60"/>
+        <w:rPr>
+          <w:rFonts w:eastAsiaTheme="majorEastAsia"/>
+          <w:color w:val="000000"/>
+          <w:spacing w:val="-10"/>
+          <w:kern w:val="28"/>
+          <w:sz w:val="22"/>
+          <w:szCs w:val="56"/>
+        </w:rPr>
+      </w:pPr>
+      <w:r>
+        <w:rPr>
+          <w:rFonts w:eastAsiaTheme="majorEastAsia"/>
+          <w:color w:val="000000"/>
+          <w:spacing w:val="-10"/>
+          <w:kern w:val="28"/>
+          <w:sz w:val="22"/>
+          <w:szCs w:val="56"/>
+        </w:rPr>
+        <w:t>4. Do you have any ______?</w:t>
+      </w:r>
+    </w:p>
+    <w:p>
+      <w:pPr>
+        <w:keepNext/>
+        <w:shd w:val="clear" w:color="000000" w:fill="auto"/>
+        <w:spacing w:after="40"/>
+        <w:ind w:left="340"/>
+        <w:rPr>
+          <w:rFonts w:eastAsiaTheme="majorEastAsia"/>
+          <w:color w:val="000000"/>
+          <w:spacing w:val="-10"/>
+          <w:kern w:val="28"/>
+          <w:sz w:val="22"/>
+          <w:szCs w:val="56"/>
+        </w:rPr>
+      </w:pPr>
+      <w:r>
+        <w:rPr>
+          <w:rFonts w:eastAsiaTheme="majorEastAsia"/>
+          <w:color w:val="000000"/>
+          <w:spacing w:val="-10"/>
+          <w:kern w:val="28"/>
+          <w:sz w:val="22"/>
+          <w:szCs w:val="56"/>
+        </w:rPr>
+        <w:t>A. question</w:t>
+      </w:r>
+    </w:p>
+    <w:p>
+      <w:pPr>
+        <w:keepNext/>
+        <w:shd w:val="clear" w:color="000000" w:fill="auto"/>
+        <w:spacing w:after="40"/>
+        <w:ind w:left="340"/>
+        <w:rPr>
+          <w:rFonts w:eastAsiaTheme="majorEastAsia"/>
+          <w:color w:val="000000"/>
+          <w:spacing w:val="-10"/>
+          <w:kern w:val="28"/>
+          <w:sz w:val="22"/>
+          <w:szCs w:val="56"/>
+        </w:rPr>
+      </w:pPr>
+      <w:r>
+        <w:rPr>
+          <w:rFonts w:eastAsiaTheme="majorEastAsia"/>
+          <w:color w:val="000000"/>
+          <w:spacing w:val="-10"/>
+          <w:kern w:val="28"/>
+          <w:sz w:val="22"/>
+          <w:szCs w:val="56"/>
+        </w:rPr>
+        <w:t>B. questions</w:t>
+      </w:r>
+    </w:p>
+    <w:p>
+      <w:pPr>
+        <w:keepNext/>
+        <w:shd w:val="clear" w:color="000000" w:fill="auto"/>
+        <w:spacing w:before="120" w:after="60"/>
+        <w:rPr>
+          <w:rFonts w:eastAsiaTheme="majorEastAsia"/>
+          <w:color w:val="000000"/>
+          <w:spacing w:val="-10"/>
+          <w:kern w:val="28"/>
+          <w:sz w:val="22"/>
+          <w:szCs w:val="56"/>
+        </w:rPr>
+      </w:pPr>
+      <w:r>
+        <w:rPr>
+          <w:rFonts w:eastAsiaTheme="majorEastAsia"/>
+          <w:color w:val="000000"/>
+          <w:spacing w:val="-10"/>
+          <w:kern w:val="28"/>
+          <w:sz w:val="22"/>
+          <w:szCs w:val="56"/>
+        </w:rPr>
+        <w:t>5. We bought some ______.</w:t>
+      </w:r>
+    </w:p>
+    <w:p>
+      <w:pPr>
+        <w:keepNext/>
+        <w:shd w:val="clear" w:color="000000" w:fill="auto"/>
+        <w:spacing w:after="40"/>
+        <w:ind w:left="340"/>
+        <w:rPr>
+          <w:rFonts w:eastAsiaTheme="majorEastAsia"/>
+          <w:color w:val="000000"/>
+          <w:spacing w:val="-10"/>
+          <w:kern w:val="28"/>
+          <w:sz w:val="22"/>
+          <w:szCs w:val="56"/>
+        </w:rPr>
+      </w:pPr>
+      <w:r>
+        <w:rPr>
+          <w:rFonts w:eastAsiaTheme="majorEastAsia"/>
+          <w:color w:val="000000"/>
+          <w:spacing w:val="-10"/>
+          <w:kern w:val="28"/>
+          <w:sz w:val="22"/>
+          <w:szCs w:val="56"/>
+        </w:rPr>
+        <w:t>A. rice</w:t>
+      </w:r>
+    </w:p>
+    <w:p>
+      <w:pPr>
+        <w:keepNext/>
+        <w:shd w:val="clear" w:color="000000" w:fill="auto"/>
+        <w:spacing w:after="40"/>
+        <w:ind w:left="340"/>
+        <w:rPr>
+          <w:rFonts w:eastAsiaTheme="majorEastAsia"/>
+          <w:color w:val="000000"/>
+          <w:spacing w:val="-10"/>
+          <w:kern w:val="28"/>
+          <w:sz w:val="22"/>
+          <w:szCs w:val="56"/>
+        </w:rPr>
+      </w:pPr>
+      <w:r>
+        <w:rPr>
+          <w:rFonts w:eastAsiaTheme="majorEastAsia"/>
+          <w:color w:val="000000"/>
+          <w:spacing w:val="-10"/>
+          <w:kern w:val="28"/>
+          <w:sz w:val="22"/>
+          <w:szCs w:val="56"/>
+        </w:rPr>
+        <w:t>B. rices</w:t>
+      </w:r>
+    </w:p>
+    <w:p>
+      <w:pPr>
+        <w:keepNext/>
+        <w:shd w:val="clear" w:color="000000" w:fill="auto"/>
+        <w:spacing w:before="120" w:after="60"/>
+        <w:rPr>
+          <w:rFonts w:eastAsiaTheme="majorEastAsia"/>
+          <w:color w:val="000000"/>
+          <w:spacing w:val="-10"/>
+          <w:kern w:val="28"/>
+          <w:sz w:val="22"/>
+          <w:szCs w:val="56"/>
+        </w:rPr>
+      </w:pPr>
+      <w:r>
+        <w:rPr>
+          <w:rFonts w:eastAsiaTheme="majorEastAsia"/>
+          <w:color w:val="000000"/>
+          <w:spacing w:val="-10"/>
+          <w:kern w:val="28"/>
+          <w:sz w:val="22"/>
+          <w:szCs w:val="56"/>
+        </w:rPr>
+        <w:t>6. There aren't any ______ here.</w:t>
+      </w:r>
+    </w:p>
+    <w:p>
+      <w:pPr>
+        <w:keepNext/>
+        <w:shd w:val="clear" w:color="000000" w:fill="auto"/>
+        <w:spacing w:after="40"/>
+        <w:ind w:left="340"/>
+        <w:rPr>
+          <w:rFonts w:eastAsiaTheme="majorEastAsia"/>
+          <w:color w:val="000000"/>
+          <w:spacing w:val="-10"/>
+          <w:kern w:val="28"/>
+          <w:sz w:val="22"/>
+          <w:szCs w:val="56"/>
+        </w:rPr>
+      </w:pPr>
+      <w:r>
+        <w:rPr>
+          <w:rFonts w:eastAsiaTheme="majorEastAsia"/>
+          <w:color w:val="000000"/>
+          <w:spacing w:val="-10"/>
+          <w:kern w:val="28"/>
+          <w:sz w:val="22"/>
+          <w:szCs w:val="56"/>
+        </w:rPr>
+        <w:t>A. chair</w:t>
+      </w:r>
+    </w:p>
+    <w:p>
+      <w:pPr>
+        <w:keepNext/>
+        <w:shd w:val="clear" w:color="000000" w:fill="auto"/>
+        <w:spacing w:after="40"/>
+        <w:ind w:left="340"/>
+        <w:rPr>
+          <w:rFonts w:eastAsiaTheme="majorEastAsia"/>
+          <w:color w:val="000000"/>
+          <w:spacing w:val="-10"/>
+          <w:kern w:val="28"/>
+          <w:sz w:val="22"/>
+          <w:szCs w:val="56"/>
+        </w:rPr>
+      </w:pPr>
+      <w:r>
+        <w:rPr>
+          <w:rFonts w:eastAsiaTheme="majorEastAsia"/>
+          <w:color w:val="000000"/>
+          <w:spacing w:val="-10"/>
+          <w:kern w:val="28"/>
+          <w:sz w:val="22"/>
+          <w:szCs w:val="56"/>
+        </w:rPr>
+        <w:t>B. chairs</w:t>
+      </w:r>
+    </w:p>
+    <w:p>
+      <w:pPr>
+        <w:keepNext/>
+        <w:shd w:val="clear" w:color="000000" w:fill="auto"/>
+        <w:spacing w:before="120" w:after="60"/>
+        <w:rPr>
+          <w:rFonts w:eastAsiaTheme="majorEastAsia"/>
+          <w:color w:val="000000"/>
+          <w:spacing w:val="-10"/>
+          <w:kern w:val="28"/>
+          <w:sz w:val="22"/>
+          <w:szCs w:val="56"/>
+        </w:rPr>
+      </w:pPr>
+      <w:r>
+        <w:rPr>
+          <w:rFonts w:eastAsiaTheme="majorEastAsia"/>
+          <w:color w:val="000000"/>
+          <w:spacing w:val="-10"/>
+          <w:kern w:val="28"/>
+          <w:sz w:val="22"/>
+          <w:szCs w:val="56"/>
+        </w:rPr>
+        <w:t>7. He needs some ______.</w:t>
+      </w:r>
+    </w:p>
+    <w:p>
+      <w:pPr>
+        <w:keepNext/>
+        <w:shd w:val="clear" w:color="000000" w:fill="auto"/>
+        <w:spacing w:after="40"/>
+        <w:ind w:left="340"/>
+        <w:rPr>
+          <w:rFonts w:eastAsiaTheme="majorEastAsia"/>
+          <w:color w:val="000000"/>
+          <w:spacing w:val="-10"/>
+          <w:kern w:val="28"/>
+          <w:sz w:val="22"/>
+          <w:szCs w:val="56"/>
+        </w:rPr>
+      </w:pPr>
+      <w:r>
+        <w:rPr>
+          <w:rFonts w:eastAsiaTheme="majorEastAsia"/>
+          <w:color w:val="000000"/>
+          <w:spacing w:val="-10"/>
+          <w:kern w:val="28"/>
+          <w:sz w:val="22"/>
+          <w:szCs w:val="56"/>
+        </w:rPr>
+        <w:t>A. information</w:t>
+      </w:r>
+    </w:p>
+    <w:p>
+      <w:pPr>
+        <w:keepNext/>
+        <w:shd w:val="clear" w:color="000000" w:fill="auto"/>
+        <w:spacing w:after="40"/>
+        <w:ind w:left="340"/>
+        <w:rPr>
+          <w:rFonts w:eastAsiaTheme="majorEastAsia"/>
+          <w:color w:val="000000"/>
+          <w:spacing w:val="-10"/>
+          <w:kern w:val="28"/>
+          <w:sz w:val="22"/>
+          <w:szCs w:val="56"/>
+        </w:rPr>
+      </w:pPr>
+      <w:r>
+        <w:rPr>
+          <w:rFonts w:eastAsiaTheme="majorEastAsia"/>
+          <w:color w:val="000000"/>
+          <w:spacing w:val="-10"/>
+          <w:kern w:val="28"/>
+          <w:sz w:val="22"/>
+          <w:szCs w:val="56"/>
+        </w:rPr>
+        <w:t>B. informations</w:t>
+      </w:r>
+    </w:p>
+    <w:p>
+      <w:pPr>
+        <w:keepNext/>
+        <w:shd w:val="clear" w:color="000000" w:fill="auto"/>
+        <w:spacing w:before="120" w:after="60"/>
+        <w:rPr>
+          <w:rFonts w:eastAsiaTheme="majorEastAsia"/>
+          <w:color w:val="000000"/>
+          <w:spacing w:val="-10"/>
+          <w:kern w:val="28"/>
+          <w:sz w:val="22"/>
+          <w:szCs w:val="56"/>
+        </w:rPr>
+      </w:pPr>
+      <w:r>
+        <w:rPr>
+          <w:rFonts w:eastAsiaTheme="majorEastAsia"/>
+          <w:color w:val="000000"/>
+          <w:spacing w:val="-10"/>
+          <w:kern w:val="28"/>
+          <w:sz w:val="22"/>
+          <w:szCs w:val="56"/>
+        </w:rPr>
+        <w:t>8. I don't have any ______.</w:t>
+      </w:r>
+    </w:p>
+    <w:p>
+      <w:pPr>
+        <w:keepNext/>
+        <w:shd w:val="clear" w:color="000000" w:fill="auto"/>
+        <w:spacing w:after="40"/>
+        <w:ind w:left="340"/>
+        <w:rPr>
+          <w:rFonts w:eastAsiaTheme="majorEastAsia"/>
+          <w:color w:val="000000"/>
+          <w:spacing w:val="-10"/>
+          <w:kern w:val="28"/>
+          <w:sz w:val="22"/>
+          <w:szCs w:val="56"/>
+        </w:rPr>
+      </w:pPr>
+      <w:r>
+        <w:rPr>
+          <w:rFonts w:eastAsiaTheme="majorEastAsia"/>
+          <w:color w:val="000000"/>
+          <w:spacing w:val="-10"/>
+          <w:kern w:val="28"/>
+          <w:sz w:val="22"/>
+          <w:szCs w:val="56"/>
+        </w:rPr>
+        <w:t>A. money</w:t>
+      </w:r>
+    </w:p>
+    <w:p>
+      <w:pPr>
+        <w:keepNext/>
+        <w:shd w:val="clear" w:color="000000" w:fill="auto"/>
+        <w:spacing w:after="40"/>
+        <w:ind w:left="340"/>
+        <w:rPr>
+          <w:rFonts w:eastAsiaTheme="majorEastAsia"/>
+          <w:color w:val="000000"/>
+          <w:spacing w:val="-10"/>
+          <w:kern w:val="28"/>
+          <w:sz w:val="22"/>
+          <w:szCs w:val="56"/>
+        </w:rPr>
+      </w:pPr>
+      <w:r>
+        <w:rPr>
+          <w:rFonts w:eastAsiaTheme="majorEastAsia"/>
+          <w:color w:val="000000"/>
+          <w:spacing w:val="-10"/>
+          <w:kern w:val="28"/>
+          <w:sz w:val="22"/>
+          <w:szCs w:val="56"/>
+        </w:rPr>
+        <w:t>B. moneys</w:t>
+      </w:r>
+    </w:p>
+    <w:p>
+      <w:pPr>
+        <w:keepNext/>
+        <w:shd w:val="clear" w:color="000000" w:fill="auto"/>
+        <w:spacing w:before="120" w:after="60"/>
+        <w:rPr>
+          <w:rFonts w:eastAsiaTheme="majorEastAsia"/>
+          <w:color w:val="000000"/>
+          <w:spacing w:val="-10"/>
+          <w:kern w:val="28"/>
+          <w:sz w:val="22"/>
+          <w:szCs w:val="56"/>
+        </w:rPr>
+      </w:pPr>
+      <w:r>
+        <w:rPr>
+          <w:rFonts w:eastAsiaTheme="majorEastAsia"/>
+          <w:color w:val="000000"/>
+          <w:spacing w:val="-10"/>
+          <w:kern w:val="28"/>
+          <w:sz w:val="22"/>
+          <w:szCs w:val="56"/>
+        </w:rPr>
+        <w:t>9. They invited some ______.</w:t>
+      </w:r>
+    </w:p>
+    <w:p>
+      <w:pPr>
+        <w:keepNext/>
+        <w:shd w:val="clear" w:color="000000" w:fill="auto"/>
+        <w:spacing w:after="40"/>
+        <w:ind w:left="340"/>
+        <w:rPr>
+          <w:rFonts w:eastAsiaTheme="majorEastAsia"/>
+          <w:color w:val="000000"/>
+          <w:spacing w:val="-10"/>
+          <w:kern w:val="28"/>
+          <w:sz w:val="22"/>
+          <w:szCs w:val="56"/>
+        </w:rPr>
+      </w:pPr>
+      <w:r>
+        <w:rPr>
+          <w:rFonts w:eastAsiaTheme="majorEastAsia"/>
+          <w:color w:val="000000"/>
+          <w:spacing w:val="-10"/>
+          <w:kern w:val="28"/>
+          <w:sz w:val="22"/>
+          <w:szCs w:val="56"/>
+        </w:rPr>
+        <w:t>A. student</w:t>
+      </w:r>
+    </w:p>
+    <w:p>
+      <w:pPr>
+        <w:keepNext/>
+        <w:shd w:val="clear" w:color="000000" w:fill="auto"/>
+        <w:spacing w:after="40"/>
+        <w:ind w:left="340"/>
+        <w:rPr>
+          <w:rFonts w:eastAsiaTheme="majorEastAsia"/>
+          <w:color w:val="000000"/>
+          <w:spacing w:val="-10"/>
+          <w:kern w:val="28"/>
+          <w:sz w:val="22"/>
+          <w:szCs w:val="56"/>
+        </w:rPr>
+      </w:pPr>
+      <w:r>
+        <w:rPr>
+          <w:rFonts w:eastAsiaTheme="majorEastAsia"/>
+          <w:color w:val="000000"/>
+          <w:spacing w:val="-10"/>
+          <w:kern w:val="28"/>
+          <w:sz w:val="22"/>
+          <w:szCs w:val="56"/>
+        </w:rPr>
+        <w:t>B. students</w:t>
+      </w:r>
+    </w:p>
+    <w:p>
+      <w:pPr>
+        <w:keepNext/>
+        <w:shd w:val="clear" w:color="000000" w:fill="auto"/>
+        <w:spacing w:before="120" w:after="60"/>
+        <w:rPr>
+          <w:rFonts w:eastAsiaTheme="majorEastAsia"/>
+          <w:color w:val="000000"/>
+          <w:spacing w:val="-10"/>
+          <w:kern w:val="28"/>
+          <w:sz w:val="22"/>
+          <w:szCs w:val="56"/>
+        </w:rPr>
+      </w:pPr>
+      <w:r>
+        <w:rPr>
+          <w:rFonts w:eastAsiaTheme="majorEastAsia"/>
+          <w:color w:val="000000"/>
+          <w:spacing w:val="-10"/>
+          <w:kern w:val="28"/>
+          <w:sz w:val="22"/>
+          <w:szCs w:val="56"/>
+        </w:rPr>
+        <w:t>10. Is there any ______?</w:t>
+      </w:r>
+    </w:p>
+    <w:p>
+      <w:pPr>
+        <w:keepNext/>
+        <w:shd w:val="clear" w:color="000000" w:fill="auto"/>
+        <w:spacing w:after="40"/>
+        <w:ind w:left="340"/>
+        <w:rPr>
+          <w:rFonts w:eastAsiaTheme="majorEastAsia"/>
+          <w:color w:val="000000"/>
+          <w:spacing w:val="-10"/>
+          <w:kern w:val="28"/>
+          <w:sz w:val="22"/>
+          <w:szCs w:val="56"/>
+        </w:rPr>
+      </w:pPr>
+      <w:r>
+        <w:rPr>
+          <w:rFonts w:eastAsiaTheme="majorEastAsia"/>
+          <w:color w:val="000000"/>
+          <w:spacing w:val="-10"/>
+          <w:kern w:val="28"/>
+          <w:sz w:val="22"/>
+          <w:szCs w:val="56"/>
+        </w:rPr>
+        <w:t>A. bread</w:t>
+      </w:r>
+    </w:p>
+    <w:p>
+      <w:pPr>
+        <w:keepNext/>
+        <w:shd w:val="clear" w:color="000000" w:fill="auto"/>
+        <w:spacing w:after="40"/>
+        <w:ind w:left="340"/>
+        <w:rPr>
+          <w:rFonts w:eastAsiaTheme="majorEastAsia"/>
+          <w:color w:val="000000"/>
+          <w:spacing w:val="-10"/>
+          <w:kern w:val="28"/>
+          <w:sz w:val="22"/>
+          <w:szCs w:val="56"/>
+        </w:rPr>
+      </w:pPr>
+      <w:r>
+        <w:rPr>
+          <w:rFonts w:eastAsiaTheme="majorEastAsia"/>
+          <w:color w:val="000000"/>
+          <w:spacing w:val="-10"/>
+          <w:kern w:val="28"/>
+          <w:sz w:val="22"/>
+          <w:szCs w:val="56"/>
+        </w:rPr>
+        <w:t>B. breads</w:t>
+      </w:r>
+    </w:p>
+    <w:p>
+      <w:pPr>
+        <w:keepNext/>
+        <w:shd w:val="clear" w:color="000000" w:fill="auto"/>
+        <w:spacing w:before="280" w:after="80"/>
+        <w:rPr>
+          <w:rFonts w:eastAsiaTheme="majorEastAsia"/>
+          <w:b/>
+          <w:color w:val="000000"/>
+          <w:spacing w:val="-10"/>
+          <w:kern w:val="28"/>
+          <w:szCs w:val="56"/>
+        </w:rPr>
+      </w:pPr>
+      <w:r>
+        <w:rPr>
+          <w:rFonts w:eastAsiaTheme="majorEastAsia"/>
+          <w:b/>
+          <w:color w:val="000000"/>
+          <w:spacing w:val="-10"/>
+          <w:kern w:val="28"/>
+          <w:szCs w:val="56"/>
+        </w:rPr>
         <w:t>PHẦN 6. ĐIỀN TỪ PHÙ HỢP (10 điểm)</w:t>
       </w:r>
     </w:p>
     <w:p>
-      <w:r>
+      <w:pPr>
+        <w:keepNext/>
+        <w:shd w:val="clear" w:color="000000" w:fill="auto"/>
+        <w:spacing w:after="80"/>
+        <w:rPr>
+          <w:rFonts w:eastAsiaTheme="majorEastAsia"/>
+          <w:i/>
+          <w:color w:val="000000"/>
+          <w:spacing w:val="-10"/>
+          <w:kern w:val="28"/>
+          <w:sz w:val="22"/>
+          <w:szCs w:val="56"/>
+        </w:rPr>
+      </w:pPr>
+      <w:r>
+        <w:rPr>
+          <w:rFonts w:eastAsiaTheme="majorEastAsia"/>
+          <w:i/>
+          <w:color w:val="000000"/>
+          <w:spacing w:val="-10"/>
+          <w:kern w:val="28"/>
+          <w:sz w:val="22"/>
+          <w:szCs w:val="56"/>
+        </w:rPr>
+        <w:t>Hướng dẫn: Điền từ phù hợp với loại câu và ngữ cảnh.</w:t>
+      </w:r>
+    </w:p>
+    <w:p>
+      <w:pPr>
+        <w:shd w:val="clear" w:color="000000" w:fill="auto"/>
+        <w:spacing w:after="120"/>
+        <w:rPr>
+          <w:rFonts w:eastAsiaTheme="majorEastAsia"/>
+          <w:color w:val="000000"/>
+          <w:spacing w:val="-10"/>
+          <w:kern w:val="28"/>
+          <w:sz w:val="22"/>
+          <w:szCs w:val="56"/>
+        </w:rPr>
+      </w:pPr>
+      <w:r>
+        <w:rPr>
+          <w:rFonts w:eastAsiaTheme="majorEastAsia"/>
+          <w:color w:val="000000"/>
+          <w:spacing w:val="-10"/>
+          <w:kern w:val="28"/>
+          <w:sz w:val="22"/>
+          <w:szCs w:val="56"/>
+        </w:rPr>
         <w:t>Điền someone, anyone, something, anything, somewhere hoặc anywhere.</w:t>
       </w:r>
     </w:p>
     <w:p>
-      <w:r>
+      <w:pPr>
+        <w:keepNext/>
+        <w:shd w:val="clear" w:color="000000" w:fill="auto"/>
+        <w:spacing w:before="120" w:after="60"/>
+        <w:rPr>
+          <w:rFonts w:eastAsiaTheme="majorEastAsia"/>
+          <w:color w:val="000000"/>
+          <w:spacing w:val="-10"/>
+          <w:kern w:val="28"/>
+          <w:sz w:val="22"/>
+          <w:szCs w:val="56"/>
+        </w:rPr>
+      </w:pPr>
+      <w:r>
+        <w:rPr>
+          <w:rFonts w:eastAsiaTheme="majorEastAsia"/>
+          <w:color w:val="000000"/>
+          <w:spacing w:val="-10"/>
+          <w:kern w:val="28"/>
+          <w:sz w:val="22"/>
+          <w:szCs w:val="56"/>
+        </w:rPr>
         <w:t>1. ______ is knocking at the door.</w:t>
       </w:r>
     </w:p>
     <w:p>
-      <w:r>
+      <w:pPr>
+        <w:keepNext/>
+        <w:shd w:val="clear" w:color="000000" w:fill="auto"/>
+        <w:spacing w:before="120" w:after="60"/>
+        <w:rPr>
+          <w:rFonts w:eastAsiaTheme="majorEastAsia"/>
+          <w:color w:val="000000"/>
+          <w:spacing w:val="-10"/>
+          <w:kern w:val="28"/>
+          <w:sz w:val="22"/>
+          <w:szCs w:val="56"/>
+        </w:rPr>
+      </w:pPr>
+      <w:r>
+        <w:rPr>
+          <w:rFonts w:eastAsiaTheme="majorEastAsia"/>
+          <w:color w:val="000000"/>
+          <w:spacing w:val="-10"/>
+          <w:kern w:val="28"/>
+          <w:sz w:val="22"/>
+          <w:szCs w:val="56"/>
+        </w:rPr>
         <w:t>2. I don't know ______ at this party.</w:t>
       </w:r>
     </w:p>
     <w:p>
-      <w:r>
+      <w:pPr>
+        <w:keepNext/>
+        <w:shd w:val="clear" w:color="000000" w:fill="auto"/>
+        <w:spacing w:before="120" w:after="60"/>
+        <w:rPr>
+          <w:rFonts w:eastAsiaTheme="majorEastAsia"/>
+          <w:color w:val="000000"/>
+          <w:spacing w:val="-10"/>
+          <w:kern w:val="28"/>
+          <w:sz w:val="22"/>
+          <w:szCs w:val="56"/>
+        </w:rPr>
+      </w:pPr>
+      <w:r>
+        <w:rPr>
+          <w:rFonts w:eastAsiaTheme="majorEastAsia"/>
+          <w:color w:val="000000"/>
+          <w:spacing w:val="-10"/>
+          <w:kern w:val="28"/>
+          <w:sz w:val="22"/>
+          <w:szCs w:val="56"/>
+        </w:rPr>
         <w:t>3. Would you like ______ to drink?</w:t>
       </w:r>
     </w:p>
     <w:p>
-      <w:r>
+      <w:pPr>
+        <w:keepNext/>
+        <w:shd w:val="clear" w:color="000000" w:fill="auto"/>
+        <w:spacing w:before="120" w:after="60"/>
+        <w:rPr>
+          <w:rFonts w:eastAsiaTheme="majorEastAsia"/>
+          <w:color w:val="000000"/>
+          <w:spacing w:val="-10"/>
+          <w:kern w:val="28"/>
+          <w:sz w:val="22"/>
+          <w:szCs w:val="56"/>
+        </w:rPr>
+      </w:pPr>
+      <w:r>
+        <w:rPr>
+          <w:rFonts w:eastAsiaTheme="majorEastAsia"/>
+          <w:color w:val="000000"/>
+          <w:spacing w:val="-10"/>
+          <w:kern w:val="28"/>
+          <w:sz w:val="22"/>
+          <w:szCs w:val="56"/>
+        </w:rPr>
         <w:t>4. We didn't go ______ last weekend.</w:t>
       </w:r>
     </w:p>
     <w:p>
-      <w:r>
+      <w:pPr>
+        <w:keepNext/>
+        <w:shd w:val="clear" w:color="000000" w:fill="auto"/>
+        <w:spacing w:before="120" w:after="60"/>
+        <w:rPr>
+          <w:rFonts w:eastAsiaTheme="majorEastAsia"/>
+          <w:color w:val="000000"/>
+          <w:spacing w:val="-10"/>
+          <w:kern w:val="28"/>
+          <w:sz w:val="22"/>
+          <w:szCs w:val="56"/>
+        </w:rPr>
+      </w:pPr>
+      <w:r>
+        <w:rPr>
+          <w:rFonts w:eastAsiaTheme="majorEastAsia"/>
+          <w:color w:val="000000"/>
+          <w:spacing w:val="-10"/>
+          <w:kern w:val="28"/>
+          <w:sz w:val="22"/>
+          <w:szCs w:val="56"/>
+        </w:rPr>
         <w:t>5. She wants to live ______ near the sea.</w:t>
       </w:r>
     </w:p>
     <w:p>
-      <w:r>
+      <w:pPr>
+        <w:keepNext/>
+        <w:shd w:val="clear" w:color="000000" w:fill="auto"/>
+        <w:spacing w:before="120" w:after="60"/>
+        <w:rPr>
+          <w:rFonts w:eastAsiaTheme="majorEastAsia"/>
+          <w:color w:val="000000"/>
+          <w:spacing w:val="-10"/>
+          <w:kern w:val="28"/>
+          <w:sz w:val="22"/>
+          <w:szCs w:val="56"/>
+        </w:rPr>
+      </w:pPr>
+      <w:r>
+        <w:rPr>
+          <w:rFonts w:eastAsiaTheme="majorEastAsia"/>
+          <w:color w:val="000000"/>
+          <w:spacing w:val="-10"/>
+          <w:kern w:val="28"/>
+          <w:sz w:val="22"/>
+          <w:szCs w:val="56"/>
+        </w:rPr>
         <w:t>6. Is there ______ in the box?</w:t>
       </w:r>
     </w:p>
     <w:p>
-      <w:r>
+      <w:pPr>
+        <w:keepNext/>
+        <w:shd w:val="clear" w:color="000000" w:fill="auto"/>
+        <w:spacing w:before="120" w:after="60"/>
+        <w:rPr>
+          <w:rFonts w:eastAsiaTheme="majorEastAsia"/>
+          <w:color w:val="000000"/>
+          <w:spacing w:val="-10"/>
+          <w:kern w:val="28"/>
+          <w:sz w:val="22"/>
+          <w:szCs w:val="56"/>
+        </w:rPr>
+      </w:pPr>
+      <w:r>
+        <w:rPr>
+          <w:rFonts w:eastAsiaTheme="majorEastAsia"/>
+          <w:color w:val="000000"/>
+          <w:spacing w:val="-10"/>
+          <w:kern w:val="28"/>
+          <w:sz w:val="22"/>
+          <w:szCs w:val="56"/>
+        </w:rPr>
         <w:t>7. You can sit ______ you like.</w:t>
       </w:r>
     </w:p>
     <w:p>
-      <w:r>
+      <w:pPr>
+        <w:keepNext/>
+        <w:shd w:val="clear" w:color="000000" w:fill="auto"/>
+        <w:spacing w:before="120" w:after="60"/>
+        <w:rPr>
+          <w:rFonts w:eastAsiaTheme="majorEastAsia"/>
+          <w:color w:val="000000"/>
+          <w:spacing w:val="-10"/>
+          <w:kern w:val="28"/>
+          <w:sz w:val="22"/>
+          <w:szCs w:val="56"/>
+        </w:rPr>
+      </w:pPr>
+      <w:r>
+        <w:rPr>
+          <w:rFonts w:eastAsiaTheme="majorEastAsia"/>
+          <w:color w:val="000000"/>
+          <w:spacing w:val="-10"/>
+          <w:kern w:val="28"/>
+          <w:sz w:val="22"/>
+          <w:szCs w:val="56"/>
+        </w:rPr>
         <w:t>8. I need ______ to help me.</w:t>
       </w:r>
     </w:p>
     <w:p>
-      <w:r>
+      <w:pPr>
+        <w:keepNext/>
+        <w:shd w:val="clear" w:color="000000" w:fill="auto"/>
+        <w:spacing w:before="120" w:after="60"/>
+        <w:rPr>
+          <w:rFonts w:eastAsiaTheme="majorEastAsia"/>
+          <w:color w:val="000000"/>
+          <w:spacing w:val="-10"/>
+          <w:kern w:val="28"/>
+          <w:sz w:val="22"/>
+          <w:szCs w:val="56"/>
+        </w:rPr>
+      </w:pPr>
+      <w:r>
+        <w:rPr>
+          <w:rFonts w:eastAsiaTheme="majorEastAsia"/>
+          <w:color w:val="000000"/>
+          <w:spacing w:val="-10"/>
+          <w:kern w:val="28"/>
+          <w:sz w:val="22"/>
+          <w:szCs w:val="56"/>
+        </w:rPr>
         <w:t>9. He didn't say ______.</w:t>
       </w:r>
     </w:p>
     <w:p>
-      <w:r>
+      <w:pPr>
+        <w:keepNext/>
+        <w:shd w:val="clear" w:color="000000" w:fill="auto"/>
+        <w:spacing w:before="120" w:after="60"/>
+        <w:rPr>
+          <w:rFonts w:eastAsiaTheme="majorEastAsia"/>
+          <w:color w:val="000000"/>
+          <w:spacing w:val="-10"/>
+          <w:kern w:val="28"/>
+          <w:sz w:val="22"/>
+          <w:szCs w:val="56"/>
+        </w:rPr>
+      </w:pPr>
+      <w:r>
+        <w:rPr>
+          <w:rFonts w:eastAsiaTheme="majorEastAsia"/>
+          <w:color w:val="000000"/>
+          <w:spacing w:val="-10"/>
+          <w:kern w:val="28"/>
+          <w:sz w:val="22"/>
+          <w:szCs w:val="56"/>
+        </w:rPr>
         <w:t>10. Did you meet ______ interesting?</w:t>
       </w:r>
     </w:p>
     <w:p>
       <w:pPr>
-        <w:pStyle w:val="Heading1"/>
-      </w:pPr>
-      <w:r>
+        <w:keepNext/>
+        <w:shd w:val="clear" w:color="000000" w:fill="auto"/>
+        <w:spacing w:before="280" w:after="80"/>
+        <w:rPr>
+          <w:rFonts w:eastAsiaTheme="majorEastAsia"/>
+          <w:b/>
+          <w:color w:val="000000"/>
+          <w:spacing w:val="-10"/>
+          <w:kern w:val="28"/>
+          <w:szCs w:val="56"/>
+        </w:rPr>
+      </w:pPr>
+      <w:r>
+        <w:rPr>
+          <w:rFonts w:eastAsiaTheme="majorEastAsia"/>
+          <w:b/>
+          <w:color w:val="000000"/>
+          <w:spacing w:val="-10"/>
+          <w:kern w:val="28"/>
+          <w:szCs w:val="56"/>
+        </w:rPr>
         <w:t>PHẦN 7. SỬA LỖI SAI (10 điểm)</w:t>
       </w:r>
     </w:p>
     <w:p>
-      <w:r>
+      <w:pPr>
+        <w:keepNext/>
+        <w:shd w:val="clear" w:color="000000" w:fill="auto"/>
+        <w:spacing w:after="80"/>
+        <w:rPr>
+          <w:rFonts w:eastAsiaTheme="majorEastAsia"/>
+          <w:i/>
+          <w:color w:val="000000"/>
+          <w:spacing w:val="-10"/>
+          <w:kern w:val="28"/>
+          <w:sz w:val="22"/>
+          <w:szCs w:val="56"/>
+        </w:rPr>
+      </w:pPr>
+      <w:r>
+        <w:rPr>
+          <w:rFonts w:eastAsiaTheme="majorEastAsia"/>
+          <w:i/>
+          <w:color w:val="000000"/>
+          <w:spacing w:val="-10"/>
+          <w:kern w:val="28"/>
+          <w:sz w:val="22"/>
+          <w:szCs w:val="56"/>
+        </w:rPr>
+        <w:t>Hướng dẫn: Tìm lỗi và viết lại toàn bộ câu cho đúng.</w:t>
+      </w:r>
+    </w:p>
+    <w:p>
+      <w:pPr>
+        <w:keepNext/>
+        <w:shd w:val="clear" w:color="000000" w:fill="auto"/>
+        <w:spacing w:before="120" w:after="60"/>
+        <w:rPr>
+          <w:rFonts w:eastAsiaTheme="majorEastAsia"/>
+          <w:color w:val="000000"/>
+          <w:spacing w:val="-10"/>
+          <w:kern w:val="28"/>
+          <w:sz w:val="22"/>
+          <w:szCs w:val="56"/>
+        </w:rPr>
+      </w:pPr>
+      <w:r>
+        <w:rPr>
+          <w:rFonts w:eastAsiaTheme="majorEastAsia"/>
+          <w:color w:val="000000"/>
+          <w:spacing w:val="-10"/>
+          <w:kern w:val="28"/>
+          <w:sz w:val="22"/>
+          <w:szCs w:val="56"/>
+        </w:rPr>
         <w:t>1. I have any good friends here. → ______________________________</w:t>
       </w:r>
     </w:p>
     <w:p>
-      <w:r>
+      <w:pPr>
+        <w:keepNext/>
+        <w:shd w:val="clear" w:color="000000" w:fill="auto"/>
+        <w:spacing w:before="120" w:after="60"/>
+        <w:rPr>
+          <w:rFonts w:eastAsiaTheme="majorEastAsia"/>
+          <w:color w:val="000000"/>
+          <w:spacing w:val="-10"/>
+          <w:kern w:val="28"/>
+          <w:sz w:val="22"/>
+          <w:szCs w:val="56"/>
+        </w:rPr>
+      </w:pPr>
+      <w:r>
+        <w:rPr>
+          <w:rFonts w:eastAsiaTheme="majorEastAsia"/>
+          <w:color w:val="000000"/>
+          <w:spacing w:val="-10"/>
+          <w:kern w:val="28"/>
+          <w:sz w:val="22"/>
+          <w:szCs w:val="56"/>
+        </w:rPr>
         <w:t>2. She doesn't need some help. → ______________________________</w:t>
       </w:r>
     </w:p>
     <w:p>
-      <w:r>
+      <w:pPr>
+        <w:keepNext/>
+        <w:shd w:val="clear" w:color="000000" w:fill="auto"/>
+        <w:spacing w:before="120" w:after="60"/>
+        <w:rPr>
+          <w:rFonts w:eastAsiaTheme="majorEastAsia"/>
+          <w:color w:val="000000"/>
+          <w:spacing w:val="-10"/>
+          <w:kern w:val="28"/>
+          <w:sz w:val="22"/>
+          <w:szCs w:val="56"/>
+        </w:rPr>
+      </w:pPr>
+      <w:r>
+        <w:rPr>
+          <w:rFonts w:eastAsiaTheme="majorEastAsia"/>
+          <w:color w:val="000000"/>
+          <w:spacing w:val="-10"/>
+          <w:kern w:val="28"/>
+          <w:sz w:val="22"/>
+          <w:szCs w:val="56"/>
+        </w:rPr>
         <w:t>3. Are there some shops near here? → ______________________________</w:t>
       </w:r>
     </w:p>
     <w:p>
-      <w:r>
+      <w:pPr>
+        <w:keepNext/>
+        <w:shd w:val="clear" w:color="000000" w:fill="auto"/>
+        <w:spacing w:before="120" w:after="60"/>
+        <w:rPr>
+          <w:rFonts w:eastAsiaTheme="majorEastAsia"/>
+          <w:color w:val="000000"/>
+          <w:spacing w:val="-10"/>
+          <w:kern w:val="28"/>
+          <w:sz w:val="22"/>
+          <w:szCs w:val="56"/>
+        </w:rPr>
+      </w:pPr>
+      <w:r>
+        <w:rPr>
+          <w:rFonts w:eastAsiaTheme="majorEastAsia"/>
+          <w:color w:val="000000"/>
+          <w:spacing w:val="-10"/>
+          <w:kern w:val="28"/>
+          <w:sz w:val="22"/>
+          <w:szCs w:val="56"/>
+        </w:rPr>
         <w:t>4. Would you like any tea? → ______________________________</w:t>
       </w:r>
     </w:p>
     <w:p>
-      <w:r>
+      <w:pPr>
+        <w:keepNext/>
+        <w:shd w:val="clear" w:color="000000" w:fill="auto"/>
+        <w:spacing w:before="120" w:after="60"/>
+        <w:rPr>
+          <w:rFonts w:eastAsiaTheme="majorEastAsia"/>
+          <w:color w:val="000000"/>
+          <w:spacing w:val="-10"/>
+          <w:kern w:val="28"/>
+          <w:sz w:val="22"/>
+          <w:szCs w:val="56"/>
+        </w:rPr>
+      </w:pPr>
+      <w:r>
+        <w:rPr>
+          <w:rFonts w:eastAsiaTheme="majorEastAsia"/>
+          <w:color w:val="000000"/>
+          <w:spacing w:val="-10"/>
+          <w:kern w:val="28"/>
+          <w:sz w:val="22"/>
+          <w:szCs w:val="56"/>
+        </w:rPr>
         <w:t>5. There are some book on the table. → ______________________________</w:t>
       </w:r>
     </w:p>
     <w:p>
-      <w:r>
+      <w:pPr>
+        <w:keepNext/>
+        <w:shd w:val="clear" w:color="000000" w:fill="auto"/>
+        <w:spacing w:before="120" w:after="60"/>
+        <w:rPr>
+          <w:rFonts w:eastAsiaTheme="majorEastAsia"/>
+          <w:color w:val="000000"/>
+          <w:spacing w:val="-10"/>
+          <w:kern w:val="28"/>
+          <w:sz w:val="22"/>
+          <w:szCs w:val="56"/>
+        </w:rPr>
+      </w:pPr>
+      <w:r>
+        <w:rPr>
+          <w:rFonts w:eastAsiaTheme="majorEastAsia"/>
+          <w:color w:val="000000"/>
+          <w:spacing w:val="-10"/>
+          <w:kern w:val="28"/>
+          <w:sz w:val="22"/>
+          <w:szCs w:val="56"/>
+        </w:rPr>
         <w:t>6. I don't have any informations. → ______________________________</w:t>
       </w:r>
     </w:p>
     <w:p>
-      <w:r>
+      <w:pPr>
+        <w:keepNext/>
+        <w:shd w:val="clear" w:color="000000" w:fill="auto"/>
+        <w:spacing w:before="120" w:after="60"/>
+        <w:rPr>
+          <w:rFonts w:eastAsiaTheme="majorEastAsia"/>
+          <w:color w:val="000000"/>
+          <w:spacing w:val="-10"/>
+          <w:kern w:val="28"/>
+          <w:sz w:val="22"/>
+          <w:szCs w:val="56"/>
+        </w:rPr>
+      </w:pPr>
+      <w:r>
+        <w:rPr>
+          <w:rFonts w:eastAsiaTheme="majorEastAsia"/>
+          <w:color w:val="000000"/>
+          <w:spacing w:val="-10"/>
+          <w:kern w:val="28"/>
+          <w:sz w:val="22"/>
+          <w:szCs w:val="56"/>
+        </w:rPr>
         <w:t>7. Can I have any water, please? → ______________________________</w:t>
       </w:r>
     </w:p>
     <w:p>
-      <w:r>
+      <w:pPr>
+        <w:keepNext/>
+        <w:shd w:val="clear" w:color="000000" w:fill="auto"/>
+        <w:spacing w:before="120" w:after="60"/>
+        <w:rPr>
+          <w:rFonts w:eastAsiaTheme="majorEastAsia"/>
+          <w:color w:val="000000"/>
+          <w:spacing w:val="-10"/>
+          <w:kern w:val="28"/>
+          <w:sz w:val="22"/>
+          <w:szCs w:val="56"/>
+        </w:rPr>
+      </w:pPr>
+      <w:r>
+        <w:rPr>
+          <w:rFonts w:eastAsiaTheme="majorEastAsia"/>
+          <w:color w:val="000000"/>
+          <w:spacing w:val="-10"/>
+          <w:kern w:val="28"/>
+          <w:sz w:val="22"/>
+          <w:szCs w:val="56"/>
+        </w:rPr>
         <w:t>8. We didn't buy some eggs. → ______________________________</w:t>
       </w:r>
     </w:p>
     <w:p>
-      <w:r>
+      <w:pPr>
+        <w:keepNext/>
+        <w:shd w:val="clear" w:color="000000" w:fill="auto"/>
+        <w:spacing w:before="120" w:after="60"/>
+        <w:rPr>
+          <w:rFonts w:eastAsiaTheme="majorEastAsia"/>
+          <w:color w:val="000000"/>
+          <w:spacing w:val="-10"/>
+          <w:kern w:val="28"/>
+          <w:sz w:val="22"/>
+          <w:szCs w:val="56"/>
+        </w:rPr>
+      </w:pPr>
+      <w:r>
+        <w:rPr>
+          <w:rFonts w:eastAsiaTheme="majorEastAsia"/>
+          <w:color w:val="000000"/>
+          <w:spacing w:val="-10"/>
+          <w:kern w:val="28"/>
+          <w:sz w:val="22"/>
+          <w:szCs w:val="56"/>
+        </w:rPr>
         <w:t>9. Is there some milk in the fridge? → ______________________________</w:t>
       </w:r>
     </w:p>
     <w:p>
-      <w:r>
+      <w:pPr>
+        <w:keepNext/>
+        <w:shd w:val="clear" w:color="000000" w:fill="auto"/>
+        <w:spacing w:before="120" w:after="60"/>
+        <w:rPr>
+          <w:rFonts w:eastAsiaTheme="majorEastAsia"/>
+          <w:color w:val="000000"/>
+          <w:spacing w:val="-10"/>
+          <w:kern w:val="28"/>
+          <w:sz w:val="22"/>
+          <w:szCs w:val="56"/>
+        </w:rPr>
+      </w:pPr>
+      <w:r>
+        <w:rPr>
+          <w:rFonts w:eastAsiaTheme="majorEastAsia"/>
+          <w:color w:val="000000"/>
+          <w:spacing w:val="-10"/>
+          <w:kern w:val="28"/>
+          <w:sz w:val="22"/>
+          <w:szCs w:val="56"/>
+        </w:rPr>
         <w:t>10. Someone didn't answer the phone. → ______________________________</w:t>
       </w:r>
     </w:p>
     <w:p>
       <w:pPr>
-        <w:pStyle w:val="Heading1"/>
-      </w:pPr>
-      <w:r>
+        <w:keepNext/>
+        <w:shd w:val="clear" w:color="000000" w:fill="auto"/>
+        <w:spacing w:before="280" w:after="80"/>
+        <w:rPr>
+          <w:rFonts w:eastAsiaTheme="majorEastAsia"/>
+          <w:b/>
+          <w:color w:val="000000"/>
+          <w:spacing w:val="-10"/>
+          <w:kern w:val="28"/>
+          <w:szCs w:val="56"/>
+        </w:rPr>
+      </w:pPr>
+      <w:r>
+        <w:rPr>
+          <w:rFonts w:eastAsiaTheme="majorEastAsia"/>
+          <w:b/>
+          <w:color w:val="000000"/>
+          <w:spacing w:val="-10"/>
+          <w:kern w:val="28"/>
+          <w:szCs w:val="56"/>
+        </w:rPr>
         <w:t>PHẦN 8. DỊCH SANG TIẾNG ANH (10 điểm)</w:t>
       </w:r>
     </w:p>
     <w:p>
-      <w:r>
+      <w:pPr>
+        <w:keepNext/>
+        <w:shd w:val="clear" w:color="000000" w:fill="auto"/>
+        <w:spacing w:after="80"/>
+        <w:rPr>
+          <w:rFonts w:eastAsiaTheme="majorEastAsia"/>
+          <w:i/>
+          <w:color w:val="000000"/>
+          <w:spacing w:val="-10"/>
+          <w:kern w:val="28"/>
+          <w:sz w:val="22"/>
+          <w:szCs w:val="56"/>
+        </w:rPr>
+      </w:pPr>
+      <w:r>
+        <w:rPr>
+          <w:rFonts w:eastAsiaTheme="majorEastAsia"/>
+          <w:i/>
+          <w:color w:val="000000"/>
+          <w:spacing w:val="-10"/>
+          <w:kern w:val="28"/>
+          <w:sz w:val="22"/>
+          <w:szCs w:val="56"/>
+        </w:rPr>
+        <w:t>Hướng dẫn: Dịch từng câu sang tiếng Anh tự nhiên và đúng ngữ pháp.</w:t>
+      </w:r>
+    </w:p>
+    <w:p>
+      <w:pPr>
+        <w:keepNext/>
+        <w:shd w:val="clear" w:color="000000" w:fill="auto"/>
+        <w:spacing w:before="120" w:after="60"/>
+        <w:rPr>
+          <w:rFonts w:eastAsiaTheme="majorEastAsia"/>
+          <w:color w:val="000000"/>
+          <w:spacing w:val="-10"/>
+          <w:kern w:val="28"/>
+          <w:sz w:val="22"/>
+          <w:szCs w:val="56"/>
+        </w:rPr>
+      </w:pPr>
+      <w:r>
+        <w:rPr>
+          <w:rFonts w:eastAsiaTheme="majorEastAsia"/>
+          <w:color w:val="000000"/>
+          <w:spacing w:val="-10"/>
+          <w:kern w:val="28"/>
+          <w:sz w:val="22"/>
+          <w:szCs w:val="56"/>
+        </w:rPr>
         <w:t>1. Tôi có một vài người bạn ở Đà Nẵng.</w:t>
       </w:r>
     </w:p>
     <w:p>
-      <w:r>
+      <w:pPr>
+        <w:keepNext/>
+        <w:shd w:val="clear" w:color="000000" w:fill="auto"/>
+        <w:spacing w:before="120" w:after="60"/>
+        <w:rPr>
+          <w:rFonts w:eastAsiaTheme="majorEastAsia"/>
+          <w:color w:val="000000"/>
+          <w:spacing w:val="-10"/>
+          <w:kern w:val="28"/>
+          <w:sz w:val="22"/>
+          <w:szCs w:val="56"/>
+        </w:rPr>
+      </w:pPr>
+      <w:r>
+        <w:rPr>
+          <w:rFonts w:eastAsiaTheme="majorEastAsia"/>
+          <w:color w:val="000000"/>
+          <w:spacing w:val="-10"/>
+          <w:kern w:val="28"/>
+          <w:sz w:val="22"/>
+          <w:szCs w:val="56"/>
+        </w:rPr>
         <w:t>2. Trong tủ lạnh có một ít sữa.</w:t>
       </w:r>
     </w:p>
     <w:p>
-      <w:r>
+      <w:pPr>
+        <w:keepNext/>
+        <w:shd w:val="clear" w:color="000000" w:fill="auto"/>
+        <w:spacing w:before="120" w:after="60"/>
+        <w:rPr>
+          <w:rFonts w:eastAsiaTheme="majorEastAsia"/>
+          <w:color w:val="000000"/>
+          <w:spacing w:val="-10"/>
+          <w:kern w:val="28"/>
+          <w:sz w:val="22"/>
+          <w:szCs w:val="56"/>
+        </w:rPr>
+      </w:pPr>
+      <w:r>
+        <w:rPr>
+          <w:rFonts w:eastAsiaTheme="majorEastAsia"/>
+          <w:color w:val="000000"/>
+          <w:spacing w:val="-10"/>
+          <w:kern w:val="28"/>
+          <w:sz w:val="22"/>
+          <w:szCs w:val="56"/>
+        </w:rPr>
         <w:t>3. Tôi không có tiền.</w:t>
       </w:r>
     </w:p>
     <w:p>
-      <w:r>
+      <w:pPr>
+        <w:keepNext/>
+        <w:shd w:val="clear" w:color="000000" w:fill="auto"/>
+        <w:spacing w:before="120" w:after="60"/>
+        <w:rPr>
+          <w:rFonts w:eastAsiaTheme="majorEastAsia"/>
+          <w:color w:val="000000"/>
+          <w:spacing w:val="-10"/>
+          <w:kern w:val="28"/>
+          <w:sz w:val="22"/>
+          <w:szCs w:val="56"/>
+        </w:rPr>
+      </w:pPr>
+      <w:r>
+        <w:rPr>
+          <w:rFonts w:eastAsiaTheme="majorEastAsia"/>
+          <w:color w:val="000000"/>
+          <w:spacing w:val="-10"/>
+          <w:kern w:val="28"/>
+          <w:sz w:val="22"/>
+          <w:szCs w:val="56"/>
+        </w:rPr>
         <w:t>4. Bạn có câu hỏi nào không?</w:t>
       </w:r>
     </w:p>
     <w:p>
-      <w:r>
+      <w:pPr>
+        <w:keepNext/>
+        <w:shd w:val="clear" w:color="000000" w:fill="auto"/>
+        <w:spacing w:before="120" w:after="60"/>
+        <w:rPr>
+          <w:rFonts w:eastAsiaTheme="majorEastAsia"/>
+          <w:color w:val="000000"/>
+          <w:spacing w:val="-10"/>
+          <w:kern w:val="28"/>
+          <w:sz w:val="22"/>
+          <w:szCs w:val="56"/>
+        </w:rPr>
+      </w:pPr>
+      <w:r>
+        <w:rPr>
+          <w:rFonts w:eastAsiaTheme="majorEastAsia"/>
+          <w:color w:val="000000"/>
+          <w:spacing w:val="-10"/>
+          <w:kern w:val="28"/>
+          <w:sz w:val="22"/>
+          <w:szCs w:val="56"/>
+        </w:rPr>
         <w:t>5. Gần đây có nhà hàng nào không?</w:t>
       </w:r>
     </w:p>
     <w:p>
-      <w:r>
+      <w:pPr>
+        <w:keepNext/>
+        <w:shd w:val="clear" w:color="000000" w:fill="auto"/>
+        <w:spacing w:before="120" w:after="60"/>
+        <w:rPr>
+          <w:rFonts w:eastAsiaTheme="majorEastAsia"/>
+          <w:color w:val="000000"/>
+          <w:spacing w:val="-10"/>
+          <w:kern w:val="28"/>
+          <w:sz w:val="22"/>
+          <w:szCs w:val="56"/>
+        </w:rPr>
+      </w:pPr>
+      <w:r>
+        <w:rPr>
+          <w:rFonts w:eastAsiaTheme="majorEastAsia"/>
+          <w:color w:val="000000"/>
+          <w:spacing w:val="-10"/>
+          <w:kern w:val="28"/>
+          <w:sz w:val="22"/>
+          <w:szCs w:val="56"/>
+        </w:rPr>
         <w:t>6. Bạn có muốn uống một ít trà không?</w:t>
       </w:r>
     </w:p>
     <w:p>
-      <w:r>
+      <w:pPr>
+        <w:keepNext/>
+        <w:shd w:val="clear" w:color="000000" w:fill="auto"/>
+        <w:spacing w:before="120" w:after="60"/>
+        <w:rPr>
+          <w:rFonts w:eastAsiaTheme="majorEastAsia"/>
+          <w:color w:val="000000"/>
+          <w:spacing w:val="-10"/>
+          <w:kern w:val="28"/>
+          <w:sz w:val="22"/>
+          <w:szCs w:val="56"/>
+        </w:rPr>
+      </w:pPr>
+      <w:r>
+        <w:rPr>
+          <w:rFonts w:eastAsiaTheme="majorEastAsia"/>
+          <w:color w:val="000000"/>
+          <w:spacing w:val="-10"/>
+          <w:kern w:val="28"/>
+          <w:sz w:val="22"/>
+          <w:szCs w:val="56"/>
+        </w:rPr>
         <w:t>7. Cho tôi xin một ít nước được không?</w:t>
       </w:r>
     </w:p>
     <w:p>
-      <w:r>
+      <w:pPr>
+        <w:keepNext/>
+        <w:shd w:val="clear" w:color="000000" w:fill="auto"/>
+        <w:spacing w:before="120" w:after="60"/>
+        <w:rPr>
+          <w:rFonts w:eastAsiaTheme="majorEastAsia"/>
+          <w:color w:val="000000"/>
+          <w:spacing w:val="-10"/>
+          <w:kern w:val="28"/>
+          <w:sz w:val="22"/>
+          <w:szCs w:val="56"/>
+        </w:rPr>
+      </w:pPr>
+      <w:r>
+        <w:rPr>
+          <w:rFonts w:eastAsiaTheme="majorEastAsia"/>
+          <w:color w:val="000000"/>
+          <w:spacing w:val="-10"/>
+          <w:kern w:val="28"/>
+          <w:sz w:val="22"/>
+          <w:szCs w:val="56"/>
+        </w:rPr>
         <w:t>8. Cô ấy không mua quả táo nào.</w:t>
       </w:r>
     </w:p>
     <w:p>
-      <w:r>
+      <w:pPr>
+        <w:keepNext/>
+        <w:shd w:val="clear" w:color="000000" w:fill="auto"/>
+        <w:spacing w:before="120" w:after="60"/>
+        <w:rPr>
+          <w:rFonts w:eastAsiaTheme="majorEastAsia"/>
+          <w:color w:val="000000"/>
+          <w:spacing w:val="-10"/>
+          <w:kern w:val="28"/>
+          <w:sz w:val="22"/>
+          <w:szCs w:val="56"/>
+        </w:rPr>
+      </w:pPr>
+      <w:r>
+        <w:rPr>
+          <w:rFonts w:eastAsiaTheme="majorEastAsia"/>
+          <w:color w:val="000000"/>
+          <w:spacing w:val="-10"/>
+          <w:kern w:val="28"/>
+          <w:sz w:val="22"/>
+          <w:szCs w:val="56"/>
+        </w:rPr>
         <w:t>9. Có ai đó ở ngoài cửa.</w:t>
       </w:r>
     </w:p>
     <w:p>
-      <w:r>
+      <w:pPr>
+        <w:keepNext/>
+        <w:shd w:val="clear" w:color="000000" w:fill="auto"/>
+        <w:spacing w:before="120" w:after="60"/>
+        <w:rPr>
+          <w:rFonts w:eastAsiaTheme="majorEastAsia"/>
+          <w:color w:val="000000"/>
+          <w:spacing w:val="-10"/>
+          <w:kern w:val="28"/>
+          <w:sz w:val="22"/>
+          <w:szCs w:val="56"/>
+        </w:rPr>
+      </w:pPr>
+      <w:r>
+        <w:rPr>
+          <w:rFonts w:eastAsiaTheme="majorEastAsia"/>
+          <w:color w:val="000000"/>
+          <w:spacing w:val="-10"/>
+          <w:kern w:val="28"/>
+          <w:sz w:val="22"/>
+          <w:szCs w:val="56"/>
+        </w:rPr>
         <w:t>10. Bạn có thể chọn bất kỳ quyển sách nào.</w:t>
       </w:r>
     </w:p>
     <w:p>
       <w:pPr>
-        <w:pStyle w:val="Heading1"/>
-      </w:pPr>
-      <w:r>
+        <w:keepNext/>
+        <w:shd w:val="clear" w:color="000000" w:fill="auto"/>
+        <w:spacing w:before="280" w:after="80"/>
+        <w:rPr>
+          <w:rFonts w:eastAsiaTheme="majorEastAsia"/>
+          <w:b/>
+          <w:color w:val="000000"/>
+          <w:spacing w:val="-10"/>
+          <w:kern w:val="28"/>
+          <w:szCs w:val="56"/>
+        </w:rPr>
+      </w:pPr>
+      <w:r>
+        <w:rPr>
+          <w:rFonts w:eastAsiaTheme="majorEastAsia"/>
+          <w:b/>
+          <w:color w:val="000000"/>
+          <w:spacing w:val="-10"/>
+          <w:kern w:val="28"/>
+          <w:szCs w:val="56"/>
+        </w:rPr>
         <w:t>PHẦN 9. ĐỌC HIỂU (10 điểm)</w:t>
       </w:r>
     </w:p>
     <w:p>
-      <w:r>
+      <w:pPr>
+        <w:keepNext/>
+        <w:shd w:val="clear" w:color="000000" w:fill="auto"/>
+        <w:spacing w:after="80"/>
+        <w:rPr>
+          <w:rFonts w:eastAsiaTheme="majorEastAsia"/>
+          <w:i/>
+          <w:color w:val="000000"/>
+          <w:spacing w:val="-10"/>
+          <w:kern w:val="28"/>
+          <w:sz w:val="22"/>
+          <w:szCs w:val="56"/>
+        </w:rPr>
+      </w:pPr>
+      <w:r>
+        <w:rPr>
+          <w:rFonts w:eastAsiaTheme="majorEastAsia"/>
+          <w:i/>
+          <w:color w:val="000000"/>
+          <w:spacing w:val="-10"/>
+          <w:kern w:val="28"/>
+          <w:sz w:val="22"/>
+          <w:szCs w:val="56"/>
+        </w:rPr>
+        <w:t>Hướng dẫn: Đọc đoạn văn, xác định bằng chứng rồi trả lời từng câu hỏi.</w:t>
+      </w:r>
+    </w:p>
+    <w:p>
+      <w:pPr>
+        <w:keepNext/>
+        <w:shd w:val="clear" w:color="000000" w:fill="auto"/>
+        <w:spacing w:before="120" w:after="80"/>
+        <w:rPr>
+          <w:rFonts w:eastAsiaTheme="majorEastAsia"/>
+          <w:b/>
+          <w:color w:val="000000"/>
+          <w:spacing w:val="-10"/>
+          <w:kern w:val="28"/>
+          <w:sz w:val="22"/>
+          <w:szCs w:val="56"/>
+        </w:rPr>
+      </w:pPr>
+      <w:r>
+        <w:rPr>
+          <w:rFonts w:eastAsiaTheme="majorEastAsia"/>
+          <w:b/>
+          <w:color w:val="000000"/>
+          <w:spacing w:val="-10"/>
+          <w:kern w:val="28"/>
+          <w:sz w:val="22"/>
+          <w:szCs w:val="56"/>
+        </w:rPr>
         <w:t>Đọc đoạn văn:</w:t>
       </w:r>
     </w:p>
     <w:p>
-      <w:r>
+      <w:pPr>
+        <w:keepLines/>
+        <w:shd w:val="clear" w:color="000000" w:fill="auto"/>
+        <w:spacing w:after="160"/>
+        <w:rPr>
+          <w:rFonts w:eastAsiaTheme="majorEastAsia"/>
+          <w:color w:val="000000"/>
+          <w:spacing w:val="-10"/>
+          <w:kern w:val="28"/>
+          <w:sz w:val="22"/>
+          <w:szCs w:val="56"/>
+        </w:rPr>
+      </w:pPr>
+      <w:r>
+        <w:rPr>
+          <w:rFonts w:eastAsiaTheme="majorEastAsia"/>
+          <w:color w:val="000000"/>
+          <w:spacing w:val="-10"/>
+          <w:kern w:val="28"/>
+          <w:sz w:val="22"/>
+          <w:szCs w:val="56"/>
+        </w:rPr>
         <w:t>Mai is preparing dinner for her family. There are some vegetables and some chicken in the kitchen, but there isn't any rice. She asks her brother, “Can you buy some rice and some eggs, please?” He says, “Of course. Do we need any milk?” Mai checks the fridge. There is some milk, so they don't need any. She also says, “You can buy any fruit you like.”</w:t>
       </w:r>
     </w:p>
     <w:p>
-      <w:r>
+      <w:pPr>
+        <w:keepNext/>
+        <w:shd w:val="clear" w:color="000000" w:fill="auto"/>
+        <w:spacing w:before="120" w:after="80"/>
+        <w:rPr>
+          <w:rFonts w:eastAsiaTheme="majorEastAsia"/>
+          <w:b/>
+          <w:color w:val="000000"/>
+          <w:spacing w:val="-10"/>
+          <w:kern w:val="28"/>
+          <w:sz w:val="22"/>
+          <w:szCs w:val="56"/>
+        </w:rPr>
+      </w:pPr>
+      <w:r>
+        <w:rPr>
+          <w:rFonts w:eastAsiaTheme="majorEastAsia"/>
+          <w:b/>
+          <w:color w:val="000000"/>
+          <w:spacing w:val="-10"/>
+          <w:kern w:val="28"/>
+          <w:sz w:val="22"/>
+          <w:szCs w:val="56"/>
+        </w:rPr>
         <w:t>Trả lời câu hỏi:</w:t>
       </w:r>
     </w:p>
     <w:p>
-      <w:r>
+      <w:pPr>
+        <w:keepNext/>
+        <w:shd w:val="clear" w:color="000000" w:fill="auto"/>
+        <w:spacing w:before="120" w:after="60"/>
+        <w:rPr>
+          <w:rFonts w:eastAsiaTheme="majorEastAsia"/>
+          <w:color w:val="000000"/>
+          <w:spacing w:val="-10"/>
+          <w:kern w:val="28"/>
+          <w:sz w:val="22"/>
+          <w:szCs w:val="56"/>
+        </w:rPr>
+      </w:pPr>
+      <w:r>
+        <w:rPr>
+          <w:rFonts w:eastAsiaTheme="majorEastAsia"/>
+          <w:color w:val="000000"/>
+          <w:spacing w:val="-10"/>
+          <w:kern w:val="28"/>
+          <w:sz w:val="22"/>
+          <w:szCs w:val="56"/>
+        </w:rPr>
         <w:t>1. What is Mai preparing?</w:t>
       </w:r>
     </w:p>
     <w:p>
-      <w:r>
+      <w:pPr>
+        <w:keepNext/>
+        <w:shd w:val="clear" w:color="000000" w:fill="auto"/>
+        <w:spacing w:before="120" w:after="60"/>
+        <w:rPr>
+          <w:rFonts w:eastAsiaTheme="majorEastAsia"/>
+          <w:color w:val="000000"/>
+          <w:spacing w:val="-10"/>
+          <w:kern w:val="28"/>
+          <w:sz w:val="22"/>
+          <w:szCs w:val="56"/>
+        </w:rPr>
+      </w:pPr>
+      <w:r>
+        <w:rPr>
+          <w:rFonts w:eastAsiaTheme="majorEastAsia"/>
+          <w:color w:val="000000"/>
+          <w:spacing w:val="-10"/>
+          <w:kern w:val="28"/>
+          <w:sz w:val="22"/>
+          <w:szCs w:val="56"/>
+        </w:rPr>
         <w:t>2. Are there any vegetables in the kitchen?</w:t>
       </w:r>
     </w:p>
     <w:p>
-      <w:r>
+      <w:pPr>
+        <w:keepNext/>
+        <w:shd w:val="clear" w:color="000000" w:fill="auto"/>
+        <w:spacing w:before="120" w:after="60"/>
+        <w:rPr>
+          <w:rFonts w:eastAsiaTheme="majorEastAsia"/>
+          <w:color w:val="000000"/>
+          <w:spacing w:val="-10"/>
+          <w:kern w:val="28"/>
+          <w:sz w:val="22"/>
+          <w:szCs w:val="56"/>
+        </w:rPr>
+      </w:pPr>
+      <w:r>
+        <w:rPr>
+          <w:rFonts w:eastAsiaTheme="majorEastAsia"/>
+          <w:color w:val="000000"/>
+          <w:spacing w:val="-10"/>
+          <w:kern w:val="28"/>
+          <w:sz w:val="22"/>
+          <w:szCs w:val="56"/>
+        </w:rPr>
         <w:t>3. Is there any chicken?</w:t>
       </w:r>
     </w:p>
     <w:p>
-      <w:r>
+      <w:pPr>
+        <w:keepNext/>
+        <w:shd w:val="clear" w:color="000000" w:fill="auto"/>
+        <w:spacing w:before="120" w:after="60"/>
+        <w:rPr>
+          <w:rFonts w:eastAsiaTheme="majorEastAsia"/>
+          <w:color w:val="000000"/>
+          <w:spacing w:val="-10"/>
+          <w:kern w:val="28"/>
+          <w:sz w:val="22"/>
+          <w:szCs w:val="56"/>
+        </w:rPr>
+      </w:pPr>
+      <w:r>
+        <w:rPr>
+          <w:rFonts w:eastAsiaTheme="majorEastAsia"/>
+          <w:color w:val="000000"/>
+          <w:spacing w:val="-10"/>
+          <w:kern w:val="28"/>
+          <w:sz w:val="22"/>
+          <w:szCs w:val="56"/>
+        </w:rPr>
         <w:t>4. What food is not in the kitchen?</w:t>
       </w:r>
     </w:p>
     <w:p>
-      <w:r>
+      <w:pPr>
+        <w:keepNext/>
+        <w:shd w:val="clear" w:color="000000" w:fill="auto"/>
+        <w:spacing w:before="120" w:after="60"/>
+        <w:rPr>
+          <w:rFonts w:eastAsiaTheme="majorEastAsia"/>
+          <w:color w:val="000000"/>
+          <w:spacing w:val="-10"/>
+          <w:kern w:val="28"/>
+          <w:sz w:val="22"/>
+          <w:szCs w:val="56"/>
+        </w:rPr>
+      </w:pPr>
+      <w:r>
+        <w:rPr>
+          <w:rFonts w:eastAsiaTheme="majorEastAsia"/>
+          <w:color w:val="000000"/>
+          <w:spacing w:val="-10"/>
+          <w:kern w:val="28"/>
+          <w:sz w:val="22"/>
+          <w:szCs w:val="56"/>
+        </w:rPr>
         <w:t>5. What does Mai ask her brother to buy?</w:t>
       </w:r>
     </w:p>
     <w:p>
-      <w:r>
+      <w:pPr>
+        <w:keepNext/>
+        <w:shd w:val="clear" w:color="000000" w:fill="auto"/>
+        <w:spacing w:before="120" w:after="60"/>
+        <w:rPr>
+          <w:rFonts w:eastAsiaTheme="majorEastAsia"/>
+          <w:color w:val="000000"/>
+          <w:spacing w:val="-10"/>
+          <w:kern w:val="28"/>
+          <w:sz w:val="22"/>
+          <w:szCs w:val="56"/>
+        </w:rPr>
+      </w:pPr>
+      <w:r>
+        <w:rPr>
+          <w:rFonts w:eastAsiaTheme="majorEastAsia"/>
+          <w:color w:val="000000"/>
+          <w:spacing w:val="-10"/>
+          <w:kern w:val="28"/>
+          <w:sz w:val="22"/>
+          <w:szCs w:val="56"/>
+        </w:rPr>
         <w:t>6. Does her brother ask about milk?</w:t>
       </w:r>
     </w:p>
     <w:p>
-      <w:r>
+      <w:pPr>
+        <w:keepNext/>
+        <w:shd w:val="clear" w:color="000000" w:fill="auto"/>
+        <w:spacing w:before="120" w:after="60"/>
+        <w:rPr>
+          <w:rFonts w:eastAsiaTheme="majorEastAsia"/>
+          <w:color w:val="000000"/>
+          <w:spacing w:val="-10"/>
+          <w:kern w:val="28"/>
+          <w:sz w:val="22"/>
+          <w:szCs w:val="56"/>
+        </w:rPr>
+      </w:pPr>
+      <w:r>
+        <w:rPr>
+          <w:rFonts w:eastAsiaTheme="majorEastAsia"/>
+          <w:color w:val="000000"/>
+          <w:spacing w:val="-10"/>
+          <w:kern w:val="28"/>
+          <w:sz w:val="22"/>
+          <w:szCs w:val="56"/>
+        </w:rPr>
         <w:t>7. Is there any milk in the fridge?</w:t>
       </w:r>
     </w:p>
     <w:p>
-      <w:r>
+      <w:pPr>
+        <w:keepNext/>
+        <w:shd w:val="clear" w:color="000000" w:fill="auto"/>
+        <w:spacing w:before="120" w:after="60"/>
+        <w:rPr>
+          <w:rFonts w:eastAsiaTheme="majorEastAsia"/>
+          <w:color w:val="000000"/>
+          <w:spacing w:val="-10"/>
+          <w:kern w:val="28"/>
+          <w:sz w:val="22"/>
+          <w:szCs w:val="56"/>
+        </w:rPr>
+      </w:pPr>
+      <w:r>
+        <w:rPr>
+          <w:rFonts w:eastAsiaTheme="majorEastAsia"/>
+          <w:color w:val="000000"/>
+          <w:spacing w:val="-10"/>
+          <w:kern w:val="28"/>
+          <w:sz w:val="22"/>
+          <w:szCs w:val="56"/>
+        </w:rPr>
         <w:t>8. Do they need to buy milk?</w:t>
       </w:r>
     </w:p>
     <w:p>
-      <w:r>
+      <w:pPr>
+        <w:keepNext/>
+        <w:shd w:val="clear" w:color="000000" w:fill="auto"/>
+        <w:spacing w:before="120" w:after="60"/>
+        <w:rPr>
+          <w:rFonts w:eastAsiaTheme="majorEastAsia"/>
+          <w:color w:val="000000"/>
+          <w:spacing w:val="-10"/>
+          <w:kern w:val="28"/>
+          <w:sz w:val="22"/>
+          <w:szCs w:val="56"/>
+        </w:rPr>
+      </w:pPr>
+      <w:r>
+        <w:rPr>
+          <w:rFonts w:eastAsiaTheme="majorEastAsia"/>
+          <w:color w:val="000000"/>
+          <w:spacing w:val="-10"/>
+          <w:kern w:val="28"/>
+          <w:sz w:val="22"/>
+          <w:szCs w:val="56"/>
+        </w:rPr>
         <w:t>9. What fruit can her brother buy?</w:t>
       </w:r>
     </w:p>
     <w:p>
-      <w:r>
+      <w:pPr>
+        <w:keepNext/>
+        <w:shd w:val="clear" w:color="000000" w:fill="auto"/>
+        <w:spacing w:before="120" w:after="60"/>
+        <w:rPr>
+          <w:rFonts w:eastAsiaTheme="majorEastAsia"/>
+          <w:color w:val="000000"/>
+          <w:spacing w:val="-10"/>
+          <w:kern w:val="28"/>
+          <w:sz w:val="22"/>
+          <w:szCs w:val="56"/>
+        </w:rPr>
+      </w:pPr>
+      <w:r>
+        <w:rPr>
+          <w:rFonts w:eastAsiaTheme="majorEastAsia"/>
+          <w:color w:val="000000"/>
+          <w:spacing w:val="-10"/>
+          <w:kern w:val="28"/>
+          <w:sz w:val="22"/>
+          <w:szCs w:val="56"/>
+        </w:rPr>
         <w:t>10. Find one sentence with some and one sentence with any in the passage.</w:t>
       </w:r>
     </w:p>
     <w:p>
       <w:pPr>
-        <w:pStyle w:val="Heading1"/>
-      </w:pPr>
-      <w:r>
+        <w:keepNext/>
+        <w:shd w:val="clear" w:color="000000" w:fill="auto"/>
+        <w:spacing w:before="280" w:after="80"/>
+        <w:rPr>
+          <w:rFonts w:eastAsiaTheme="majorEastAsia"/>
+          <w:b/>
+          <w:color w:val="000000"/>
+          <w:spacing w:val="-10"/>
+          <w:kern w:val="28"/>
+          <w:szCs w:val="56"/>
+        </w:rPr>
+      </w:pPr>
+      <w:r>
+        <w:rPr>
+          <w:rFonts w:eastAsiaTheme="majorEastAsia"/>
+          <w:b/>
+          <w:color w:val="000000"/>
+          <w:spacing w:val="-10"/>
+          <w:kern w:val="28"/>
+          <w:szCs w:val="56"/>
+        </w:rPr>
         <w:t>PHẦN 10. VIẾT CÂU HOÀN CHỈNH (10 điểm)</w:t>
       </w:r>
     </w:p>
     <w:p>
-      <w:r>
+      <w:pPr>
+        <w:keepNext/>
+        <w:shd w:val="clear" w:color="000000" w:fill="auto"/>
+        <w:spacing w:after="80"/>
+        <w:rPr>
+          <w:rFonts w:eastAsiaTheme="majorEastAsia"/>
+          <w:i/>
+          <w:color w:val="000000"/>
+          <w:spacing w:val="-10"/>
+          <w:kern w:val="28"/>
+          <w:sz w:val="22"/>
+          <w:szCs w:val="56"/>
+        </w:rPr>
+      </w:pPr>
+      <w:r>
+        <w:rPr>
+          <w:rFonts w:eastAsiaTheme="majorEastAsia"/>
+          <w:i/>
+          <w:color w:val="000000"/>
+          <w:spacing w:val="-10"/>
+          <w:kern w:val="28"/>
+          <w:sz w:val="22"/>
+          <w:szCs w:val="56"/>
+        </w:rPr>
+        <w:t>Hướng dẫn: Sắp xếp các từ hoặc cụm từ để tạo thành câu hoàn chỉnh.</w:t>
+      </w:r>
+    </w:p>
+    <w:p>
+      <w:pPr>
+        <w:keepNext/>
+        <w:shd w:val="clear" w:color="000000" w:fill="auto"/>
+        <w:spacing w:before="120" w:after="60"/>
+        <w:rPr>
+          <w:rFonts w:eastAsiaTheme="majorEastAsia"/>
+          <w:color w:val="000000"/>
+          <w:spacing w:val="-10"/>
+          <w:kern w:val="28"/>
+          <w:sz w:val="22"/>
+          <w:szCs w:val="56"/>
+        </w:rPr>
+      </w:pPr>
+      <w:r>
+        <w:rPr>
+          <w:rFonts w:eastAsiaTheme="majorEastAsia"/>
+          <w:color w:val="000000"/>
+          <w:spacing w:val="-10"/>
+          <w:kern w:val="28"/>
+          <w:sz w:val="22"/>
+          <w:szCs w:val="56"/>
+        </w:rPr>
         <w:t>1. I / have / some / books → ______________________________</w:t>
       </w:r>
     </w:p>
     <w:p>
-      <w:r>
+      <w:pPr>
+        <w:keepNext/>
+        <w:shd w:val="clear" w:color="000000" w:fill="auto"/>
+        <w:spacing w:before="120" w:after="60"/>
+        <w:rPr>
+          <w:rFonts w:eastAsiaTheme="majorEastAsia"/>
+          <w:color w:val="000000"/>
+          <w:spacing w:val="-10"/>
+          <w:kern w:val="28"/>
+          <w:sz w:val="22"/>
+          <w:szCs w:val="56"/>
+        </w:rPr>
+      </w:pPr>
+      <w:r>
+        <w:rPr>
+          <w:rFonts w:eastAsiaTheme="majorEastAsia"/>
+          <w:color w:val="000000"/>
+          <w:spacing w:val="-10"/>
+          <w:kern w:val="28"/>
+          <w:sz w:val="22"/>
+          <w:szCs w:val="56"/>
+        </w:rPr>
         <w:t>2. there / not / any / milk / fridge → ______________________________</w:t>
       </w:r>
     </w:p>
     <w:p>
-      <w:r>
+      <w:pPr>
+        <w:keepNext/>
+        <w:shd w:val="clear" w:color="000000" w:fill="auto"/>
+        <w:spacing w:before="120" w:after="60"/>
+        <w:rPr>
+          <w:rFonts w:eastAsiaTheme="majorEastAsia"/>
+          <w:color w:val="000000"/>
+          <w:spacing w:val="-10"/>
+          <w:kern w:val="28"/>
+          <w:sz w:val="22"/>
+          <w:szCs w:val="56"/>
+        </w:rPr>
+      </w:pPr>
+      <w:r>
+        <w:rPr>
+          <w:rFonts w:eastAsiaTheme="majorEastAsia"/>
+          <w:color w:val="000000"/>
+          <w:spacing w:val="-10"/>
+          <w:kern w:val="28"/>
+          <w:sz w:val="22"/>
+          <w:szCs w:val="56"/>
+        </w:rPr>
         <w:t>3. you / have / any / questions / ? → ______________________________</w:t>
       </w:r>
     </w:p>
     <w:p>
-      <w:r>
+      <w:pPr>
+        <w:keepNext/>
+        <w:shd w:val="clear" w:color="000000" w:fill="auto"/>
+        <w:spacing w:before="120" w:after="60"/>
+        <w:rPr>
+          <w:rFonts w:eastAsiaTheme="majorEastAsia"/>
+          <w:color w:val="000000"/>
+          <w:spacing w:val="-10"/>
+          <w:kern w:val="28"/>
+          <w:sz w:val="22"/>
+          <w:szCs w:val="56"/>
+        </w:rPr>
+      </w:pPr>
+      <w:r>
+        <w:rPr>
+          <w:rFonts w:eastAsiaTheme="majorEastAsia"/>
+          <w:color w:val="000000"/>
+          <w:spacing w:val="-10"/>
+          <w:kern w:val="28"/>
+          <w:sz w:val="22"/>
+          <w:szCs w:val="56"/>
+        </w:rPr>
         <w:t>4. would / you / like / some / coffee / ? → ______________________________</w:t>
       </w:r>
     </w:p>
     <w:p>
-      <w:r>
+      <w:pPr>
+        <w:keepNext/>
+        <w:shd w:val="clear" w:color="000000" w:fill="auto"/>
+        <w:spacing w:before="120" w:after="60"/>
+        <w:rPr>
+          <w:rFonts w:eastAsiaTheme="majorEastAsia"/>
+          <w:color w:val="000000"/>
+          <w:spacing w:val="-10"/>
+          <w:kern w:val="28"/>
+          <w:sz w:val="22"/>
+          <w:szCs w:val="56"/>
+        </w:rPr>
+      </w:pPr>
+      <w:r>
+        <w:rPr>
+          <w:rFonts w:eastAsiaTheme="majorEastAsia"/>
+          <w:color w:val="000000"/>
+          <w:spacing w:val="-10"/>
+          <w:kern w:val="28"/>
+          <w:sz w:val="22"/>
+          <w:szCs w:val="56"/>
+        </w:rPr>
         <w:t>5. she / buy / some / apples / yesterday → ______________________________</w:t>
       </w:r>
     </w:p>
     <w:p>
-      <w:r>
+      <w:pPr>
+        <w:keepNext/>
+        <w:shd w:val="clear" w:color="000000" w:fill="auto"/>
+        <w:spacing w:before="120" w:after="60"/>
+        <w:rPr>
+          <w:rFonts w:eastAsiaTheme="majorEastAsia"/>
+          <w:color w:val="000000"/>
+          <w:spacing w:val="-10"/>
+          <w:kern w:val="28"/>
+          <w:sz w:val="22"/>
+          <w:szCs w:val="56"/>
+        </w:rPr>
+      </w:pPr>
+      <w:r>
+        <w:rPr>
+          <w:rFonts w:eastAsiaTheme="majorEastAsia"/>
+          <w:color w:val="000000"/>
+          <w:spacing w:val="-10"/>
+          <w:kern w:val="28"/>
+          <w:sz w:val="22"/>
+          <w:szCs w:val="56"/>
+        </w:rPr>
         <w:t>6. we / not / need / any / sugar → ______________________________</w:t>
       </w:r>
     </w:p>
     <w:p>
-      <w:r>
+      <w:pPr>
+        <w:keepNext/>
+        <w:shd w:val="clear" w:color="000000" w:fill="auto"/>
+        <w:spacing w:before="120" w:after="60"/>
+        <w:rPr>
+          <w:rFonts w:eastAsiaTheme="majorEastAsia"/>
+          <w:color w:val="000000"/>
+          <w:spacing w:val="-10"/>
+          <w:kern w:val="28"/>
+          <w:sz w:val="22"/>
+          <w:szCs w:val="56"/>
+        </w:rPr>
+      </w:pPr>
+      <w:r>
+        <w:rPr>
+          <w:rFonts w:eastAsiaTheme="majorEastAsia"/>
+          <w:color w:val="000000"/>
+          <w:spacing w:val="-10"/>
+          <w:kern w:val="28"/>
+          <w:sz w:val="22"/>
+          <w:szCs w:val="56"/>
+        </w:rPr>
         <w:t>7. can / I / have / some / bread / please / ? → ______________________________</w:t>
       </w:r>
     </w:p>
     <w:p>
-      <w:r>
+      <w:pPr>
+        <w:keepNext/>
+        <w:shd w:val="clear" w:color="000000" w:fill="auto"/>
+        <w:spacing w:before="120" w:after="60"/>
+        <w:rPr>
+          <w:rFonts w:eastAsiaTheme="majorEastAsia"/>
+          <w:color w:val="000000"/>
+          <w:spacing w:val="-10"/>
+          <w:kern w:val="28"/>
+          <w:sz w:val="22"/>
+          <w:szCs w:val="56"/>
+        </w:rPr>
+      </w:pPr>
+      <w:r>
+        <w:rPr>
+          <w:rFonts w:eastAsiaTheme="majorEastAsia"/>
+          <w:color w:val="000000"/>
+          <w:spacing w:val="-10"/>
+          <w:kern w:val="28"/>
+          <w:sz w:val="22"/>
+          <w:szCs w:val="56"/>
+        </w:rPr>
         <w:t>8. there / any / students / classroom / ? → ______________________________</w:t>
       </w:r>
     </w:p>
     <w:p>
-      <w:r>
+      <w:pPr>
+        <w:keepNext/>
+        <w:shd w:val="clear" w:color="000000" w:fill="auto"/>
+        <w:spacing w:before="120" w:after="60"/>
+        <w:rPr>
+          <w:rFonts w:eastAsiaTheme="majorEastAsia"/>
+          <w:color w:val="000000"/>
+          <w:spacing w:val="-10"/>
+          <w:kern w:val="28"/>
+          <w:sz w:val="22"/>
+          <w:szCs w:val="56"/>
+        </w:rPr>
+      </w:pPr>
+      <w:r>
+        <w:rPr>
+          <w:rFonts w:eastAsiaTheme="majorEastAsia"/>
+          <w:color w:val="000000"/>
+          <w:spacing w:val="-10"/>
+          <w:kern w:val="28"/>
+          <w:sz w:val="22"/>
+          <w:szCs w:val="56"/>
+        </w:rPr>
         <w:t>9. someone / be / at / door → ______________________________</w:t>
       </w:r>
     </w:p>
     <w:p>
-      <w:r>
+      <w:pPr>
+        <w:keepNext/>
+        <w:shd w:val="clear" w:color="000000" w:fill="auto"/>
+        <w:spacing w:before="120" w:after="60"/>
+        <w:rPr>
+          <w:rFonts w:eastAsiaTheme="majorEastAsia"/>
+          <w:color w:val="000000"/>
+          <w:spacing w:val="-10"/>
+          <w:kern w:val="28"/>
+          <w:sz w:val="22"/>
+          <w:szCs w:val="56"/>
+        </w:rPr>
+      </w:pPr>
+      <w:r>
+        <w:rPr>
+          <w:rFonts w:eastAsiaTheme="majorEastAsia"/>
+          <w:color w:val="000000"/>
+          <w:spacing w:val="-10"/>
+          <w:kern w:val="28"/>
+          <w:sz w:val="22"/>
+          <w:szCs w:val="56"/>
+        </w:rPr>
         <w:t>10. you / choose / any / seat → ______________________________</w:t>
       </w:r>
     </w:p>
     <w:p>
       <w:pPr>
-        <w:spacing w:after="160" w:line="278" w:lineRule="auto"/>
-      </w:pPr>
-      <w:r>
-        <w:br w:type="page"/>
-      </w:r>
-    </w:p>
-    <w:p>
-      <w:pPr>
-        <w:pStyle w:val="Title"/>
-        <w:keepNext/>
+        <w:keepNext/>
+        <w:pageBreakBefore/>
+        <w:shd w:val="clear" w:color="000000" w:fill="auto"/>
+        <w:spacing w:before="240" w:after="80"/>
         <w:jc w:val="center"/>
-      </w:pPr>
-      <w:r>
+        <w:rPr>
+          <w:rFonts w:eastAsiaTheme="majorEastAsia"/>
+          <w:b/>
+          <w:color w:val="000000"/>
+          <w:spacing w:val="-10"/>
+          <w:kern w:val="28"/>
+          <w:sz w:val="30"/>
+          <w:szCs w:val="56"/>
+        </w:rPr>
+      </w:pPr>
+      <w:r>
+        <w:rPr>
+          <w:rFonts w:eastAsiaTheme="majorEastAsia"/>
+          <w:b/>
+          <w:color w:val="000000"/>
+          <w:spacing w:val="-10"/>
+          <w:kern w:val="28"/>
+          <w:sz w:val="30"/>
+          <w:szCs w:val="56"/>
+        </w:rPr>
         <w:t>ĐÁP ÁN</w:t>
       </w:r>
     </w:p>
     <w:p>
       <w:pPr>
-        <w:pStyle w:val="Title"/>
-        <w:keepNext/>
+        <w:keepNext/>
+        <w:pageBreakBefore/>
+        <w:shd w:val="clear" w:color="000000" w:fill="auto"/>
+        <w:spacing w:after="240"/>
         <w:jc w:val="center"/>
-      </w:pPr>
-      <w:r>
-        <w:t>BÀI TẬP NGÀY 30 – SOME / ANY</w:t>
-      </w:r>
-    </w:p>
-    <w:p>
-      <w:pPr>
-        <w:pStyle w:val="Heading1"/>
-      </w:pPr>
-      <w:r>
+        <w:rPr>
+          <w:rFonts w:eastAsiaTheme="majorEastAsia"/>
+          <w:b/>
+          <w:color w:val="000000"/>
+          <w:spacing w:val="-10"/>
+          <w:kern w:val="28"/>
+          <w:sz w:val="30"/>
+          <w:szCs w:val="56"/>
+        </w:rPr>
+      </w:pPr>
+      <w:r>
+        <w:rPr>
+          <w:rFonts w:eastAsiaTheme="majorEastAsia"/>
+          <w:b/>
+          <w:color w:val="000000"/>
+          <w:spacing w:val="-10"/>
+          <w:kern w:val="28"/>
+          <w:sz w:val="30"/>
+          <w:szCs w:val="56"/>
+        </w:rPr>
         <w:t>PHẦN 1</w:t>
       </w:r>
     </w:p>
     <w:p>
-      <w:r>
-        <w:t>1. A</w:t>
-      </w:r>
-    </w:p>
-    <w:p>
-      <w:r>
-        <w:t>2. B</w:t>
-      </w:r>
-    </w:p>
-    <w:p>
-      <w:r>
-        <w:t>3. B</w:t>
-      </w:r>
-    </w:p>
-    <w:p>
-      <w:r>
-        <w:t>4. A</w:t>
-      </w:r>
-    </w:p>
-    <w:p>
-      <w:r>
-        <w:t>5. A</w:t>
-      </w:r>
-    </w:p>
-    <w:p>
-      <w:r>
-        <w:t>6. B</w:t>
-      </w:r>
-    </w:p>
-    <w:p>
-      <w:r>
-        <w:t>7. A</w:t>
-      </w:r>
-    </w:p>
-    <w:p>
-      <w:r>
-        <w:t>8. B</w:t>
-      </w:r>
-    </w:p>
-    <w:p>
-      <w:r>
-        <w:t>9. B</w:t>
-      </w:r>
-    </w:p>
-    <w:p>
-      <w:r>
-        <w:t>10. A</w:t>
-      </w:r>
-    </w:p>
-    <w:p>
-      <w:pPr>
-        <w:pStyle w:val="Heading1"/>
-      </w:pPr>
-      <w:r>
+      <w:pPr>
+        <w:shd w:val="clear" w:color="000000" w:fill="auto"/>
+        <w:spacing w:after="160"/>
+        <w:ind w:left="198"/>
+        <w:rPr>
+          <w:rFonts w:eastAsiaTheme="majorEastAsia"/>
+          <w:color w:val="000000"/>
+          <w:spacing w:val="-10"/>
+          <w:kern w:val="28"/>
+          <w:sz w:val="22"/>
+          <w:szCs w:val="56"/>
+        </w:rPr>
+      </w:pPr>
+      <w:r>
+        <w:rPr>
+          <w:rFonts w:eastAsiaTheme="majorEastAsia"/>
+          <w:color w:val="000000"/>
+          <w:spacing w:val="-10"/>
+          <w:kern w:val="28"/>
+          <w:sz w:val="22"/>
+          <w:szCs w:val="56"/>
+        </w:rPr>
+        <w:t>Câu 1: A</w:t>
+      </w:r>
+    </w:p>
+    <w:p>
+      <w:pPr>
+        <w:shd w:val="clear" w:color="000000" w:fill="auto"/>
+        <w:spacing w:after="160"/>
+        <w:ind w:left="198"/>
+        <w:rPr>
+          <w:rFonts w:eastAsiaTheme="majorEastAsia"/>
+          <w:color w:val="000000"/>
+          <w:spacing w:val="-10"/>
+          <w:kern w:val="28"/>
+          <w:sz w:val="22"/>
+          <w:szCs w:val="56"/>
+        </w:rPr>
+      </w:pPr>
+      <w:r>
+        <w:rPr>
+          <w:rFonts w:eastAsiaTheme="majorEastAsia"/>
+          <w:color w:val="000000"/>
+          <w:spacing w:val="-10"/>
+          <w:kern w:val="28"/>
+          <w:sz w:val="22"/>
+          <w:szCs w:val="56"/>
+        </w:rPr>
+        <w:t>Câu 2: B</w:t>
+      </w:r>
+    </w:p>
+    <w:p>
+      <w:pPr>
+        <w:shd w:val="clear" w:color="000000" w:fill="auto"/>
+        <w:spacing w:after="160"/>
+        <w:ind w:left="198"/>
+        <w:rPr>
+          <w:rFonts w:eastAsiaTheme="majorEastAsia"/>
+          <w:color w:val="000000"/>
+          <w:spacing w:val="-10"/>
+          <w:kern w:val="28"/>
+          <w:sz w:val="22"/>
+          <w:szCs w:val="56"/>
+        </w:rPr>
+      </w:pPr>
+      <w:r>
+        <w:rPr>
+          <w:rFonts w:eastAsiaTheme="majorEastAsia"/>
+          <w:color w:val="000000"/>
+          <w:spacing w:val="-10"/>
+          <w:kern w:val="28"/>
+          <w:sz w:val="22"/>
+          <w:szCs w:val="56"/>
+        </w:rPr>
+        <w:t>Câu 3: B</w:t>
+      </w:r>
+    </w:p>
+    <w:p>
+      <w:pPr>
+        <w:shd w:val="clear" w:color="000000" w:fill="auto"/>
+        <w:spacing w:after="160"/>
+        <w:ind w:left="198"/>
+        <w:rPr>
+          <w:rFonts w:eastAsiaTheme="majorEastAsia"/>
+          <w:color w:val="000000"/>
+          <w:spacing w:val="-10"/>
+          <w:kern w:val="28"/>
+          <w:sz w:val="22"/>
+          <w:szCs w:val="56"/>
+        </w:rPr>
+      </w:pPr>
+      <w:r>
+        <w:rPr>
+          <w:rFonts w:eastAsiaTheme="majorEastAsia"/>
+          <w:color w:val="000000"/>
+          <w:spacing w:val="-10"/>
+          <w:kern w:val="28"/>
+          <w:sz w:val="22"/>
+          <w:szCs w:val="56"/>
+        </w:rPr>
+        <w:t>Câu 4: A</w:t>
+      </w:r>
+    </w:p>
+    <w:p>
+      <w:pPr>
+        <w:shd w:val="clear" w:color="000000" w:fill="auto"/>
+        <w:spacing w:after="160"/>
+        <w:ind w:left="198"/>
+        <w:rPr>
+          <w:rFonts w:eastAsiaTheme="majorEastAsia"/>
+          <w:color w:val="000000"/>
+          <w:spacing w:val="-10"/>
+          <w:kern w:val="28"/>
+          <w:sz w:val="22"/>
+          <w:szCs w:val="56"/>
+        </w:rPr>
+      </w:pPr>
+      <w:r>
+        <w:rPr>
+          <w:rFonts w:eastAsiaTheme="majorEastAsia"/>
+          <w:color w:val="000000"/>
+          <w:spacing w:val="-10"/>
+          <w:kern w:val="28"/>
+          <w:sz w:val="22"/>
+          <w:szCs w:val="56"/>
+        </w:rPr>
+        <w:t>Câu 5: A</w:t>
+      </w:r>
+    </w:p>
+    <w:p>
+      <w:pPr>
+        <w:shd w:val="clear" w:color="000000" w:fill="auto"/>
+        <w:spacing w:after="160"/>
+        <w:ind w:left="198"/>
+        <w:rPr>
+          <w:rFonts w:eastAsiaTheme="majorEastAsia"/>
+          <w:color w:val="000000"/>
+          <w:spacing w:val="-10"/>
+          <w:kern w:val="28"/>
+          <w:sz w:val="22"/>
+          <w:szCs w:val="56"/>
+        </w:rPr>
+      </w:pPr>
+      <w:r>
+        <w:rPr>
+          <w:rFonts w:eastAsiaTheme="majorEastAsia"/>
+          <w:color w:val="000000"/>
+          <w:spacing w:val="-10"/>
+          <w:kern w:val="28"/>
+          <w:sz w:val="22"/>
+          <w:szCs w:val="56"/>
+        </w:rPr>
+        <w:t>Câu 6: B</w:t>
+      </w:r>
+    </w:p>
+    <w:p>
+      <w:pPr>
+        <w:shd w:val="clear" w:color="000000" w:fill="auto"/>
+        <w:spacing w:after="160"/>
+        <w:ind w:left="198"/>
+        <w:rPr>
+          <w:rFonts w:eastAsiaTheme="majorEastAsia"/>
+          <w:color w:val="000000"/>
+          <w:spacing w:val="-10"/>
+          <w:kern w:val="28"/>
+          <w:sz w:val="22"/>
+          <w:szCs w:val="56"/>
+        </w:rPr>
+      </w:pPr>
+      <w:r>
+        <w:rPr>
+          <w:rFonts w:eastAsiaTheme="majorEastAsia"/>
+          <w:color w:val="000000"/>
+          <w:spacing w:val="-10"/>
+          <w:kern w:val="28"/>
+          <w:sz w:val="22"/>
+          <w:szCs w:val="56"/>
+        </w:rPr>
+        <w:t>Câu 7: A</w:t>
+      </w:r>
+    </w:p>
+    <w:p>
+      <w:pPr>
+        <w:shd w:val="clear" w:color="000000" w:fill="auto"/>
+        <w:spacing w:after="160"/>
+        <w:ind w:left="198"/>
+        <w:rPr>
+          <w:rFonts w:eastAsiaTheme="majorEastAsia"/>
+          <w:color w:val="000000"/>
+          <w:spacing w:val="-10"/>
+          <w:kern w:val="28"/>
+          <w:sz w:val="22"/>
+          <w:szCs w:val="56"/>
+        </w:rPr>
+      </w:pPr>
+      <w:r>
+        <w:rPr>
+          <w:rFonts w:eastAsiaTheme="majorEastAsia"/>
+          <w:color w:val="000000"/>
+          <w:spacing w:val="-10"/>
+          <w:kern w:val="28"/>
+          <w:sz w:val="22"/>
+          <w:szCs w:val="56"/>
+        </w:rPr>
+        <w:t>Câu 8: B</w:t>
+      </w:r>
+    </w:p>
+    <w:p>
+      <w:pPr>
+        <w:shd w:val="clear" w:color="000000" w:fill="auto"/>
+        <w:spacing w:after="160"/>
+        <w:ind w:left="198"/>
+        <w:rPr>
+          <w:rFonts w:eastAsiaTheme="majorEastAsia"/>
+          <w:color w:val="000000"/>
+          <w:spacing w:val="-10"/>
+          <w:kern w:val="28"/>
+          <w:sz w:val="22"/>
+          <w:szCs w:val="56"/>
+        </w:rPr>
+      </w:pPr>
+      <w:r>
+        <w:rPr>
+          <w:rFonts w:eastAsiaTheme="majorEastAsia"/>
+          <w:color w:val="000000"/>
+          <w:spacing w:val="-10"/>
+          <w:kern w:val="28"/>
+          <w:sz w:val="22"/>
+          <w:szCs w:val="56"/>
+        </w:rPr>
+        <w:t>Câu 9: B</w:t>
+      </w:r>
+    </w:p>
+    <w:p>
+      <w:pPr>
+        <w:shd w:val="clear" w:color="000000" w:fill="auto"/>
+        <w:spacing w:after="160"/>
+        <w:ind w:left="198"/>
+        <w:rPr>
+          <w:rFonts w:eastAsiaTheme="majorEastAsia"/>
+          <w:color w:val="000000"/>
+          <w:spacing w:val="-10"/>
+          <w:kern w:val="28"/>
+          <w:sz w:val="22"/>
+          <w:szCs w:val="56"/>
+        </w:rPr>
+      </w:pPr>
+      <w:r>
+        <w:rPr>
+          <w:rFonts w:eastAsiaTheme="majorEastAsia"/>
+          <w:color w:val="000000"/>
+          <w:spacing w:val="-10"/>
+          <w:kern w:val="28"/>
+          <w:sz w:val="22"/>
+          <w:szCs w:val="56"/>
+        </w:rPr>
+        <w:t>Câu 10: A</w:t>
+      </w:r>
+    </w:p>
+    <w:p>
+      <w:pPr>
+        <w:keepNext/>
+        <w:shd w:val="clear" w:color="000000" w:fill="auto"/>
+        <w:spacing w:before="240" w:after="80"/>
+        <w:rPr>
+          <w:rFonts w:eastAsiaTheme="majorEastAsia"/>
+          <w:b/>
+          <w:color w:val="000000"/>
+          <w:spacing w:val="-10"/>
+          <w:kern w:val="28"/>
+          <w:sz w:val="22"/>
+          <w:szCs w:val="56"/>
+        </w:rPr>
+      </w:pPr>
+      <w:r>
+        <w:rPr>
+          <w:rFonts w:eastAsiaTheme="majorEastAsia"/>
+          <w:b/>
+          <w:color w:val="000000"/>
+          <w:spacing w:val="-10"/>
+          <w:kern w:val="28"/>
+          <w:sz w:val="22"/>
+          <w:szCs w:val="56"/>
+        </w:rPr>
         <w:t>PHẦN 2</w:t>
       </w:r>
     </w:p>
     <w:p>
-      <w:r>
-        <w:t>1. some</w:t>
-      </w:r>
-    </w:p>
-    <w:p>
-      <w:r>
-        <w:t>2. any</w:t>
-      </w:r>
-    </w:p>
-    <w:p>
-      <w:r>
-        <w:t>3. any</w:t>
-      </w:r>
-    </w:p>
-    <w:p>
-      <w:r>
-        <w:t>4. some</w:t>
-      </w:r>
-    </w:p>
-    <w:p>
-      <w:r>
-        <w:t>5. any</w:t>
-      </w:r>
-    </w:p>
-    <w:p>
-      <w:r>
-        <w:t>6. some</w:t>
-      </w:r>
-    </w:p>
-    <w:p>
-      <w:r>
-        <w:t>7. any</w:t>
-      </w:r>
-    </w:p>
-    <w:p>
-      <w:r>
-        <w:t>8. some</w:t>
-      </w:r>
-    </w:p>
-    <w:p>
-      <w:r>
-        <w:t>9. any</w:t>
-      </w:r>
-    </w:p>
-    <w:p>
-      <w:r>
-        <w:t>10. any</w:t>
-      </w:r>
-    </w:p>
-    <w:p>
-      <w:pPr>
-        <w:pStyle w:val="Heading1"/>
-      </w:pPr>
-      <w:r>
+      <w:pPr>
+        <w:shd w:val="clear" w:color="000000" w:fill="auto"/>
+        <w:spacing w:after="160"/>
+        <w:ind w:left="198"/>
+        <w:rPr>
+          <w:rFonts w:eastAsiaTheme="majorEastAsia"/>
+          <w:color w:val="000000"/>
+          <w:spacing w:val="-10"/>
+          <w:kern w:val="28"/>
+          <w:sz w:val="22"/>
+          <w:szCs w:val="56"/>
+        </w:rPr>
+      </w:pPr>
+      <w:r>
+        <w:rPr>
+          <w:rFonts w:eastAsiaTheme="majorEastAsia"/>
+          <w:color w:val="000000"/>
+          <w:spacing w:val="-10"/>
+          <w:kern w:val="28"/>
+          <w:sz w:val="22"/>
+          <w:szCs w:val="56"/>
+        </w:rPr>
+        <w:t>Câu 1: some</w:t>
+      </w:r>
+    </w:p>
+    <w:p>
+      <w:pPr>
+        <w:shd w:val="clear" w:color="000000" w:fill="auto"/>
+        <w:spacing w:after="160"/>
+        <w:ind w:left="198"/>
+        <w:rPr>
+          <w:rFonts w:eastAsiaTheme="majorEastAsia"/>
+          <w:color w:val="000000"/>
+          <w:spacing w:val="-10"/>
+          <w:kern w:val="28"/>
+          <w:sz w:val="22"/>
+          <w:szCs w:val="56"/>
+        </w:rPr>
+      </w:pPr>
+      <w:r>
+        <w:rPr>
+          <w:rFonts w:eastAsiaTheme="majorEastAsia"/>
+          <w:color w:val="000000"/>
+          <w:spacing w:val="-10"/>
+          <w:kern w:val="28"/>
+          <w:sz w:val="22"/>
+          <w:szCs w:val="56"/>
+        </w:rPr>
+        <w:t>Câu 2: any</w:t>
+      </w:r>
+    </w:p>
+    <w:p>
+      <w:pPr>
+        <w:shd w:val="clear" w:color="000000" w:fill="auto"/>
+        <w:spacing w:after="160"/>
+        <w:ind w:left="198"/>
+        <w:rPr>
+          <w:rFonts w:eastAsiaTheme="majorEastAsia"/>
+          <w:color w:val="000000"/>
+          <w:spacing w:val="-10"/>
+          <w:kern w:val="28"/>
+          <w:sz w:val="22"/>
+          <w:szCs w:val="56"/>
+        </w:rPr>
+      </w:pPr>
+      <w:r>
+        <w:rPr>
+          <w:rFonts w:eastAsiaTheme="majorEastAsia"/>
+          <w:color w:val="000000"/>
+          <w:spacing w:val="-10"/>
+          <w:kern w:val="28"/>
+          <w:sz w:val="22"/>
+          <w:szCs w:val="56"/>
+        </w:rPr>
+        <w:t>Câu 3: any</w:t>
+      </w:r>
+    </w:p>
+    <w:p>
+      <w:pPr>
+        <w:shd w:val="clear" w:color="000000" w:fill="auto"/>
+        <w:spacing w:after="160"/>
+        <w:ind w:left="198"/>
+        <w:rPr>
+          <w:rFonts w:eastAsiaTheme="majorEastAsia"/>
+          <w:color w:val="000000"/>
+          <w:spacing w:val="-10"/>
+          <w:kern w:val="28"/>
+          <w:sz w:val="22"/>
+          <w:szCs w:val="56"/>
+        </w:rPr>
+      </w:pPr>
+      <w:r>
+        <w:rPr>
+          <w:rFonts w:eastAsiaTheme="majorEastAsia"/>
+          <w:color w:val="000000"/>
+          <w:spacing w:val="-10"/>
+          <w:kern w:val="28"/>
+          <w:sz w:val="22"/>
+          <w:szCs w:val="56"/>
+        </w:rPr>
+        <w:t>Câu 4: some</w:t>
+      </w:r>
+    </w:p>
+    <w:p>
+      <w:pPr>
+        <w:shd w:val="clear" w:color="000000" w:fill="auto"/>
+        <w:spacing w:after="160"/>
+        <w:ind w:left="198"/>
+        <w:rPr>
+          <w:rFonts w:eastAsiaTheme="majorEastAsia"/>
+          <w:color w:val="000000"/>
+          <w:spacing w:val="-10"/>
+          <w:kern w:val="28"/>
+          <w:sz w:val="22"/>
+          <w:szCs w:val="56"/>
+        </w:rPr>
+      </w:pPr>
+      <w:r>
+        <w:rPr>
+          <w:rFonts w:eastAsiaTheme="majorEastAsia"/>
+          <w:color w:val="000000"/>
+          <w:spacing w:val="-10"/>
+          <w:kern w:val="28"/>
+          <w:sz w:val="22"/>
+          <w:szCs w:val="56"/>
+        </w:rPr>
+        <w:t>Câu 5: any</w:t>
+      </w:r>
+    </w:p>
+    <w:p>
+      <w:pPr>
+        <w:shd w:val="clear" w:color="000000" w:fill="auto"/>
+        <w:spacing w:after="160"/>
+        <w:ind w:left="198"/>
+        <w:rPr>
+          <w:rFonts w:eastAsiaTheme="majorEastAsia"/>
+          <w:color w:val="000000"/>
+          <w:spacing w:val="-10"/>
+          <w:kern w:val="28"/>
+          <w:sz w:val="22"/>
+          <w:szCs w:val="56"/>
+        </w:rPr>
+      </w:pPr>
+      <w:r>
+        <w:rPr>
+          <w:rFonts w:eastAsiaTheme="majorEastAsia"/>
+          <w:color w:val="000000"/>
+          <w:spacing w:val="-10"/>
+          <w:kern w:val="28"/>
+          <w:sz w:val="22"/>
+          <w:szCs w:val="56"/>
+        </w:rPr>
+        <w:t>Câu 6: some</w:t>
+      </w:r>
+    </w:p>
+    <w:p>
+      <w:pPr>
+        <w:shd w:val="clear" w:color="000000" w:fill="auto"/>
+        <w:spacing w:after="160"/>
+        <w:ind w:left="198"/>
+        <w:rPr>
+          <w:rFonts w:eastAsiaTheme="majorEastAsia"/>
+          <w:color w:val="000000"/>
+          <w:spacing w:val="-10"/>
+          <w:kern w:val="28"/>
+          <w:sz w:val="22"/>
+          <w:szCs w:val="56"/>
+        </w:rPr>
+      </w:pPr>
+      <w:r>
+        <w:rPr>
+          <w:rFonts w:eastAsiaTheme="majorEastAsia"/>
+          <w:color w:val="000000"/>
+          <w:spacing w:val="-10"/>
+          <w:kern w:val="28"/>
+          <w:sz w:val="22"/>
+          <w:szCs w:val="56"/>
+        </w:rPr>
+        <w:t>Câu 7: any</w:t>
+      </w:r>
+    </w:p>
+    <w:p>
+      <w:pPr>
+        <w:shd w:val="clear" w:color="000000" w:fill="auto"/>
+        <w:spacing w:after="160"/>
+        <w:ind w:left="198"/>
+        <w:rPr>
+          <w:rFonts w:eastAsiaTheme="majorEastAsia"/>
+          <w:color w:val="000000"/>
+          <w:spacing w:val="-10"/>
+          <w:kern w:val="28"/>
+          <w:sz w:val="22"/>
+          <w:szCs w:val="56"/>
+        </w:rPr>
+      </w:pPr>
+      <w:r>
+        <w:rPr>
+          <w:rFonts w:eastAsiaTheme="majorEastAsia"/>
+          <w:color w:val="000000"/>
+          <w:spacing w:val="-10"/>
+          <w:kern w:val="28"/>
+          <w:sz w:val="22"/>
+          <w:szCs w:val="56"/>
+        </w:rPr>
+        <w:t>Câu 8: some</w:t>
+      </w:r>
+    </w:p>
+    <w:p>
+      <w:pPr>
+        <w:shd w:val="clear" w:color="000000" w:fill="auto"/>
+        <w:spacing w:after="160"/>
+        <w:ind w:left="198"/>
+        <w:rPr>
+          <w:rFonts w:eastAsiaTheme="majorEastAsia"/>
+          <w:color w:val="000000"/>
+          <w:spacing w:val="-10"/>
+          <w:kern w:val="28"/>
+          <w:sz w:val="22"/>
+          <w:szCs w:val="56"/>
+        </w:rPr>
+      </w:pPr>
+      <w:r>
+        <w:rPr>
+          <w:rFonts w:eastAsiaTheme="majorEastAsia"/>
+          <w:color w:val="000000"/>
+          <w:spacing w:val="-10"/>
+          <w:kern w:val="28"/>
+          <w:sz w:val="22"/>
+          <w:szCs w:val="56"/>
+        </w:rPr>
+        <w:t>Câu 9: any</w:t>
+      </w:r>
+    </w:p>
+    <w:p>
+      <w:pPr>
+        <w:shd w:val="clear" w:color="000000" w:fill="auto"/>
+        <w:spacing w:after="160"/>
+        <w:ind w:left="198"/>
+        <w:rPr>
+          <w:rFonts w:eastAsiaTheme="majorEastAsia"/>
+          <w:color w:val="000000"/>
+          <w:spacing w:val="-10"/>
+          <w:kern w:val="28"/>
+          <w:sz w:val="22"/>
+          <w:szCs w:val="56"/>
+        </w:rPr>
+      </w:pPr>
+      <w:r>
+        <w:rPr>
+          <w:rFonts w:eastAsiaTheme="majorEastAsia"/>
+          <w:color w:val="000000"/>
+          <w:spacing w:val="-10"/>
+          <w:kern w:val="28"/>
+          <w:sz w:val="22"/>
+          <w:szCs w:val="56"/>
+        </w:rPr>
+        <w:t>Câu 10: any</w:t>
+      </w:r>
+    </w:p>
+    <w:p>
+      <w:pPr>
+        <w:keepNext/>
+        <w:shd w:val="clear" w:color="000000" w:fill="auto"/>
+        <w:spacing w:before="240" w:after="80"/>
+        <w:rPr>
+          <w:rFonts w:eastAsiaTheme="majorEastAsia"/>
+          <w:b/>
+          <w:color w:val="000000"/>
+          <w:spacing w:val="-10"/>
+          <w:kern w:val="28"/>
+          <w:sz w:val="22"/>
+          <w:szCs w:val="56"/>
+        </w:rPr>
+      </w:pPr>
+      <w:r>
+        <w:rPr>
+          <w:rFonts w:eastAsiaTheme="majorEastAsia"/>
+          <w:b/>
+          <w:color w:val="000000"/>
+          <w:spacing w:val="-10"/>
+          <w:kern w:val="28"/>
+          <w:sz w:val="22"/>
+          <w:szCs w:val="56"/>
+        </w:rPr>
         <w:t>PHẦN 3</w:t>
       </w:r>
     </w:p>
     <w:p>
-      <w:r>
-        <w:t>1. I don't have any money.</w:t>
-      </w:r>
-    </w:p>
-    <w:p>
-      <w:r>
-        <w:t>2. There aren't any books on the shelf.</w:t>
-      </w:r>
-    </w:p>
-    <w:p>
-      <w:r>
-        <w:t>3. She didn't buy any bread.</w:t>
-      </w:r>
-    </w:p>
-    <w:p>
-      <w:r>
-        <w:t>4. We don't need any eggs.</w:t>
-      </w:r>
-    </w:p>
-    <w:p>
-      <w:r>
-        <w:t>5. He doesn't have any free time.</w:t>
-      </w:r>
-    </w:p>
-    <w:p>
-      <w:r>
-        <w:t>6. There isn't any coffee in the cup.</w:t>
-      </w:r>
-    </w:p>
-    <w:p>
-      <w:r>
-        <w:t>7. They didn't meet any friends.</w:t>
-      </w:r>
-    </w:p>
-    <w:p>
-      <w:r>
-        <w:t>8. The shop doesn't sell any notebooks.</w:t>
-      </w:r>
-    </w:p>
-    <w:p>
-      <w:r>
-        <w:t>9. I didn't find any information.</w:t>
-      </w:r>
-    </w:p>
-    <w:p>
-      <w:r>
-        <w:t>10. There aren't any buses after midnight.</w:t>
-      </w:r>
-    </w:p>
-    <w:p>
-      <w:pPr>
-        <w:pStyle w:val="Heading1"/>
-      </w:pPr>
-      <w:r>
+      <w:pPr>
+        <w:shd w:val="clear" w:color="000000" w:fill="auto"/>
+        <w:spacing w:after="160"/>
+        <w:ind w:left="198"/>
+        <w:rPr>
+          <w:rFonts w:eastAsiaTheme="majorEastAsia"/>
+          <w:color w:val="000000"/>
+          <w:spacing w:val="-10"/>
+          <w:kern w:val="28"/>
+          <w:sz w:val="22"/>
+          <w:szCs w:val="56"/>
+        </w:rPr>
+      </w:pPr>
+      <w:r>
+        <w:rPr>
+          <w:rFonts w:eastAsiaTheme="majorEastAsia"/>
+          <w:color w:val="000000"/>
+          <w:spacing w:val="-10"/>
+          <w:kern w:val="28"/>
+          <w:sz w:val="22"/>
+          <w:szCs w:val="56"/>
+        </w:rPr>
+        <w:t>Câu 1: I don't have any money.</w:t>
+      </w:r>
+    </w:p>
+    <w:p>
+      <w:pPr>
+        <w:shd w:val="clear" w:color="000000" w:fill="auto"/>
+        <w:spacing w:after="160"/>
+        <w:ind w:left="198"/>
+        <w:rPr>
+          <w:rFonts w:eastAsiaTheme="majorEastAsia"/>
+          <w:color w:val="000000"/>
+          <w:spacing w:val="-10"/>
+          <w:kern w:val="28"/>
+          <w:sz w:val="22"/>
+          <w:szCs w:val="56"/>
+        </w:rPr>
+      </w:pPr>
+      <w:r>
+        <w:rPr>
+          <w:rFonts w:eastAsiaTheme="majorEastAsia"/>
+          <w:color w:val="000000"/>
+          <w:spacing w:val="-10"/>
+          <w:kern w:val="28"/>
+          <w:sz w:val="22"/>
+          <w:szCs w:val="56"/>
+        </w:rPr>
+        <w:t>Câu 2: There aren't any books on the shelf.</w:t>
+      </w:r>
+    </w:p>
+    <w:p>
+      <w:pPr>
+        <w:shd w:val="clear" w:color="000000" w:fill="auto"/>
+        <w:spacing w:after="160"/>
+        <w:ind w:left="198"/>
+        <w:rPr>
+          <w:rFonts w:eastAsiaTheme="majorEastAsia"/>
+          <w:color w:val="000000"/>
+          <w:spacing w:val="-10"/>
+          <w:kern w:val="28"/>
+          <w:sz w:val="22"/>
+          <w:szCs w:val="56"/>
+        </w:rPr>
+      </w:pPr>
+      <w:r>
+        <w:rPr>
+          <w:rFonts w:eastAsiaTheme="majorEastAsia"/>
+          <w:color w:val="000000"/>
+          <w:spacing w:val="-10"/>
+          <w:kern w:val="28"/>
+          <w:sz w:val="22"/>
+          <w:szCs w:val="56"/>
+        </w:rPr>
+        <w:t>Câu 3: She didn't buy any bread.</w:t>
+      </w:r>
+    </w:p>
+    <w:p>
+      <w:pPr>
+        <w:shd w:val="clear" w:color="000000" w:fill="auto"/>
+        <w:spacing w:after="160"/>
+        <w:ind w:left="198"/>
+        <w:rPr>
+          <w:rFonts w:eastAsiaTheme="majorEastAsia"/>
+          <w:color w:val="000000"/>
+          <w:spacing w:val="-10"/>
+          <w:kern w:val="28"/>
+          <w:sz w:val="22"/>
+          <w:szCs w:val="56"/>
+        </w:rPr>
+      </w:pPr>
+      <w:r>
+        <w:rPr>
+          <w:rFonts w:eastAsiaTheme="majorEastAsia"/>
+          <w:color w:val="000000"/>
+          <w:spacing w:val="-10"/>
+          <w:kern w:val="28"/>
+          <w:sz w:val="22"/>
+          <w:szCs w:val="56"/>
+        </w:rPr>
+        <w:t>Câu 4: We don't need any eggs.</w:t>
+      </w:r>
+    </w:p>
+    <w:p>
+      <w:pPr>
+        <w:shd w:val="clear" w:color="000000" w:fill="auto"/>
+        <w:spacing w:after="160"/>
+        <w:ind w:left="198"/>
+        <w:rPr>
+          <w:rFonts w:eastAsiaTheme="majorEastAsia"/>
+          <w:color w:val="000000"/>
+          <w:spacing w:val="-10"/>
+          <w:kern w:val="28"/>
+          <w:sz w:val="22"/>
+          <w:szCs w:val="56"/>
+        </w:rPr>
+      </w:pPr>
+      <w:r>
+        <w:rPr>
+          <w:rFonts w:eastAsiaTheme="majorEastAsia"/>
+          <w:color w:val="000000"/>
+          <w:spacing w:val="-10"/>
+          <w:kern w:val="28"/>
+          <w:sz w:val="22"/>
+          <w:szCs w:val="56"/>
+        </w:rPr>
+        <w:t>Câu 5: He doesn't have any free time.</w:t>
+      </w:r>
+    </w:p>
+    <w:p>
+      <w:pPr>
+        <w:shd w:val="clear" w:color="000000" w:fill="auto"/>
+        <w:spacing w:after="160"/>
+        <w:ind w:left="198"/>
+        <w:rPr>
+          <w:rFonts w:eastAsiaTheme="majorEastAsia"/>
+          <w:color w:val="000000"/>
+          <w:spacing w:val="-10"/>
+          <w:kern w:val="28"/>
+          <w:sz w:val="22"/>
+          <w:szCs w:val="56"/>
+        </w:rPr>
+      </w:pPr>
+      <w:r>
+        <w:rPr>
+          <w:rFonts w:eastAsiaTheme="majorEastAsia"/>
+          <w:color w:val="000000"/>
+          <w:spacing w:val="-10"/>
+          <w:kern w:val="28"/>
+          <w:sz w:val="22"/>
+          <w:szCs w:val="56"/>
+        </w:rPr>
+        <w:t>Câu 6: There isn't any coffee in the cup.</w:t>
+      </w:r>
+    </w:p>
+    <w:p>
+      <w:pPr>
+        <w:shd w:val="clear" w:color="000000" w:fill="auto"/>
+        <w:spacing w:after="160"/>
+        <w:ind w:left="198"/>
+        <w:rPr>
+          <w:rFonts w:eastAsiaTheme="majorEastAsia"/>
+          <w:color w:val="000000"/>
+          <w:spacing w:val="-10"/>
+          <w:kern w:val="28"/>
+          <w:sz w:val="22"/>
+          <w:szCs w:val="56"/>
+        </w:rPr>
+      </w:pPr>
+      <w:r>
+        <w:rPr>
+          <w:rFonts w:eastAsiaTheme="majorEastAsia"/>
+          <w:color w:val="000000"/>
+          <w:spacing w:val="-10"/>
+          <w:kern w:val="28"/>
+          <w:sz w:val="22"/>
+          <w:szCs w:val="56"/>
+        </w:rPr>
+        <w:t>Câu 7: They didn't meet any friends.</w:t>
+      </w:r>
+    </w:p>
+    <w:p>
+      <w:pPr>
+        <w:shd w:val="clear" w:color="000000" w:fill="auto"/>
+        <w:spacing w:after="160"/>
+        <w:ind w:left="198"/>
+        <w:rPr>
+          <w:rFonts w:eastAsiaTheme="majorEastAsia"/>
+          <w:color w:val="000000"/>
+          <w:spacing w:val="-10"/>
+          <w:kern w:val="28"/>
+          <w:sz w:val="22"/>
+          <w:szCs w:val="56"/>
+        </w:rPr>
+      </w:pPr>
+      <w:r>
+        <w:rPr>
+          <w:rFonts w:eastAsiaTheme="majorEastAsia"/>
+          <w:color w:val="000000"/>
+          <w:spacing w:val="-10"/>
+          <w:kern w:val="28"/>
+          <w:sz w:val="22"/>
+          <w:szCs w:val="56"/>
+        </w:rPr>
+        <w:t>Câu 8: The shop doesn't sell any notebooks.</w:t>
+      </w:r>
+    </w:p>
+    <w:p>
+      <w:pPr>
+        <w:shd w:val="clear" w:color="000000" w:fill="auto"/>
+        <w:spacing w:after="160"/>
+        <w:ind w:left="198"/>
+        <w:rPr>
+          <w:rFonts w:eastAsiaTheme="majorEastAsia"/>
+          <w:color w:val="000000"/>
+          <w:spacing w:val="-10"/>
+          <w:kern w:val="28"/>
+          <w:sz w:val="22"/>
+          <w:szCs w:val="56"/>
+        </w:rPr>
+      </w:pPr>
+      <w:r>
+        <w:rPr>
+          <w:rFonts w:eastAsiaTheme="majorEastAsia"/>
+          <w:color w:val="000000"/>
+          <w:spacing w:val="-10"/>
+          <w:kern w:val="28"/>
+          <w:sz w:val="22"/>
+          <w:szCs w:val="56"/>
+        </w:rPr>
+        <w:t>Câu 9: I didn't find any information.</w:t>
+      </w:r>
+    </w:p>
+    <w:p>
+      <w:pPr>
+        <w:shd w:val="clear" w:color="000000" w:fill="auto"/>
+        <w:spacing w:after="160"/>
+        <w:ind w:left="198"/>
+        <w:rPr>
+          <w:rFonts w:eastAsiaTheme="majorEastAsia"/>
+          <w:color w:val="000000"/>
+          <w:spacing w:val="-10"/>
+          <w:kern w:val="28"/>
+          <w:sz w:val="22"/>
+          <w:szCs w:val="56"/>
+        </w:rPr>
+      </w:pPr>
+      <w:r>
+        <w:rPr>
+          <w:rFonts w:eastAsiaTheme="majorEastAsia"/>
+          <w:color w:val="000000"/>
+          <w:spacing w:val="-10"/>
+          <w:kern w:val="28"/>
+          <w:sz w:val="22"/>
+          <w:szCs w:val="56"/>
+        </w:rPr>
+        <w:t>Câu 10: There aren't any buses after midnight.</w:t>
+      </w:r>
+    </w:p>
+    <w:p>
+      <w:pPr>
+        <w:keepNext/>
+        <w:shd w:val="clear" w:color="000000" w:fill="auto"/>
+        <w:spacing w:before="240" w:after="80"/>
+        <w:rPr>
+          <w:rFonts w:eastAsiaTheme="majorEastAsia"/>
+          <w:b/>
+          <w:color w:val="000000"/>
+          <w:spacing w:val="-10"/>
+          <w:kern w:val="28"/>
+          <w:sz w:val="22"/>
+          <w:szCs w:val="56"/>
+        </w:rPr>
+      </w:pPr>
+      <w:r>
+        <w:rPr>
+          <w:rFonts w:eastAsiaTheme="majorEastAsia"/>
+          <w:b/>
+          <w:color w:val="000000"/>
+          <w:spacing w:val="-10"/>
+          <w:kern w:val="28"/>
+          <w:sz w:val="22"/>
+          <w:szCs w:val="56"/>
+        </w:rPr>
         <w:t>PHẦN 4</w:t>
       </w:r>
     </w:p>
     <w:p>
-      <w:r>
-        <w:t>1. Are there any apples in the bag?</w:t>
-      </w:r>
-    </w:p>
-    <w:p>
-      <w:r>
-        <w:t>2. Do you have any questions?</w:t>
-      </w:r>
-    </w:p>
-    <w:p>
-      <w:r>
-        <w:t>3. Does she need any help?</w:t>
-      </w:r>
-    </w:p>
-    <w:p>
-      <w:r>
-        <w:t>4. Is there any water in the bottle?</w:t>
-      </w:r>
-    </w:p>
-    <w:p>
-      <w:r>
-        <w:t>5. Did they buy any tickets?</w:t>
-      </w:r>
-    </w:p>
-    <w:p>
-      <w:r>
-        <w:t>6. Does he have any brothers?</w:t>
-      </w:r>
-    </w:p>
-    <w:p>
-      <w:r>
-        <w:t>7. Are there any restaurants nearby?</w:t>
-      </w:r>
-    </w:p>
-    <w:p>
-      <w:r>
-        <w:t>8. Do we need any sugar?</w:t>
-      </w:r>
-    </w:p>
-    <w:p>
-      <w:r>
-        <w:t>9. Did Lan see any classmates?</w:t>
-      </w:r>
-    </w:p>
-    <w:p>
-      <w:r>
-        <w:t>10. Does the hotel have any free rooms?</w:t>
-      </w:r>
-    </w:p>
-    <w:p>
-      <w:pPr>
-        <w:pStyle w:val="Heading1"/>
-      </w:pPr>
-      <w:r>
+      <w:pPr>
+        <w:shd w:val="clear" w:color="000000" w:fill="auto"/>
+        <w:spacing w:after="160"/>
+        <w:ind w:left="198"/>
+        <w:rPr>
+          <w:rFonts w:eastAsiaTheme="majorEastAsia"/>
+          <w:color w:val="000000"/>
+          <w:spacing w:val="-10"/>
+          <w:kern w:val="28"/>
+          <w:sz w:val="22"/>
+          <w:szCs w:val="56"/>
+        </w:rPr>
+      </w:pPr>
+      <w:r>
+        <w:rPr>
+          <w:rFonts w:eastAsiaTheme="majorEastAsia"/>
+          <w:color w:val="000000"/>
+          <w:spacing w:val="-10"/>
+          <w:kern w:val="28"/>
+          <w:sz w:val="22"/>
+          <w:szCs w:val="56"/>
+        </w:rPr>
+        <w:t>Câu 1: Are there any apples in the bag?</w:t>
+      </w:r>
+    </w:p>
+    <w:p>
+      <w:pPr>
+        <w:shd w:val="clear" w:color="000000" w:fill="auto"/>
+        <w:spacing w:after="160"/>
+        <w:ind w:left="198"/>
+        <w:rPr>
+          <w:rFonts w:eastAsiaTheme="majorEastAsia"/>
+          <w:color w:val="000000"/>
+          <w:spacing w:val="-10"/>
+          <w:kern w:val="28"/>
+          <w:sz w:val="22"/>
+          <w:szCs w:val="56"/>
+        </w:rPr>
+      </w:pPr>
+      <w:r>
+        <w:rPr>
+          <w:rFonts w:eastAsiaTheme="majorEastAsia"/>
+          <w:color w:val="000000"/>
+          <w:spacing w:val="-10"/>
+          <w:kern w:val="28"/>
+          <w:sz w:val="22"/>
+          <w:szCs w:val="56"/>
+        </w:rPr>
+        <w:t>Câu 2: Do you have any questions?</w:t>
+      </w:r>
+    </w:p>
+    <w:p>
+      <w:pPr>
+        <w:shd w:val="clear" w:color="000000" w:fill="auto"/>
+        <w:spacing w:after="160"/>
+        <w:ind w:left="198"/>
+        <w:rPr>
+          <w:rFonts w:eastAsiaTheme="majorEastAsia"/>
+          <w:color w:val="000000"/>
+          <w:spacing w:val="-10"/>
+          <w:kern w:val="28"/>
+          <w:sz w:val="22"/>
+          <w:szCs w:val="56"/>
+        </w:rPr>
+      </w:pPr>
+      <w:r>
+        <w:rPr>
+          <w:rFonts w:eastAsiaTheme="majorEastAsia"/>
+          <w:color w:val="000000"/>
+          <w:spacing w:val="-10"/>
+          <w:kern w:val="28"/>
+          <w:sz w:val="22"/>
+          <w:szCs w:val="56"/>
+        </w:rPr>
+        <w:t>Câu 3: Does she need any help?</w:t>
+      </w:r>
+    </w:p>
+    <w:p>
+      <w:pPr>
+        <w:shd w:val="clear" w:color="000000" w:fill="auto"/>
+        <w:spacing w:after="160"/>
+        <w:ind w:left="198"/>
+        <w:rPr>
+          <w:rFonts w:eastAsiaTheme="majorEastAsia"/>
+          <w:color w:val="000000"/>
+          <w:spacing w:val="-10"/>
+          <w:kern w:val="28"/>
+          <w:sz w:val="22"/>
+          <w:szCs w:val="56"/>
+        </w:rPr>
+      </w:pPr>
+      <w:r>
+        <w:rPr>
+          <w:rFonts w:eastAsiaTheme="majorEastAsia"/>
+          <w:color w:val="000000"/>
+          <w:spacing w:val="-10"/>
+          <w:kern w:val="28"/>
+          <w:sz w:val="22"/>
+          <w:szCs w:val="56"/>
+        </w:rPr>
+        <w:t>Câu 4: Is there any water in the bottle?</w:t>
+      </w:r>
+    </w:p>
+    <w:p>
+      <w:pPr>
+        <w:shd w:val="clear" w:color="000000" w:fill="auto"/>
+        <w:spacing w:after="160"/>
+        <w:ind w:left="198"/>
+        <w:rPr>
+          <w:rFonts w:eastAsiaTheme="majorEastAsia"/>
+          <w:color w:val="000000"/>
+          <w:spacing w:val="-10"/>
+          <w:kern w:val="28"/>
+          <w:sz w:val="22"/>
+          <w:szCs w:val="56"/>
+        </w:rPr>
+      </w:pPr>
+      <w:r>
+        <w:rPr>
+          <w:rFonts w:eastAsiaTheme="majorEastAsia"/>
+          <w:color w:val="000000"/>
+          <w:spacing w:val="-10"/>
+          <w:kern w:val="28"/>
+          <w:sz w:val="22"/>
+          <w:szCs w:val="56"/>
+        </w:rPr>
+        <w:t>Câu 5: Did they buy any tickets?</w:t>
+      </w:r>
+    </w:p>
+    <w:p>
+      <w:pPr>
+        <w:shd w:val="clear" w:color="000000" w:fill="auto"/>
+        <w:spacing w:after="160"/>
+        <w:ind w:left="198"/>
+        <w:rPr>
+          <w:rFonts w:eastAsiaTheme="majorEastAsia"/>
+          <w:color w:val="000000"/>
+          <w:spacing w:val="-10"/>
+          <w:kern w:val="28"/>
+          <w:sz w:val="22"/>
+          <w:szCs w:val="56"/>
+        </w:rPr>
+      </w:pPr>
+      <w:r>
+        <w:rPr>
+          <w:rFonts w:eastAsiaTheme="majorEastAsia"/>
+          <w:color w:val="000000"/>
+          <w:spacing w:val="-10"/>
+          <w:kern w:val="28"/>
+          <w:sz w:val="22"/>
+          <w:szCs w:val="56"/>
+        </w:rPr>
+        <w:t>Câu 6: Does he have any brothers?</w:t>
+      </w:r>
+    </w:p>
+    <w:p>
+      <w:pPr>
+        <w:shd w:val="clear" w:color="000000" w:fill="auto"/>
+        <w:spacing w:after="160"/>
+        <w:ind w:left="198"/>
+        <w:rPr>
+          <w:rFonts w:eastAsiaTheme="majorEastAsia"/>
+          <w:color w:val="000000"/>
+          <w:spacing w:val="-10"/>
+          <w:kern w:val="28"/>
+          <w:sz w:val="22"/>
+          <w:szCs w:val="56"/>
+        </w:rPr>
+      </w:pPr>
+      <w:r>
+        <w:rPr>
+          <w:rFonts w:eastAsiaTheme="majorEastAsia"/>
+          <w:color w:val="000000"/>
+          <w:spacing w:val="-10"/>
+          <w:kern w:val="28"/>
+          <w:sz w:val="22"/>
+          <w:szCs w:val="56"/>
+        </w:rPr>
+        <w:t>Câu 7: Are there any restaurants nearby?</w:t>
+      </w:r>
+    </w:p>
+    <w:p>
+      <w:pPr>
+        <w:shd w:val="clear" w:color="000000" w:fill="auto"/>
+        <w:spacing w:after="160"/>
+        <w:ind w:left="198"/>
+        <w:rPr>
+          <w:rFonts w:eastAsiaTheme="majorEastAsia"/>
+          <w:color w:val="000000"/>
+          <w:spacing w:val="-10"/>
+          <w:kern w:val="28"/>
+          <w:sz w:val="22"/>
+          <w:szCs w:val="56"/>
+        </w:rPr>
+      </w:pPr>
+      <w:r>
+        <w:rPr>
+          <w:rFonts w:eastAsiaTheme="majorEastAsia"/>
+          <w:color w:val="000000"/>
+          <w:spacing w:val="-10"/>
+          <w:kern w:val="28"/>
+          <w:sz w:val="22"/>
+          <w:szCs w:val="56"/>
+        </w:rPr>
+        <w:t>Câu 8: Do we need any sugar?</w:t>
+      </w:r>
+    </w:p>
+    <w:p>
+      <w:pPr>
+        <w:shd w:val="clear" w:color="000000" w:fill="auto"/>
+        <w:spacing w:after="160"/>
+        <w:ind w:left="198"/>
+        <w:rPr>
+          <w:rFonts w:eastAsiaTheme="majorEastAsia"/>
+          <w:color w:val="000000"/>
+          <w:spacing w:val="-10"/>
+          <w:kern w:val="28"/>
+          <w:sz w:val="22"/>
+          <w:szCs w:val="56"/>
+        </w:rPr>
+      </w:pPr>
+      <w:r>
+        <w:rPr>
+          <w:rFonts w:eastAsiaTheme="majorEastAsia"/>
+          <w:color w:val="000000"/>
+          <w:spacing w:val="-10"/>
+          <w:kern w:val="28"/>
+          <w:sz w:val="22"/>
+          <w:szCs w:val="56"/>
+        </w:rPr>
+        <w:t>Câu 9: Did Lan see any classmates?</w:t>
+      </w:r>
+    </w:p>
+    <w:p>
+      <w:pPr>
+        <w:shd w:val="clear" w:color="000000" w:fill="auto"/>
+        <w:spacing w:after="160"/>
+        <w:ind w:left="198"/>
+        <w:rPr>
+          <w:rFonts w:eastAsiaTheme="majorEastAsia"/>
+          <w:color w:val="000000"/>
+          <w:spacing w:val="-10"/>
+          <w:kern w:val="28"/>
+          <w:sz w:val="22"/>
+          <w:szCs w:val="56"/>
+        </w:rPr>
+      </w:pPr>
+      <w:r>
+        <w:rPr>
+          <w:rFonts w:eastAsiaTheme="majorEastAsia"/>
+          <w:color w:val="000000"/>
+          <w:spacing w:val="-10"/>
+          <w:kern w:val="28"/>
+          <w:sz w:val="22"/>
+          <w:szCs w:val="56"/>
+        </w:rPr>
+        <w:t>Câu 10: Does the hotel have any free rooms?</w:t>
+      </w:r>
+    </w:p>
+    <w:p>
+      <w:pPr>
+        <w:keepNext/>
+        <w:shd w:val="clear" w:color="000000" w:fill="auto"/>
+        <w:spacing w:before="240" w:after="80"/>
+        <w:rPr>
+          <w:rFonts w:eastAsiaTheme="majorEastAsia"/>
+          <w:b/>
+          <w:color w:val="000000"/>
+          <w:spacing w:val="-10"/>
+          <w:kern w:val="28"/>
+          <w:sz w:val="22"/>
+          <w:szCs w:val="56"/>
+        </w:rPr>
+      </w:pPr>
+      <w:r>
+        <w:rPr>
+          <w:rFonts w:eastAsiaTheme="majorEastAsia"/>
+          <w:b/>
+          <w:color w:val="000000"/>
+          <w:spacing w:val="-10"/>
+          <w:kern w:val="28"/>
+          <w:sz w:val="22"/>
+          <w:szCs w:val="56"/>
+        </w:rPr>
         <w:t>PHẦN 5</w:t>
       </w:r>
     </w:p>
     <w:p>
-      <w:r>
-        <w:t>1. B – books</w:t>
-      </w:r>
-    </w:p>
-    <w:p>
-      <w:r>
-        <w:t>2. A – water</w:t>
-      </w:r>
-    </w:p>
-    <w:p>
-      <w:r>
-        <w:t>3. B – friends</w:t>
-      </w:r>
-    </w:p>
-    <w:p>
-      <w:r>
-        <w:t>4. B – questions</w:t>
-      </w:r>
-    </w:p>
-    <w:p>
-      <w:r>
-        <w:t>5. A – rice</w:t>
-      </w:r>
-    </w:p>
-    <w:p>
-      <w:r>
-        <w:t>6. B – chairs</w:t>
-      </w:r>
-    </w:p>
-    <w:p>
-      <w:r>
-        <w:t>7. A – information</w:t>
-      </w:r>
-    </w:p>
-    <w:p>
-      <w:r>
-        <w:t>8. A – money</w:t>
-      </w:r>
-    </w:p>
-    <w:p>
-      <w:r>
-        <w:t>9. B – students</w:t>
-      </w:r>
-    </w:p>
-    <w:p>
-      <w:r>
-        <w:t>10. A – bread</w:t>
-      </w:r>
-    </w:p>
-    <w:p>
-      <w:pPr>
-        <w:pStyle w:val="Heading1"/>
-      </w:pPr>
-      <w:r>
+      <w:pPr>
+        <w:shd w:val="clear" w:color="000000" w:fill="auto"/>
+        <w:spacing w:after="160"/>
+        <w:ind w:left="198"/>
+        <w:rPr>
+          <w:rFonts w:eastAsiaTheme="majorEastAsia"/>
+          <w:color w:val="000000"/>
+          <w:spacing w:val="-10"/>
+          <w:kern w:val="28"/>
+          <w:sz w:val="22"/>
+          <w:szCs w:val="56"/>
+        </w:rPr>
+      </w:pPr>
+      <w:r>
+        <w:rPr>
+          <w:rFonts w:eastAsiaTheme="majorEastAsia"/>
+          <w:color w:val="000000"/>
+          <w:spacing w:val="-10"/>
+          <w:kern w:val="28"/>
+          <w:sz w:val="22"/>
+          <w:szCs w:val="56"/>
+        </w:rPr>
+        <w:t>Câu 1: B – books</w:t>
+      </w:r>
+    </w:p>
+    <w:p>
+      <w:pPr>
+        <w:shd w:val="clear" w:color="000000" w:fill="auto"/>
+        <w:spacing w:after="160"/>
+        <w:ind w:left="198"/>
+        <w:rPr>
+          <w:rFonts w:eastAsiaTheme="majorEastAsia"/>
+          <w:color w:val="000000"/>
+          <w:spacing w:val="-10"/>
+          <w:kern w:val="28"/>
+          <w:sz w:val="22"/>
+          <w:szCs w:val="56"/>
+        </w:rPr>
+      </w:pPr>
+      <w:r>
+        <w:rPr>
+          <w:rFonts w:eastAsiaTheme="majorEastAsia"/>
+          <w:color w:val="000000"/>
+          <w:spacing w:val="-10"/>
+          <w:kern w:val="28"/>
+          <w:sz w:val="22"/>
+          <w:szCs w:val="56"/>
+        </w:rPr>
+        <w:t>Câu 2: A – water</w:t>
+      </w:r>
+    </w:p>
+    <w:p>
+      <w:pPr>
+        <w:shd w:val="clear" w:color="000000" w:fill="auto"/>
+        <w:spacing w:after="160"/>
+        <w:ind w:left="198"/>
+        <w:rPr>
+          <w:rFonts w:eastAsiaTheme="majorEastAsia"/>
+          <w:color w:val="000000"/>
+          <w:spacing w:val="-10"/>
+          <w:kern w:val="28"/>
+          <w:sz w:val="22"/>
+          <w:szCs w:val="56"/>
+        </w:rPr>
+      </w:pPr>
+      <w:r>
+        <w:rPr>
+          <w:rFonts w:eastAsiaTheme="majorEastAsia"/>
+          <w:color w:val="000000"/>
+          <w:spacing w:val="-10"/>
+          <w:kern w:val="28"/>
+          <w:sz w:val="22"/>
+          <w:szCs w:val="56"/>
+        </w:rPr>
+        <w:t>Câu 3: B – friends</w:t>
+      </w:r>
+    </w:p>
+    <w:p>
+      <w:pPr>
+        <w:shd w:val="clear" w:color="000000" w:fill="auto"/>
+        <w:spacing w:after="160"/>
+        <w:ind w:left="198"/>
+        <w:rPr>
+          <w:rFonts w:eastAsiaTheme="majorEastAsia"/>
+          <w:color w:val="000000"/>
+          <w:spacing w:val="-10"/>
+          <w:kern w:val="28"/>
+          <w:sz w:val="22"/>
+          <w:szCs w:val="56"/>
+        </w:rPr>
+      </w:pPr>
+      <w:r>
+        <w:rPr>
+          <w:rFonts w:eastAsiaTheme="majorEastAsia"/>
+          <w:color w:val="000000"/>
+          <w:spacing w:val="-10"/>
+          <w:kern w:val="28"/>
+          <w:sz w:val="22"/>
+          <w:szCs w:val="56"/>
+        </w:rPr>
+        <w:t>Câu 4: B – questions</w:t>
+      </w:r>
+    </w:p>
+    <w:p>
+      <w:pPr>
+        <w:shd w:val="clear" w:color="000000" w:fill="auto"/>
+        <w:spacing w:after="160"/>
+        <w:ind w:left="198"/>
+        <w:rPr>
+          <w:rFonts w:eastAsiaTheme="majorEastAsia"/>
+          <w:color w:val="000000"/>
+          <w:spacing w:val="-10"/>
+          <w:kern w:val="28"/>
+          <w:sz w:val="22"/>
+          <w:szCs w:val="56"/>
+        </w:rPr>
+      </w:pPr>
+      <w:r>
+        <w:rPr>
+          <w:rFonts w:eastAsiaTheme="majorEastAsia"/>
+          <w:color w:val="000000"/>
+          <w:spacing w:val="-10"/>
+          <w:kern w:val="28"/>
+          <w:sz w:val="22"/>
+          <w:szCs w:val="56"/>
+        </w:rPr>
+        <w:t>Câu 5: A – rice</w:t>
+      </w:r>
+    </w:p>
+    <w:p>
+      <w:pPr>
+        <w:shd w:val="clear" w:color="000000" w:fill="auto"/>
+        <w:spacing w:after="160"/>
+        <w:ind w:left="198"/>
+        <w:rPr>
+          <w:rFonts w:eastAsiaTheme="majorEastAsia"/>
+          <w:color w:val="000000"/>
+          <w:spacing w:val="-10"/>
+          <w:kern w:val="28"/>
+          <w:sz w:val="22"/>
+          <w:szCs w:val="56"/>
+        </w:rPr>
+      </w:pPr>
+      <w:r>
+        <w:rPr>
+          <w:rFonts w:eastAsiaTheme="majorEastAsia"/>
+          <w:color w:val="000000"/>
+          <w:spacing w:val="-10"/>
+          <w:kern w:val="28"/>
+          <w:sz w:val="22"/>
+          <w:szCs w:val="56"/>
+        </w:rPr>
+        <w:t>Câu 6: B – chairs</w:t>
+      </w:r>
+    </w:p>
+    <w:p>
+      <w:pPr>
+        <w:shd w:val="clear" w:color="000000" w:fill="auto"/>
+        <w:spacing w:after="160"/>
+        <w:ind w:left="198"/>
+        <w:rPr>
+          <w:rFonts w:eastAsiaTheme="majorEastAsia"/>
+          <w:color w:val="000000"/>
+          <w:spacing w:val="-10"/>
+          <w:kern w:val="28"/>
+          <w:sz w:val="22"/>
+          <w:szCs w:val="56"/>
+        </w:rPr>
+      </w:pPr>
+      <w:r>
+        <w:rPr>
+          <w:rFonts w:eastAsiaTheme="majorEastAsia"/>
+          <w:color w:val="000000"/>
+          <w:spacing w:val="-10"/>
+          <w:kern w:val="28"/>
+          <w:sz w:val="22"/>
+          <w:szCs w:val="56"/>
+        </w:rPr>
+        <w:t>Câu 7: A – information</w:t>
+      </w:r>
+    </w:p>
+    <w:p>
+      <w:pPr>
+        <w:shd w:val="clear" w:color="000000" w:fill="auto"/>
+        <w:spacing w:after="160"/>
+        <w:ind w:left="198"/>
+        <w:rPr>
+          <w:rFonts w:eastAsiaTheme="majorEastAsia"/>
+          <w:color w:val="000000"/>
+          <w:spacing w:val="-10"/>
+          <w:kern w:val="28"/>
+          <w:sz w:val="22"/>
+          <w:szCs w:val="56"/>
+        </w:rPr>
+      </w:pPr>
+      <w:r>
+        <w:rPr>
+          <w:rFonts w:eastAsiaTheme="majorEastAsia"/>
+          <w:color w:val="000000"/>
+          <w:spacing w:val="-10"/>
+          <w:kern w:val="28"/>
+          <w:sz w:val="22"/>
+          <w:szCs w:val="56"/>
+        </w:rPr>
+        <w:t>Câu 8: A – money</w:t>
+      </w:r>
+    </w:p>
+    <w:p>
+      <w:pPr>
+        <w:shd w:val="clear" w:color="000000" w:fill="auto"/>
+        <w:spacing w:after="160"/>
+        <w:ind w:left="198"/>
+        <w:rPr>
+          <w:rFonts w:eastAsiaTheme="majorEastAsia"/>
+          <w:color w:val="000000"/>
+          <w:spacing w:val="-10"/>
+          <w:kern w:val="28"/>
+          <w:sz w:val="22"/>
+          <w:szCs w:val="56"/>
+        </w:rPr>
+      </w:pPr>
+      <w:r>
+        <w:rPr>
+          <w:rFonts w:eastAsiaTheme="majorEastAsia"/>
+          <w:color w:val="000000"/>
+          <w:spacing w:val="-10"/>
+          <w:kern w:val="28"/>
+          <w:sz w:val="22"/>
+          <w:szCs w:val="56"/>
+        </w:rPr>
+        <w:t>Câu 9: B – students</w:t>
+      </w:r>
+    </w:p>
+    <w:p>
+      <w:pPr>
+        <w:shd w:val="clear" w:color="000000" w:fill="auto"/>
+        <w:spacing w:after="160"/>
+        <w:ind w:left="198"/>
+        <w:rPr>
+          <w:rFonts w:eastAsiaTheme="majorEastAsia"/>
+          <w:color w:val="000000"/>
+          <w:spacing w:val="-10"/>
+          <w:kern w:val="28"/>
+          <w:sz w:val="22"/>
+          <w:szCs w:val="56"/>
+        </w:rPr>
+      </w:pPr>
+      <w:r>
+        <w:rPr>
+          <w:rFonts w:eastAsiaTheme="majorEastAsia"/>
+          <w:color w:val="000000"/>
+          <w:spacing w:val="-10"/>
+          <w:kern w:val="28"/>
+          <w:sz w:val="22"/>
+          <w:szCs w:val="56"/>
+        </w:rPr>
+        <w:t>Câu 10: A – bread</w:t>
+      </w:r>
+    </w:p>
+    <w:p>
+      <w:pPr>
+        <w:keepNext/>
+        <w:shd w:val="clear" w:color="000000" w:fill="auto"/>
+        <w:spacing w:before="240" w:after="80"/>
+        <w:rPr>
+          <w:rFonts w:eastAsiaTheme="majorEastAsia"/>
+          <w:b/>
+          <w:color w:val="000000"/>
+          <w:spacing w:val="-10"/>
+          <w:kern w:val="28"/>
+          <w:sz w:val="22"/>
+          <w:szCs w:val="56"/>
+        </w:rPr>
+      </w:pPr>
+      <w:r>
+        <w:rPr>
+          <w:rFonts w:eastAsiaTheme="majorEastAsia"/>
+          <w:b/>
+          <w:color w:val="000000"/>
+          <w:spacing w:val="-10"/>
+          <w:kern w:val="28"/>
+          <w:sz w:val="22"/>
+          <w:szCs w:val="56"/>
+        </w:rPr>
         <w:t>PHẦN 6</w:t>
       </w:r>
     </w:p>
     <w:p>
-      <w:r>
-        <w:t>1. Someone</w:t>
-      </w:r>
-    </w:p>
-    <w:p>
-      <w:r>
-        <w:t>2. anyone</w:t>
-      </w:r>
-    </w:p>
-    <w:p>
-      <w:r>
-        <w:t>3. something</w:t>
-      </w:r>
-    </w:p>
-    <w:p>
-      <w:r>
-        <w:t>4. anywhere</w:t>
-      </w:r>
-    </w:p>
-    <w:p>
-      <w:r>
-        <w:t>5. somewhere</w:t>
-      </w:r>
-    </w:p>
-    <w:p>
-      <w:r>
-        <w:t>6. anything</w:t>
-      </w:r>
-    </w:p>
-    <w:p>
-      <w:r>
-        <w:t>7. anywhere</w:t>
-      </w:r>
-    </w:p>
-    <w:p>
-      <w:r>
-        <w:t>8. someone</w:t>
-      </w:r>
-    </w:p>
-    <w:p>
-      <w:r>
-        <w:t>9. anything</w:t>
-      </w:r>
-    </w:p>
-    <w:p>
-      <w:r>
-        <w:t>10. anyone</w:t>
-      </w:r>
-    </w:p>
-    <w:p>
-      <w:pPr>
-        <w:pStyle w:val="Heading1"/>
-      </w:pPr>
-      <w:r>
+      <w:pPr>
+        <w:shd w:val="clear" w:color="000000" w:fill="auto"/>
+        <w:spacing w:after="160"/>
+        <w:ind w:left="198"/>
+        <w:rPr>
+          <w:rFonts w:eastAsiaTheme="majorEastAsia"/>
+          <w:color w:val="000000"/>
+          <w:spacing w:val="-10"/>
+          <w:kern w:val="28"/>
+          <w:sz w:val="22"/>
+          <w:szCs w:val="56"/>
+        </w:rPr>
+      </w:pPr>
+      <w:r>
+        <w:rPr>
+          <w:rFonts w:eastAsiaTheme="majorEastAsia"/>
+          <w:color w:val="000000"/>
+          <w:spacing w:val="-10"/>
+          <w:kern w:val="28"/>
+          <w:sz w:val="22"/>
+          <w:szCs w:val="56"/>
+        </w:rPr>
+        <w:t>Câu 1: Someone</w:t>
+      </w:r>
+    </w:p>
+    <w:p>
+      <w:pPr>
+        <w:shd w:val="clear" w:color="000000" w:fill="auto"/>
+        <w:spacing w:after="160"/>
+        <w:ind w:left="198"/>
+        <w:rPr>
+          <w:rFonts w:eastAsiaTheme="majorEastAsia"/>
+          <w:color w:val="000000"/>
+          <w:spacing w:val="-10"/>
+          <w:kern w:val="28"/>
+          <w:sz w:val="22"/>
+          <w:szCs w:val="56"/>
+        </w:rPr>
+      </w:pPr>
+      <w:r>
+        <w:rPr>
+          <w:rFonts w:eastAsiaTheme="majorEastAsia"/>
+          <w:color w:val="000000"/>
+          <w:spacing w:val="-10"/>
+          <w:kern w:val="28"/>
+          <w:sz w:val="22"/>
+          <w:szCs w:val="56"/>
+        </w:rPr>
+        <w:t>Câu 2: anyone</w:t>
+      </w:r>
+    </w:p>
+    <w:p>
+      <w:pPr>
+        <w:shd w:val="clear" w:color="000000" w:fill="auto"/>
+        <w:spacing w:after="160"/>
+        <w:ind w:left="198"/>
+        <w:rPr>
+          <w:rFonts w:eastAsiaTheme="majorEastAsia"/>
+          <w:color w:val="000000"/>
+          <w:spacing w:val="-10"/>
+          <w:kern w:val="28"/>
+          <w:sz w:val="22"/>
+          <w:szCs w:val="56"/>
+        </w:rPr>
+      </w:pPr>
+      <w:r>
+        <w:rPr>
+          <w:rFonts w:eastAsiaTheme="majorEastAsia"/>
+          <w:color w:val="000000"/>
+          <w:spacing w:val="-10"/>
+          <w:kern w:val="28"/>
+          <w:sz w:val="22"/>
+          <w:szCs w:val="56"/>
+        </w:rPr>
+        <w:t>Câu 3: something</w:t>
+      </w:r>
+    </w:p>
+    <w:p>
+      <w:pPr>
+        <w:shd w:val="clear" w:color="000000" w:fill="auto"/>
+        <w:spacing w:after="160"/>
+        <w:ind w:left="198"/>
+        <w:rPr>
+          <w:rFonts w:eastAsiaTheme="majorEastAsia"/>
+          <w:color w:val="000000"/>
+          <w:spacing w:val="-10"/>
+          <w:kern w:val="28"/>
+          <w:sz w:val="22"/>
+          <w:szCs w:val="56"/>
+        </w:rPr>
+      </w:pPr>
+      <w:r>
+        <w:rPr>
+          <w:rFonts w:eastAsiaTheme="majorEastAsia"/>
+          <w:color w:val="000000"/>
+          <w:spacing w:val="-10"/>
+          <w:kern w:val="28"/>
+          <w:sz w:val="22"/>
+          <w:szCs w:val="56"/>
+        </w:rPr>
+        <w:t>Câu 4: anywhere</w:t>
+      </w:r>
+    </w:p>
+    <w:p>
+      <w:pPr>
+        <w:shd w:val="clear" w:color="000000" w:fill="auto"/>
+        <w:spacing w:after="160"/>
+        <w:ind w:left="198"/>
+        <w:rPr>
+          <w:rFonts w:eastAsiaTheme="majorEastAsia"/>
+          <w:color w:val="000000"/>
+          <w:spacing w:val="-10"/>
+          <w:kern w:val="28"/>
+          <w:sz w:val="22"/>
+          <w:szCs w:val="56"/>
+        </w:rPr>
+      </w:pPr>
+      <w:r>
+        <w:rPr>
+          <w:rFonts w:eastAsiaTheme="majorEastAsia"/>
+          <w:color w:val="000000"/>
+          <w:spacing w:val="-10"/>
+          <w:kern w:val="28"/>
+          <w:sz w:val="22"/>
+          <w:szCs w:val="56"/>
+        </w:rPr>
+        <w:t>Câu 5: somewhere</w:t>
+      </w:r>
+    </w:p>
+    <w:p>
+      <w:pPr>
+        <w:shd w:val="clear" w:color="000000" w:fill="auto"/>
+        <w:spacing w:after="160"/>
+        <w:ind w:left="198"/>
+        <w:rPr>
+          <w:rFonts w:eastAsiaTheme="majorEastAsia"/>
+          <w:color w:val="000000"/>
+          <w:spacing w:val="-10"/>
+          <w:kern w:val="28"/>
+          <w:sz w:val="22"/>
+          <w:szCs w:val="56"/>
+        </w:rPr>
+      </w:pPr>
+      <w:r>
+        <w:rPr>
+          <w:rFonts w:eastAsiaTheme="majorEastAsia"/>
+          <w:color w:val="000000"/>
+          <w:spacing w:val="-10"/>
+          <w:kern w:val="28"/>
+          <w:sz w:val="22"/>
+          <w:szCs w:val="56"/>
+        </w:rPr>
+        <w:t>Câu 6: anything</w:t>
+      </w:r>
+    </w:p>
+    <w:p>
+      <w:pPr>
+        <w:shd w:val="clear" w:color="000000" w:fill="auto"/>
+        <w:spacing w:after="160"/>
+        <w:ind w:left="198"/>
+        <w:rPr>
+          <w:rFonts w:eastAsiaTheme="majorEastAsia"/>
+          <w:color w:val="000000"/>
+          <w:spacing w:val="-10"/>
+          <w:kern w:val="28"/>
+          <w:sz w:val="22"/>
+          <w:szCs w:val="56"/>
+        </w:rPr>
+      </w:pPr>
+      <w:r>
+        <w:rPr>
+          <w:rFonts w:eastAsiaTheme="majorEastAsia"/>
+          <w:color w:val="000000"/>
+          <w:spacing w:val="-10"/>
+          <w:kern w:val="28"/>
+          <w:sz w:val="22"/>
+          <w:szCs w:val="56"/>
+        </w:rPr>
+        <w:t>Câu 7: anywhere</w:t>
+      </w:r>
+    </w:p>
+    <w:p>
+      <w:pPr>
+        <w:shd w:val="clear" w:color="000000" w:fill="auto"/>
+        <w:spacing w:after="160"/>
+        <w:ind w:left="198"/>
+        <w:rPr>
+          <w:rFonts w:eastAsiaTheme="majorEastAsia"/>
+          <w:color w:val="000000"/>
+          <w:spacing w:val="-10"/>
+          <w:kern w:val="28"/>
+          <w:sz w:val="22"/>
+          <w:szCs w:val="56"/>
+        </w:rPr>
+      </w:pPr>
+      <w:r>
+        <w:rPr>
+          <w:rFonts w:eastAsiaTheme="majorEastAsia"/>
+          <w:color w:val="000000"/>
+          <w:spacing w:val="-10"/>
+          <w:kern w:val="28"/>
+          <w:sz w:val="22"/>
+          <w:szCs w:val="56"/>
+        </w:rPr>
+        <w:t>Câu 8: someone</w:t>
+      </w:r>
+    </w:p>
+    <w:p>
+      <w:pPr>
+        <w:shd w:val="clear" w:color="000000" w:fill="auto"/>
+        <w:spacing w:after="160"/>
+        <w:ind w:left="198"/>
+        <w:rPr>
+          <w:rFonts w:eastAsiaTheme="majorEastAsia"/>
+          <w:color w:val="000000"/>
+          <w:spacing w:val="-10"/>
+          <w:kern w:val="28"/>
+          <w:sz w:val="22"/>
+          <w:szCs w:val="56"/>
+        </w:rPr>
+      </w:pPr>
+      <w:r>
+        <w:rPr>
+          <w:rFonts w:eastAsiaTheme="majorEastAsia"/>
+          <w:color w:val="000000"/>
+          <w:spacing w:val="-10"/>
+          <w:kern w:val="28"/>
+          <w:sz w:val="22"/>
+          <w:szCs w:val="56"/>
+        </w:rPr>
+        <w:t>Câu 9: anything</w:t>
+      </w:r>
+    </w:p>
+    <w:p>
+      <w:pPr>
+        <w:shd w:val="clear" w:color="000000" w:fill="auto"/>
+        <w:spacing w:after="160"/>
+        <w:ind w:left="198"/>
+        <w:rPr>
+          <w:rFonts w:eastAsiaTheme="majorEastAsia"/>
+          <w:color w:val="000000"/>
+          <w:spacing w:val="-10"/>
+          <w:kern w:val="28"/>
+          <w:sz w:val="22"/>
+          <w:szCs w:val="56"/>
+        </w:rPr>
+      </w:pPr>
+      <w:r>
+        <w:rPr>
+          <w:rFonts w:eastAsiaTheme="majorEastAsia"/>
+          <w:color w:val="000000"/>
+          <w:spacing w:val="-10"/>
+          <w:kern w:val="28"/>
+          <w:sz w:val="22"/>
+          <w:szCs w:val="56"/>
+        </w:rPr>
+        <w:t>Câu 10: anyone</w:t>
+      </w:r>
+    </w:p>
+    <w:p>
+      <w:pPr>
+        <w:keepNext/>
+        <w:shd w:val="clear" w:color="000000" w:fill="auto"/>
+        <w:spacing w:before="240" w:after="80"/>
+        <w:rPr>
+          <w:rFonts w:eastAsiaTheme="majorEastAsia"/>
+          <w:b/>
+          <w:color w:val="000000"/>
+          <w:spacing w:val="-10"/>
+          <w:kern w:val="28"/>
+          <w:sz w:val="22"/>
+          <w:szCs w:val="56"/>
+        </w:rPr>
+      </w:pPr>
+      <w:r>
+        <w:rPr>
+          <w:rFonts w:eastAsiaTheme="majorEastAsia"/>
+          <w:b/>
+          <w:color w:val="000000"/>
+          <w:spacing w:val="-10"/>
+          <w:kern w:val="28"/>
+          <w:sz w:val="22"/>
+          <w:szCs w:val="56"/>
+        </w:rPr>
         <w:t>PHẦN 7</w:t>
       </w:r>
     </w:p>
     <w:p>
-      <w:r>
-        <w:t>1. I have some good friends here.</w:t>
-      </w:r>
-    </w:p>
-    <w:p>
-      <w:r>
-        <w:t>2. She doesn't need any help.</w:t>
-      </w:r>
-    </w:p>
-    <w:p>
-      <w:r>
-        <w:t>3. Are there any shops near here?</w:t>
-      </w:r>
-    </w:p>
-    <w:p>
-      <w:r>
-        <w:t>4. Would you like some tea?</w:t>
-      </w:r>
-    </w:p>
-    <w:p>
-      <w:r>
-        <w:t>5. There are some books on the table.</w:t>
-      </w:r>
-    </w:p>
-    <w:p>
-      <w:r>
-        <w:t>6. I don't have any information.</w:t>
-      </w:r>
-    </w:p>
-    <w:p>
-      <w:r>
-        <w:t>7. Can I have some water, please?</w:t>
-      </w:r>
-    </w:p>
-    <w:p>
-      <w:r>
-        <w:t>8. We didn't buy any eggs.</w:t>
-      </w:r>
-    </w:p>
-    <w:p>
-      <w:r>
-        <w:t>9. Is there any milk in the fridge?</w:t>
-      </w:r>
-    </w:p>
-    <w:p>
-      <w:r>
-        <w:t>10. No one / Nobody answered the phone.</w:t>
-      </w:r>
-    </w:p>
-    <w:p>
-      <w:pPr>
-        <w:pStyle w:val="Heading1"/>
-      </w:pPr>
-      <w:r>
+      <w:pPr>
+        <w:shd w:val="clear" w:color="000000" w:fill="auto"/>
+        <w:spacing w:after="160"/>
+        <w:ind w:left="198"/>
+        <w:rPr>
+          <w:rFonts w:eastAsiaTheme="majorEastAsia"/>
+          <w:color w:val="000000"/>
+          <w:spacing w:val="-10"/>
+          <w:kern w:val="28"/>
+          <w:sz w:val="22"/>
+          <w:szCs w:val="56"/>
+        </w:rPr>
+      </w:pPr>
+      <w:r>
+        <w:rPr>
+          <w:rFonts w:eastAsiaTheme="majorEastAsia"/>
+          <w:color w:val="000000"/>
+          <w:spacing w:val="-10"/>
+          <w:kern w:val="28"/>
+          <w:sz w:val="22"/>
+          <w:szCs w:val="56"/>
+        </w:rPr>
+        <w:t>Câu 1: I have some good friends here.</w:t>
+      </w:r>
+    </w:p>
+    <w:p>
+      <w:pPr>
+        <w:shd w:val="clear" w:color="000000" w:fill="auto"/>
+        <w:spacing w:after="160"/>
+        <w:ind w:left="198"/>
+        <w:rPr>
+          <w:rFonts w:eastAsiaTheme="majorEastAsia"/>
+          <w:color w:val="000000"/>
+          <w:spacing w:val="-10"/>
+          <w:kern w:val="28"/>
+          <w:sz w:val="22"/>
+          <w:szCs w:val="56"/>
+        </w:rPr>
+      </w:pPr>
+      <w:r>
+        <w:rPr>
+          <w:rFonts w:eastAsiaTheme="majorEastAsia"/>
+          <w:color w:val="000000"/>
+          <w:spacing w:val="-10"/>
+          <w:kern w:val="28"/>
+          <w:sz w:val="22"/>
+          <w:szCs w:val="56"/>
+        </w:rPr>
+        <w:t>Câu 2: She doesn't need any help.</w:t>
+      </w:r>
+    </w:p>
+    <w:p>
+      <w:pPr>
+        <w:shd w:val="clear" w:color="000000" w:fill="auto"/>
+        <w:spacing w:after="160"/>
+        <w:ind w:left="198"/>
+        <w:rPr>
+          <w:rFonts w:eastAsiaTheme="majorEastAsia"/>
+          <w:color w:val="000000"/>
+          <w:spacing w:val="-10"/>
+          <w:kern w:val="28"/>
+          <w:sz w:val="22"/>
+          <w:szCs w:val="56"/>
+        </w:rPr>
+      </w:pPr>
+      <w:r>
+        <w:rPr>
+          <w:rFonts w:eastAsiaTheme="majorEastAsia"/>
+          <w:color w:val="000000"/>
+          <w:spacing w:val="-10"/>
+          <w:kern w:val="28"/>
+          <w:sz w:val="22"/>
+          <w:szCs w:val="56"/>
+        </w:rPr>
+        <w:t>Câu 3: Are there any shops near here?</w:t>
+      </w:r>
+    </w:p>
+    <w:p>
+      <w:pPr>
+        <w:shd w:val="clear" w:color="000000" w:fill="auto"/>
+        <w:spacing w:after="160"/>
+        <w:ind w:left="198"/>
+        <w:rPr>
+          <w:rFonts w:eastAsiaTheme="majorEastAsia"/>
+          <w:color w:val="000000"/>
+          <w:spacing w:val="-10"/>
+          <w:kern w:val="28"/>
+          <w:sz w:val="22"/>
+          <w:szCs w:val="56"/>
+        </w:rPr>
+      </w:pPr>
+      <w:r>
+        <w:rPr>
+          <w:rFonts w:eastAsiaTheme="majorEastAsia"/>
+          <w:color w:val="000000"/>
+          <w:spacing w:val="-10"/>
+          <w:kern w:val="28"/>
+          <w:sz w:val="22"/>
+          <w:szCs w:val="56"/>
+        </w:rPr>
+        <w:t>Câu 4: Would you like some tea?</w:t>
+      </w:r>
+    </w:p>
+    <w:p>
+      <w:pPr>
+        <w:shd w:val="clear" w:color="000000" w:fill="auto"/>
+        <w:spacing w:after="160"/>
+        <w:ind w:left="198"/>
+        <w:rPr>
+          <w:rFonts w:eastAsiaTheme="majorEastAsia"/>
+          <w:color w:val="000000"/>
+          <w:spacing w:val="-10"/>
+          <w:kern w:val="28"/>
+          <w:sz w:val="22"/>
+          <w:szCs w:val="56"/>
+        </w:rPr>
+      </w:pPr>
+      <w:r>
+        <w:rPr>
+          <w:rFonts w:eastAsiaTheme="majorEastAsia"/>
+          <w:color w:val="000000"/>
+          <w:spacing w:val="-10"/>
+          <w:kern w:val="28"/>
+          <w:sz w:val="22"/>
+          <w:szCs w:val="56"/>
+        </w:rPr>
+        <w:t>Câu 5: There are some books on the table.</w:t>
+      </w:r>
+    </w:p>
+    <w:p>
+      <w:pPr>
+        <w:shd w:val="clear" w:color="000000" w:fill="auto"/>
+        <w:spacing w:after="160"/>
+        <w:ind w:left="198"/>
+        <w:rPr>
+          <w:rFonts w:eastAsiaTheme="majorEastAsia"/>
+          <w:color w:val="000000"/>
+          <w:spacing w:val="-10"/>
+          <w:kern w:val="28"/>
+          <w:sz w:val="22"/>
+          <w:szCs w:val="56"/>
+        </w:rPr>
+      </w:pPr>
+      <w:r>
+        <w:rPr>
+          <w:rFonts w:eastAsiaTheme="majorEastAsia"/>
+          <w:color w:val="000000"/>
+          <w:spacing w:val="-10"/>
+          <w:kern w:val="28"/>
+          <w:sz w:val="22"/>
+          <w:szCs w:val="56"/>
+        </w:rPr>
+        <w:t>Câu 6: I don't have any information.</w:t>
+      </w:r>
+    </w:p>
+    <w:p>
+      <w:pPr>
+        <w:shd w:val="clear" w:color="000000" w:fill="auto"/>
+        <w:spacing w:after="160"/>
+        <w:ind w:left="198"/>
+        <w:rPr>
+          <w:rFonts w:eastAsiaTheme="majorEastAsia"/>
+          <w:color w:val="000000"/>
+          <w:spacing w:val="-10"/>
+          <w:kern w:val="28"/>
+          <w:sz w:val="22"/>
+          <w:szCs w:val="56"/>
+        </w:rPr>
+      </w:pPr>
+      <w:r>
+        <w:rPr>
+          <w:rFonts w:eastAsiaTheme="majorEastAsia"/>
+          <w:color w:val="000000"/>
+          <w:spacing w:val="-10"/>
+          <w:kern w:val="28"/>
+          <w:sz w:val="22"/>
+          <w:szCs w:val="56"/>
+        </w:rPr>
+        <w:t>Câu 7: Can I have some water, please?</w:t>
+      </w:r>
+    </w:p>
+    <w:p>
+      <w:pPr>
+        <w:shd w:val="clear" w:color="000000" w:fill="auto"/>
+        <w:spacing w:after="160"/>
+        <w:ind w:left="198"/>
+        <w:rPr>
+          <w:rFonts w:eastAsiaTheme="majorEastAsia"/>
+          <w:color w:val="000000"/>
+          <w:spacing w:val="-10"/>
+          <w:kern w:val="28"/>
+          <w:sz w:val="22"/>
+          <w:szCs w:val="56"/>
+        </w:rPr>
+      </w:pPr>
+      <w:r>
+        <w:rPr>
+          <w:rFonts w:eastAsiaTheme="majorEastAsia"/>
+          <w:color w:val="000000"/>
+          <w:spacing w:val="-10"/>
+          <w:kern w:val="28"/>
+          <w:sz w:val="22"/>
+          <w:szCs w:val="56"/>
+        </w:rPr>
+        <w:t>Câu 8: We didn't buy any eggs.</w:t>
+      </w:r>
+    </w:p>
+    <w:p>
+      <w:pPr>
+        <w:shd w:val="clear" w:color="000000" w:fill="auto"/>
+        <w:spacing w:after="160"/>
+        <w:ind w:left="198"/>
+        <w:rPr>
+          <w:rFonts w:eastAsiaTheme="majorEastAsia"/>
+          <w:color w:val="000000"/>
+          <w:spacing w:val="-10"/>
+          <w:kern w:val="28"/>
+          <w:sz w:val="22"/>
+          <w:szCs w:val="56"/>
+        </w:rPr>
+      </w:pPr>
+      <w:r>
+        <w:rPr>
+          <w:rFonts w:eastAsiaTheme="majorEastAsia"/>
+          <w:color w:val="000000"/>
+          <w:spacing w:val="-10"/>
+          <w:kern w:val="28"/>
+          <w:sz w:val="22"/>
+          <w:szCs w:val="56"/>
+        </w:rPr>
+        <w:t>Câu 9: Is there any milk in the fridge?</w:t>
+      </w:r>
+    </w:p>
+    <w:p>
+      <w:pPr>
+        <w:shd w:val="clear" w:color="000000" w:fill="auto"/>
+        <w:spacing w:after="160"/>
+        <w:ind w:left="198"/>
+        <w:rPr>
+          <w:rFonts w:eastAsiaTheme="majorEastAsia"/>
+          <w:color w:val="000000"/>
+          <w:spacing w:val="-10"/>
+          <w:kern w:val="28"/>
+          <w:sz w:val="22"/>
+          <w:szCs w:val="56"/>
+        </w:rPr>
+      </w:pPr>
+      <w:r>
+        <w:rPr>
+          <w:rFonts w:eastAsiaTheme="majorEastAsia"/>
+          <w:color w:val="000000"/>
+          <w:spacing w:val="-10"/>
+          <w:kern w:val="28"/>
+          <w:sz w:val="22"/>
+          <w:szCs w:val="56"/>
+        </w:rPr>
+        <w:t>Câu 10: No one / Nobody answered the phone.</w:t>
+      </w:r>
+    </w:p>
+    <w:p>
+      <w:pPr>
+        <w:keepNext/>
+        <w:shd w:val="clear" w:color="000000" w:fill="auto"/>
+        <w:spacing w:before="240" w:after="80"/>
+        <w:rPr>
+          <w:rFonts w:eastAsiaTheme="majorEastAsia"/>
+          <w:b/>
+          <w:color w:val="000000"/>
+          <w:spacing w:val="-10"/>
+          <w:kern w:val="28"/>
+          <w:sz w:val="22"/>
+          <w:szCs w:val="56"/>
+        </w:rPr>
+      </w:pPr>
+      <w:r>
+        <w:rPr>
+          <w:rFonts w:eastAsiaTheme="majorEastAsia"/>
+          <w:b/>
+          <w:color w:val="000000"/>
+          <w:spacing w:val="-10"/>
+          <w:kern w:val="28"/>
+          <w:sz w:val="22"/>
+          <w:szCs w:val="56"/>
+        </w:rPr>
         <w:t>PHẦN 8</w:t>
       </w:r>
     </w:p>
     <w:p>
-      <w:r>
-        <w:t>1. I have some friends in Da Nang.</w:t>
-      </w:r>
-    </w:p>
-    <w:p>
-      <w:r>
-        <w:t>2. There is some milk in the fridge.</w:t>
-      </w:r>
-    </w:p>
-    <w:p>
-      <w:r>
-        <w:t>3. I don't have any money.</w:t>
-      </w:r>
-    </w:p>
-    <w:p>
-      <w:r>
-        <w:t>4. Do you have any questions?</w:t>
-      </w:r>
-    </w:p>
-    <w:p>
-      <w:r>
-        <w:t>5. Are there any restaurants nearby?</w:t>
-      </w:r>
-    </w:p>
-    <w:p>
-      <w:r>
-        <w:t>6. Would you like some tea?</w:t>
-      </w:r>
-    </w:p>
-    <w:p>
-      <w:r>
-        <w:t>7. Can I have some water, please?</w:t>
-      </w:r>
-    </w:p>
-    <w:p>
-      <w:r>
-        <w:t>8. She didn't buy any apples.</w:t>
-      </w:r>
-    </w:p>
-    <w:p>
-      <w:r>
-        <w:t>9. Someone is outside the door.</w:t>
-      </w:r>
-    </w:p>
-    <w:p>
-      <w:r>
-        <w:t>10. You can choose any book.</w:t>
-      </w:r>
-    </w:p>
-    <w:p>
-      <w:pPr>
-        <w:pStyle w:val="Heading1"/>
-      </w:pPr>
-      <w:r>
+      <w:pPr>
+        <w:shd w:val="clear" w:color="000000" w:fill="auto"/>
+        <w:spacing w:after="160"/>
+        <w:ind w:left="198"/>
+        <w:rPr>
+          <w:rFonts w:eastAsiaTheme="majorEastAsia"/>
+          <w:color w:val="000000"/>
+          <w:spacing w:val="-10"/>
+          <w:kern w:val="28"/>
+          <w:sz w:val="22"/>
+          <w:szCs w:val="56"/>
+        </w:rPr>
+      </w:pPr>
+      <w:r>
+        <w:rPr>
+          <w:rFonts w:eastAsiaTheme="majorEastAsia"/>
+          <w:color w:val="000000"/>
+          <w:spacing w:val="-10"/>
+          <w:kern w:val="28"/>
+          <w:sz w:val="22"/>
+          <w:szCs w:val="56"/>
+        </w:rPr>
+        <w:t>Câu 1: I have some friends in Da Nang.</w:t>
+      </w:r>
+    </w:p>
+    <w:p>
+      <w:pPr>
+        <w:shd w:val="clear" w:color="000000" w:fill="auto"/>
+        <w:spacing w:after="160"/>
+        <w:ind w:left="198"/>
+        <w:rPr>
+          <w:rFonts w:eastAsiaTheme="majorEastAsia"/>
+          <w:color w:val="000000"/>
+          <w:spacing w:val="-10"/>
+          <w:kern w:val="28"/>
+          <w:sz w:val="22"/>
+          <w:szCs w:val="56"/>
+        </w:rPr>
+      </w:pPr>
+      <w:r>
+        <w:rPr>
+          <w:rFonts w:eastAsiaTheme="majorEastAsia"/>
+          <w:color w:val="000000"/>
+          <w:spacing w:val="-10"/>
+          <w:kern w:val="28"/>
+          <w:sz w:val="22"/>
+          <w:szCs w:val="56"/>
+        </w:rPr>
+        <w:t>Câu 2: There is some milk in the fridge.</w:t>
+      </w:r>
+    </w:p>
+    <w:p>
+      <w:pPr>
+        <w:shd w:val="clear" w:color="000000" w:fill="auto"/>
+        <w:spacing w:after="160"/>
+        <w:ind w:left="198"/>
+        <w:rPr>
+          <w:rFonts w:eastAsiaTheme="majorEastAsia"/>
+          <w:color w:val="000000"/>
+          <w:spacing w:val="-10"/>
+          <w:kern w:val="28"/>
+          <w:sz w:val="22"/>
+          <w:szCs w:val="56"/>
+        </w:rPr>
+      </w:pPr>
+      <w:r>
+        <w:rPr>
+          <w:rFonts w:eastAsiaTheme="majorEastAsia"/>
+          <w:color w:val="000000"/>
+          <w:spacing w:val="-10"/>
+          <w:kern w:val="28"/>
+          <w:sz w:val="22"/>
+          <w:szCs w:val="56"/>
+        </w:rPr>
+        <w:t>Câu 3: I don't have any money.</w:t>
+      </w:r>
+    </w:p>
+    <w:p>
+      <w:pPr>
+        <w:shd w:val="clear" w:color="000000" w:fill="auto"/>
+        <w:spacing w:after="160"/>
+        <w:ind w:left="198"/>
+        <w:rPr>
+          <w:rFonts w:eastAsiaTheme="majorEastAsia"/>
+          <w:color w:val="000000"/>
+          <w:spacing w:val="-10"/>
+          <w:kern w:val="28"/>
+          <w:sz w:val="22"/>
+          <w:szCs w:val="56"/>
+        </w:rPr>
+      </w:pPr>
+      <w:r>
+        <w:rPr>
+          <w:rFonts w:eastAsiaTheme="majorEastAsia"/>
+          <w:color w:val="000000"/>
+          <w:spacing w:val="-10"/>
+          <w:kern w:val="28"/>
+          <w:sz w:val="22"/>
+          <w:szCs w:val="56"/>
+        </w:rPr>
+        <w:t>Câu 4: Do you have any questions?</w:t>
+      </w:r>
+    </w:p>
+    <w:p>
+      <w:pPr>
+        <w:shd w:val="clear" w:color="000000" w:fill="auto"/>
+        <w:spacing w:after="160"/>
+        <w:ind w:left="198"/>
+        <w:rPr>
+          <w:rFonts w:eastAsiaTheme="majorEastAsia"/>
+          <w:color w:val="000000"/>
+          <w:spacing w:val="-10"/>
+          <w:kern w:val="28"/>
+          <w:sz w:val="22"/>
+          <w:szCs w:val="56"/>
+        </w:rPr>
+      </w:pPr>
+      <w:r>
+        <w:rPr>
+          <w:rFonts w:eastAsiaTheme="majorEastAsia"/>
+          <w:color w:val="000000"/>
+          <w:spacing w:val="-10"/>
+          <w:kern w:val="28"/>
+          <w:sz w:val="22"/>
+          <w:szCs w:val="56"/>
+        </w:rPr>
+        <w:t>Câu 5: Are there any restaurants nearby?</w:t>
+      </w:r>
+    </w:p>
+    <w:p>
+      <w:pPr>
+        <w:shd w:val="clear" w:color="000000" w:fill="auto"/>
+        <w:spacing w:after="160"/>
+        <w:ind w:left="198"/>
+        <w:rPr>
+          <w:rFonts w:eastAsiaTheme="majorEastAsia"/>
+          <w:color w:val="000000"/>
+          <w:spacing w:val="-10"/>
+          <w:kern w:val="28"/>
+          <w:sz w:val="22"/>
+          <w:szCs w:val="56"/>
+        </w:rPr>
+      </w:pPr>
+      <w:r>
+        <w:rPr>
+          <w:rFonts w:eastAsiaTheme="majorEastAsia"/>
+          <w:color w:val="000000"/>
+          <w:spacing w:val="-10"/>
+          <w:kern w:val="28"/>
+          <w:sz w:val="22"/>
+          <w:szCs w:val="56"/>
+        </w:rPr>
+        <w:t>Câu 6: Would you like some tea?</w:t>
+      </w:r>
+    </w:p>
+    <w:p>
+      <w:pPr>
+        <w:shd w:val="clear" w:color="000000" w:fill="auto"/>
+        <w:spacing w:after="160"/>
+        <w:ind w:left="198"/>
+        <w:rPr>
+          <w:rFonts w:eastAsiaTheme="majorEastAsia"/>
+          <w:color w:val="000000"/>
+          <w:spacing w:val="-10"/>
+          <w:kern w:val="28"/>
+          <w:sz w:val="22"/>
+          <w:szCs w:val="56"/>
+        </w:rPr>
+      </w:pPr>
+      <w:r>
+        <w:rPr>
+          <w:rFonts w:eastAsiaTheme="majorEastAsia"/>
+          <w:color w:val="000000"/>
+          <w:spacing w:val="-10"/>
+          <w:kern w:val="28"/>
+          <w:sz w:val="22"/>
+          <w:szCs w:val="56"/>
+        </w:rPr>
+        <w:t>Câu 7: Can I have some water, please?</w:t>
+      </w:r>
+    </w:p>
+    <w:p>
+      <w:pPr>
+        <w:shd w:val="clear" w:color="000000" w:fill="auto"/>
+        <w:spacing w:after="160"/>
+        <w:ind w:left="198"/>
+        <w:rPr>
+          <w:rFonts w:eastAsiaTheme="majorEastAsia"/>
+          <w:color w:val="000000"/>
+          <w:spacing w:val="-10"/>
+          <w:kern w:val="28"/>
+          <w:sz w:val="22"/>
+          <w:szCs w:val="56"/>
+        </w:rPr>
+      </w:pPr>
+      <w:r>
+        <w:rPr>
+          <w:rFonts w:eastAsiaTheme="majorEastAsia"/>
+          <w:color w:val="000000"/>
+          <w:spacing w:val="-10"/>
+          <w:kern w:val="28"/>
+          <w:sz w:val="22"/>
+          <w:szCs w:val="56"/>
+        </w:rPr>
+        <w:t>Câu 8: She didn't buy any apples.</w:t>
+      </w:r>
+    </w:p>
+    <w:p>
+      <w:pPr>
+        <w:shd w:val="clear" w:color="000000" w:fill="auto"/>
+        <w:spacing w:after="160"/>
+        <w:ind w:left="198"/>
+        <w:rPr>
+          <w:rFonts w:eastAsiaTheme="majorEastAsia"/>
+          <w:color w:val="000000"/>
+          <w:spacing w:val="-10"/>
+          <w:kern w:val="28"/>
+          <w:sz w:val="22"/>
+          <w:szCs w:val="56"/>
+        </w:rPr>
+      </w:pPr>
+      <w:r>
+        <w:rPr>
+          <w:rFonts w:eastAsiaTheme="majorEastAsia"/>
+          <w:color w:val="000000"/>
+          <w:spacing w:val="-10"/>
+          <w:kern w:val="28"/>
+          <w:sz w:val="22"/>
+          <w:szCs w:val="56"/>
+        </w:rPr>
+        <w:t>Câu 9: Someone is outside the door.</w:t>
+      </w:r>
+    </w:p>
+    <w:p>
+      <w:pPr>
+        <w:shd w:val="clear" w:color="000000" w:fill="auto"/>
+        <w:spacing w:after="160"/>
+        <w:ind w:left="198"/>
+        <w:rPr>
+          <w:rFonts w:eastAsiaTheme="majorEastAsia"/>
+          <w:color w:val="000000"/>
+          <w:spacing w:val="-10"/>
+          <w:kern w:val="28"/>
+          <w:sz w:val="22"/>
+          <w:szCs w:val="56"/>
+        </w:rPr>
+      </w:pPr>
+      <w:r>
+        <w:rPr>
+          <w:rFonts w:eastAsiaTheme="majorEastAsia"/>
+          <w:color w:val="000000"/>
+          <w:spacing w:val="-10"/>
+          <w:kern w:val="28"/>
+          <w:sz w:val="22"/>
+          <w:szCs w:val="56"/>
+        </w:rPr>
+        <w:t>Câu 10: You can choose any book.</w:t>
+      </w:r>
+    </w:p>
+    <w:p>
+      <w:pPr>
+        <w:keepNext/>
+        <w:shd w:val="clear" w:color="000000" w:fill="auto"/>
+        <w:spacing w:before="240" w:after="80"/>
+        <w:rPr>
+          <w:rFonts w:eastAsiaTheme="majorEastAsia"/>
+          <w:b/>
+          <w:color w:val="000000"/>
+          <w:spacing w:val="-10"/>
+          <w:kern w:val="28"/>
+          <w:sz w:val="22"/>
+          <w:szCs w:val="56"/>
+        </w:rPr>
+      </w:pPr>
+      <w:r>
+        <w:rPr>
+          <w:rFonts w:eastAsiaTheme="majorEastAsia"/>
+          <w:b/>
+          <w:color w:val="000000"/>
+          <w:spacing w:val="-10"/>
+          <w:kern w:val="28"/>
+          <w:sz w:val="22"/>
+          <w:szCs w:val="56"/>
+        </w:rPr>
         <w:t>PHẦN 9</w:t>
       </w:r>
     </w:p>
     <w:p>
-      <w:r>
-        <w:t>1. She is preparing dinner for her family.</w:t>
-      </w:r>
-    </w:p>
-    <w:p>
-      <w:r>
-        <w:t>2. Yes, there are.</w:t>
-      </w:r>
-    </w:p>
-    <w:p>
-      <w:r>
-        <w:t>3. Yes, there is.</w:t>
-      </w:r>
-    </w:p>
-    <w:p>
-      <w:r>
-        <w:t>4. Rice is not in the kitchen.</w:t>
-      </w:r>
-    </w:p>
-    <w:p>
-      <w:r>
-        <w:t>5. Some rice and some eggs.</w:t>
-      </w:r>
-    </w:p>
-    <w:p>
-      <w:r>
-        <w:t>6. Yes, he does.</w:t>
-      </w:r>
-    </w:p>
-    <w:p>
-      <w:r>
-        <w:t>7. Yes, there is.</w:t>
-      </w:r>
-    </w:p>
-    <w:p>
-      <w:r>
-        <w:t>8. No, they don't.</w:t>
-      </w:r>
-    </w:p>
-    <w:p>
-      <w:r>
-        <w:t>9. He can buy any fruit he likes.</w:t>
-      </w:r>
-    </w:p>
-    <w:p>
-      <w:r>
-        <w:t>10. Sample: “There are some vegetables.” / “There isn't any rice.”</w:t>
-      </w:r>
-    </w:p>
-    <w:p>
-      <w:pPr>
-        <w:pStyle w:val="Heading1"/>
-      </w:pPr>
-      <w:r>
+      <w:pPr>
+        <w:shd w:val="clear" w:color="000000" w:fill="auto"/>
+        <w:spacing w:after="160"/>
+        <w:ind w:left="198"/>
+        <w:rPr>
+          <w:rFonts w:eastAsiaTheme="majorEastAsia"/>
+          <w:color w:val="000000"/>
+          <w:spacing w:val="-10"/>
+          <w:kern w:val="28"/>
+          <w:sz w:val="22"/>
+          <w:szCs w:val="56"/>
+        </w:rPr>
+      </w:pPr>
+      <w:r>
+        <w:rPr>
+          <w:rFonts w:eastAsiaTheme="majorEastAsia"/>
+          <w:color w:val="000000"/>
+          <w:spacing w:val="-10"/>
+          <w:kern w:val="28"/>
+          <w:sz w:val="22"/>
+          <w:szCs w:val="56"/>
+        </w:rPr>
+        <w:t>Câu 1: She is preparing dinner for her family.</w:t>
+      </w:r>
+    </w:p>
+    <w:p>
+      <w:pPr>
+        <w:shd w:val="clear" w:color="000000" w:fill="auto"/>
+        <w:spacing w:after="160"/>
+        <w:ind w:left="198"/>
+        <w:rPr>
+          <w:rFonts w:eastAsiaTheme="majorEastAsia"/>
+          <w:color w:val="000000"/>
+          <w:spacing w:val="-10"/>
+          <w:kern w:val="28"/>
+          <w:sz w:val="22"/>
+          <w:szCs w:val="56"/>
+        </w:rPr>
+      </w:pPr>
+      <w:r>
+        <w:rPr>
+          <w:rFonts w:eastAsiaTheme="majorEastAsia"/>
+          <w:color w:val="000000"/>
+          <w:spacing w:val="-10"/>
+          <w:kern w:val="28"/>
+          <w:sz w:val="22"/>
+          <w:szCs w:val="56"/>
+        </w:rPr>
+        <w:t>Câu 2: Yes, there are.</w:t>
+      </w:r>
+    </w:p>
+    <w:p>
+      <w:pPr>
+        <w:shd w:val="clear" w:color="000000" w:fill="auto"/>
+        <w:spacing w:after="160"/>
+        <w:ind w:left="198"/>
+        <w:rPr>
+          <w:rFonts w:eastAsiaTheme="majorEastAsia"/>
+          <w:color w:val="000000"/>
+          <w:spacing w:val="-10"/>
+          <w:kern w:val="28"/>
+          <w:sz w:val="22"/>
+          <w:szCs w:val="56"/>
+        </w:rPr>
+      </w:pPr>
+      <w:r>
+        <w:rPr>
+          <w:rFonts w:eastAsiaTheme="majorEastAsia"/>
+          <w:color w:val="000000"/>
+          <w:spacing w:val="-10"/>
+          <w:kern w:val="28"/>
+          <w:sz w:val="22"/>
+          <w:szCs w:val="56"/>
+        </w:rPr>
+        <w:t>Câu 3: Yes, there is.</w:t>
+      </w:r>
+    </w:p>
+    <w:p>
+      <w:pPr>
+        <w:shd w:val="clear" w:color="000000" w:fill="auto"/>
+        <w:spacing w:after="160"/>
+        <w:ind w:left="198"/>
+        <w:rPr>
+          <w:rFonts w:eastAsiaTheme="majorEastAsia"/>
+          <w:color w:val="000000"/>
+          <w:spacing w:val="-10"/>
+          <w:kern w:val="28"/>
+          <w:sz w:val="22"/>
+          <w:szCs w:val="56"/>
+        </w:rPr>
+      </w:pPr>
+      <w:r>
+        <w:rPr>
+          <w:rFonts w:eastAsiaTheme="majorEastAsia"/>
+          <w:color w:val="000000"/>
+          <w:spacing w:val="-10"/>
+          <w:kern w:val="28"/>
+          <w:sz w:val="22"/>
+          <w:szCs w:val="56"/>
+        </w:rPr>
+        <w:t>Câu 4: Rice is not in the kitchen.</w:t>
+      </w:r>
+    </w:p>
+    <w:p>
+      <w:pPr>
+        <w:shd w:val="clear" w:color="000000" w:fill="auto"/>
+        <w:spacing w:after="160"/>
+        <w:ind w:left="198"/>
+        <w:rPr>
+          <w:rFonts w:eastAsiaTheme="majorEastAsia"/>
+          <w:color w:val="000000"/>
+          <w:spacing w:val="-10"/>
+          <w:kern w:val="28"/>
+          <w:sz w:val="22"/>
+          <w:szCs w:val="56"/>
+        </w:rPr>
+      </w:pPr>
+      <w:r>
+        <w:rPr>
+          <w:rFonts w:eastAsiaTheme="majorEastAsia"/>
+          <w:color w:val="000000"/>
+          <w:spacing w:val="-10"/>
+          <w:kern w:val="28"/>
+          <w:sz w:val="22"/>
+          <w:szCs w:val="56"/>
+        </w:rPr>
+        <w:t>Câu 5: Some rice and some eggs.</w:t>
+      </w:r>
+    </w:p>
+    <w:p>
+      <w:pPr>
+        <w:shd w:val="clear" w:color="000000" w:fill="auto"/>
+        <w:spacing w:after="160"/>
+        <w:ind w:left="198"/>
+        <w:rPr>
+          <w:rFonts w:eastAsiaTheme="majorEastAsia"/>
+          <w:color w:val="000000"/>
+          <w:spacing w:val="-10"/>
+          <w:kern w:val="28"/>
+          <w:sz w:val="22"/>
+          <w:szCs w:val="56"/>
+        </w:rPr>
+      </w:pPr>
+      <w:r>
+        <w:rPr>
+          <w:rFonts w:eastAsiaTheme="majorEastAsia"/>
+          <w:color w:val="000000"/>
+          <w:spacing w:val="-10"/>
+          <w:kern w:val="28"/>
+          <w:sz w:val="22"/>
+          <w:szCs w:val="56"/>
+        </w:rPr>
+        <w:t>Câu 6: Yes, he does.</w:t>
+      </w:r>
+    </w:p>
+    <w:p>
+      <w:pPr>
+        <w:shd w:val="clear" w:color="000000" w:fill="auto"/>
+        <w:spacing w:after="160"/>
+        <w:ind w:left="198"/>
+        <w:rPr>
+          <w:rFonts w:eastAsiaTheme="majorEastAsia"/>
+          <w:color w:val="000000"/>
+          <w:spacing w:val="-10"/>
+          <w:kern w:val="28"/>
+          <w:sz w:val="22"/>
+          <w:szCs w:val="56"/>
+        </w:rPr>
+      </w:pPr>
+      <w:r>
+        <w:rPr>
+          <w:rFonts w:eastAsiaTheme="majorEastAsia"/>
+          <w:color w:val="000000"/>
+          <w:spacing w:val="-10"/>
+          <w:kern w:val="28"/>
+          <w:sz w:val="22"/>
+          <w:szCs w:val="56"/>
+        </w:rPr>
+        <w:t>Câu 7: Yes, there is.</w:t>
+      </w:r>
+    </w:p>
+    <w:p>
+      <w:pPr>
+        <w:shd w:val="clear" w:color="000000" w:fill="auto"/>
+        <w:spacing w:after="160"/>
+        <w:ind w:left="198"/>
+        <w:rPr>
+          <w:rFonts w:eastAsiaTheme="majorEastAsia"/>
+          <w:color w:val="000000"/>
+          <w:spacing w:val="-10"/>
+          <w:kern w:val="28"/>
+          <w:sz w:val="22"/>
+          <w:szCs w:val="56"/>
+        </w:rPr>
+      </w:pPr>
+      <w:r>
+        <w:rPr>
+          <w:rFonts w:eastAsiaTheme="majorEastAsia"/>
+          <w:color w:val="000000"/>
+          <w:spacing w:val="-10"/>
+          <w:kern w:val="28"/>
+          <w:sz w:val="22"/>
+          <w:szCs w:val="56"/>
+        </w:rPr>
+        <w:t>Câu 8: No, they don't.</w:t>
+      </w:r>
+    </w:p>
+    <w:p>
+      <w:pPr>
+        <w:shd w:val="clear" w:color="000000" w:fill="auto"/>
+        <w:spacing w:after="160"/>
+        <w:ind w:left="198"/>
+        <w:rPr>
+          <w:rFonts w:eastAsiaTheme="majorEastAsia"/>
+          <w:color w:val="000000"/>
+          <w:spacing w:val="-10"/>
+          <w:kern w:val="28"/>
+          <w:sz w:val="22"/>
+          <w:szCs w:val="56"/>
+        </w:rPr>
+      </w:pPr>
+      <w:r>
+        <w:rPr>
+          <w:rFonts w:eastAsiaTheme="majorEastAsia"/>
+          <w:color w:val="000000"/>
+          <w:spacing w:val="-10"/>
+          <w:kern w:val="28"/>
+          <w:sz w:val="22"/>
+          <w:szCs w:val="56"/>
+        </w:rPr>
+        <w:t>Câu 9: He can buy any fruit he likes.</w:t>
+      </w:r>
+    </w:p>
+    <w:p>
+      <w:pPr>
+        <w:shd w:val="clear" w:color="000000" w:fill="auto"/>
+        <w:spacing w:after="160"/>
+        <w:ind w:left="198"/>
+        <w:rPr>
+          <w:rFonts w:eastAsiaTheme="majorEastAsia"/>
+          <w:color w:val="000000"/>
+          <w:spacing w:val="-10"/>
+          <w:kern w:val="28"/>
+          <w:sz w:val="22"/>
+          <w:szCs w:val="56"/>
+        </w:rPr>
+      </w:pPr>
+      <w:r>
+        <w:rPr>
+          <w:rFonts w:eastAsiaTheme="majorEastAsia"/>
+          <w:color w:val="000000"/>
+          <w:spacing w:val="-10"/>
+          <w:kern w:val="28"/>
+          <w:sz w:val="22"/>
+          <w:szCs w:val="56"/>
+        </w:rPr>
+        <w:t>Câu 10: Sample: “There are some vegetables.” / “There isn't any rice.”</w:t>
+      </w:r>
+    </w:p>
+    <w:p>
+      <w:pPr>
+        <w:keepNext/>
+        <w:shd w:val="clear" w:color="000000" w:fill="auto"/>
+        <w:spacing w:before="240" w:after="80"/>
+        <w:rPr>
+          <w:rFonts w:eastAsiaTheme="majorEastAsia"/>
+          <w:b/>
+          <w:color w:val="000000"/>
+          <w:spacing w:val="-10"/>
+          <w:kern w:val="28"/>
+          <w:sz w:val="22"/>
+          <w:szCs w:val="56"/>
+        </w:rPr>
+      </w:pPr>
+      <w:r>
+        <w:rPr>
+          <w:rFonts w:eastAsiaTheme="majorEastAsia"/>
+          <w:b/>
+          <w:color w:val="000000"/>
+          <w:spacing w:val="-10"/>
+          <w:kern w:val="28"/>
+          <w:sz w:val="22"/>
+          <w:szCs w:val="56"/>
+        </w:rPr>
         <w:t>PHẦN 10</w:t>
       </w:r>
     </w:p>
     <w:p>
-      <w:r>
-        <w:t>1. I have some books.</w:t>
-      </w:r>
-    </w:p>
-    <w:p>
-      <w:r>
-        <w:t>2. There isn't any milk in the fridge.</w:t>
-      </w:r>
-    </w:p>
-    <w:p>
-      <w:r>
-        <w:t>3. Do you have any questions?</w:t>
-      </w:r>
-    </w:p>
-    <w:p>
-      <w:r>
-        <w:t>4. Would you like some coffee?</w:t>
-      </w:r>
-    </w:p>
-    <w:p>
-      <w:r>
-        <w:t>5. She bought some apples yesterday.</w:t>
-      </w:r>
-    </w:p>
-    <w:p>
-      <w:r>
-        <w:t>6. We don't need any sugar.</w:t>
-      </w:r>
-    </w:p>
-    <w:p>
-      <w:r>
-        <w:t>7. Can I have some bread, please?</w:t>
-      </w:r>
-    </w:p>
-    <w:p>
-      <w:r>
-        <w:t>8. Are there any students in the classroom?</w:t>
-      </w:r>
-    </w:p>
-    <w:p>
-      <w:r>
-        <w:t>9. Someone is at the door.</w:t>
-      </w:r>
-    </w:p>
-    <w:p>
-      <w:r>
-        <w:t>10. You can choose any seat.</w:t>
-      </w:r>
-    </w:p>
-    <w:p/>
+      <w:pPr>
+        <w:shd w:val="clear" w:color="000000" w:fill="auto"/>
+        <w:spacing w:after="160"/>
+        <w:ind w:left="198"/>
+        <w:rPr>
+          <w:rFonts w:eastAsiaTheme="majorEastAsia"/>
+          <w:color w:val="000000"/>
+          <w:spacing w:val="-10"/>
+          <w:kern w:val="28"/>
+          <w:sz w:val="22"/>
+          <w:szCs w:val="56"/>
+        </w:rPr>
+      </w:pPr>
+      <w:r>
+        <w:rPr>
+          <w:rFonts w:eastAsiaTheme="majorEastAsia"/>
+          <w:color w:val="000000"/>
+          <w:spacing w:val="-10"/>
+          <w:kern w:val="28"/>
+          <w:sz w:val="22"/>
+          <w:szCs w:val="56"/>
+        </w:rPr>
+        <w:t>Câu 1: I have some books.</w:t>
+      </w:r>
+    </w:p>
+    <w:p>
+      <w:pPr>
+        <w:shd w:val="clear" w:color="000000" w:fill="auto"/>
+        <w:spacing w:after="160"/>
+        <w:ind w:left="198"/>
+        <w:rPr>
+          <w:rFonts w:eastAsiaTheme="majorEastAsia"/>
+          <w:color w:val="000000"/>
+          <w:spacing w:val="-10"/>
+          <w:kern w:val="28"/>
+          <w:sz w:val="22"/>
+          <w:szCs w:val="56"/>
+        </w:rPr>
+      </w:pPr>
+      <w:r>
+        <w:rPr>
+          <w:rFonts w:eastAsiaTheme="majorEastAsia"/>
+          <w:color w:val="000000"/>
+          <w:spacing w:val="-10"/>
+          <w:kern w:val="28"/>
+          <w:sz w:val="22"/>
+          <w:szCs w:val="56"/>
+        </w:rPr>
+        <w:t>Câu 2: There isn't any milk in the fridge.</w:t>
+      </w:r>
+    </w:p>
+    <w:p>
+      <w:pPr>
+        <w:shd w:val="clear" w:color="000000" w:fill="auto"/>
+        <w:spacing w:after="160"/>
+        <w:ind w:left="198"/>
+        <w:rPr>
+          <w:rFonts w:eastAsiaTheme="majorEastAsia"/>
+          <w:color w:val="000000"/>
+          <w:spacing w:val="-10"/>
+          <w:kern w:val="28"/>
+          <w:sz w:val="22"/>
+          <w:szCs w:val="56"/>
+        </w:rPr>
+      </w:pPr>
+      <w:r>
+        <w:rPr>
+          <w:rFonts w:eastAsiaTheme="majorEastAsia"/>
+          <w:color w:val="000000"/>
+          <w:spacing w:val="-10"/>
+          <w:kern w:val="28"/>
+          <w:sz w:val="22"/>
+          <w:szCs w:val="56"/>
+        </w:rPr>
+        <w:t>Câu 3: Do you have any questions?</w:t>
+      </w:r>
+    </w:p>
+    <w:p>
+      <w:pPr>
+        <w:shd w:val="clear" w:color="000000" w:fill="auto"/>
+        <w:spacing w:after="160"/>
+        <w:ind w:left="198"/>
+        <w:rPr>
+          <w:rFonts w:eastAsiaTheme="majorEastAsia"/>
+          <w:color w:val="000000"/>
+          <w:spacing w:val="-10"/>
+          <w:kern w:val="28"/>
+          <w:sz w:val="22"/>
+          <w:szCs w:val="56"/>
+        </w:rPr>
+      </w:pPr>
+      <w:r>
+        <w:rPr>
+          <w:rFonts w:eastAsiaTheme="majorEastAsia"/>
+          <w:color w:val="000000"/>
+          <w:spacing w:val="-10"/>
+          <w:kern w:val="28"/>
+          <w:sz w:val="22"/>
+          <w:szCs w:val="56"/>
+        </w:rPr>
+        <w:t>Câu 4: Would you like some coffee?</w:t>
+      </w:r>
+    </w:p>
+    <w:p>
+      <w:pPr>
+        <w:shd w:val="clear" w:color="000000" w:fill="auto"/>
+        <w:spacing w:after="160"/>
+        <w:ind w:left="198"/>
+        <w:rPr>
+          <w:rFonts w:eastAsiaTheme="majorEastAsia"/>
+          <w:color w:val="000000"/>
+          <w:spacing w:val="-10"/>
+          <w:kern w:val="28"/>
+          <w:sz w:val="22"/>
+          <w:szCs w:val="56"/>
+        </w:rPr>
+      </w:pPr>
+      <w:r>
+        <w:rPr>
+          <w:rFonts w:eastAsiaTheme="majorEastAsia"/>
+          <w:color w:val="000000"/>
+          <w:spacing w:val="-10"/>
+          <w:kern w:val="28"/>
+          <w:sz w:val="22"/>
+          <w:szCs w:val="56"/>
+        </w:rPr>
+        <w:t>Câu 5: She bought some apples yesterday.</w:t>
+      </w:r>
+    </w:p>
+    <w:p>
+      <w:pPr>
+        <w:shd w:val="clear" w:color="000000" w:fill="auto"/>
+        <w:spacing w:after="160"/>
+        <w:ind w:left="198"/>
+        <w:rPr>
+          <w:rFonts w:eastAsiaTheme="majorEastAsia"/>
+          <w:color w:val="000000"/>
+          <w:spacing w:val="-10"/>
+          <w:kern w:val="28"/>
+          <w:sz w:val="22"/>
+          <w:szCs w:val="56"/>
+        </w:rPr>
+      </w:pPr>
+      <w:r>
+        <w:rPr>
+          <w:rFonts w:eastAsiaTheme="majorEastAsia"/>
+          <w:color w:val="000000"/>
+          <w:spacing w:val="-10"/>
+          <w:kern w:val="28"/>
+          <w:sz w:val="22"/>
+          <w:szCs w:val="56"/>
+        </w:rPr>
+        <w:t>Câu 6: We don't need any sugar.</w:t>
+      </w:r>
+    </w:p>
+    <w:p>
+      <w:pPr>
+        <w:shd w:val="clear" w:color="000000" w:fill="auto"/>
+        <w:spacing w:after="160"/>
+        <w:ind w:left="198"/>
+        <w:rPr>
+          <w:rFonts w:eastAsiaTheme="majorEastAsia"/>
+          <w:color w:val="000000"/>
+          <w:spacing w:val="-10"/>
+          <w:kern w:val="28"/>
+          <w:sz w:val="22"/>
+          <w:szCs w:val="56"/>
+        </w:rPr>
+      </w:pPr>
+      <w:r>
+        <w:rPr>
+          <w:rFonts w:eastAsiaTheme="majorEastAsia"/>
+          <w:color w:val="000000"/>
+          <w:spacing w:val="-10"/>
+          <w:kern w:val="28"/>
+          <w:sz w:val="22"/>
+          <w:szCs w:val="56"/>
+        </w:rPr>
+        <w:t>Câu 7: Can I have some bread, please?</w:t>
+      </w:r>
+    </w:p>
+    <w:p>
+      <w:pPr>
+        <w:shd w:val="clear" w:color="000000" w:fill="auto"/>
+        <w:spacing w:after="160"/>
+        <w:ind w:left="198"/>
+        <w:rPr>
+          <w:rFonts w:eastAsiaTheme="majorEastAsia"/>
+          <w:color w:val="000000"/>
+          <w:spacing w:val="-10"/>
+          <w:kern w:val="28"/>
+          <w:sz w:val="22"/>
+          <w:szCs w:val="56"/>
+        </w:rPr>
+      </w:pPr>
+      <w:r>
+        <w:rPr>
+          <w:rFonts w:eastAsiaTheme="majorEastAsia"/>
+          <w:color w:val="000000"/>
+          <w:spacing w:val="-10"/>
+          <w:kern w:val="28"/>
+          <w:sz w:val="22"/>
+          <w:szCs w:val="56"/>
+        </w:rPr>
+        <w:t>Câu 8: Are there any students in the classroom?</w:t>
+      </w:r>
+    </w:p>
+    <w:p>
+      <w:pPr>
+        <w:shd w:val="clear" w:color="000000" w:fill="auto"/>
+        <w:spacing w:after="160"/>
+        <w:ind w:left="198"/>
+        <w:rPr>
+          <w:rFonts w:eastAsiaTheme="majorEastAsia"/>
+          <w:color w:val="000000"/>
+          <w:spacing w:val="-10"/>
+          <w:kern w:val="28"/>
+          <w:sz w:val="22"/>
+          <w:szCs w:val="56"/>
+        </w:rPr>
+      </w:pPr>
+      <w:r>
+        <w:rPr>
+          <w:rFonts w:eastAsiaTheme="majorEastAsia"/>
+          <w:color w:val="000000"/>
+          <w:spacing w:val="-10"/>
+          <w:kern w:val="28"/>
+          <w:sz w:val="22"/>
+          <w:szCs w:val="56"/>
+        </w:rPr>
+        <w:t>Câu 9: Someone is at the door.</w:t>
+      </w:r>
+    </w:p>
+    <w:p>
+      <w:pPr>
+        <w:shd w:val="clear" w:color="000000" w:fill="auto"/>
+        <w:spacing w:after="160"/>
+        <w:ind w:left="198"/>
+        <w:rPr>
+          <w:rFonts w:eastAsiaTheme="majorEastAsia"/>
+          <w:color w:val="000000"/>
+          <w:spacing w:val="-10"/>
+          <w:kern w:val="28"/>
+          <w:sz w:val="22"/>
+          <w:szCs w:val="56"/>
+        </w:rPr>
+      </w:pPr>
+      <w:r>
+        <w:rPr>
+          <w:rFonts w:eastAsiaTheme="majorEastAsia"/>
+          <w:color w:val="000000"/>
+          <w:spacing w:val="-10"/>
+          <w:kern w:val="28"/>
+          <w:sz w:val="22"/>
+          <w:szCs w:val="56"/>
+        </w:rPr>
+        <w:t>Câu 10: You can choose any seat.</w:t>
+      </w:r>
+    </w:p>
+    <w:p>
+      <w:pPr>
+        <w:shd w:val="clear" w:color="000000" w:fill="auto"/>
+        <w:spacing w:after="120"/>
+        <w:rPr>
+          <w:color w:val="000000"/>
+          <w:sz w:val="22"/>
+        </w:rPr>
+      </w:pPr>
+    </w:p>
     <w:sectPr>
       <w:pgSz w:w="12240" w:h="15840"/>
-      <w:pgMar w:top="850" w:right="1134" w:bottom="850" w:left="1134" w:header="720" w:footer="720" w:gutter="0"/>
+      <w:pgMar w:top="1134" w:right="1134" w:bottom="1134" w:left="1247" w:header="720" w:footer="720" w:gutter="0"/>
       <w:cols w:space="720"/>
       <w:docGrid w:linePitch="360"/>
     </w:sectPr>
